--- a/resources/documents/Template_SPT_Perjadin_COLLECTIVE_V5.docx
+++ b/resources/documents/Template_SPT_Perjadin_COLLECTIVE_V5.docx
@@ -1,6 +1,6 @@
 
 <file path=word/document.xml><?xml version="1.0" encoding="utf-8"?>
-<w:document xmlns:wpc="http://schemas.microsoft.com/office/word/2010/wordprocessingCanvas" xmlns:cx="http://schemas.microsoft.com/office/drawing/2014/chartex" xmlns:cx1="http://schemas.microsoft.com/office/drawing/2015/9/8/chartex" xmlns:cx2="http://schemas.microsoft.com/office/drawing/2015/10/21/chartex" xmlns:cx3="http://schemas.microsoft.com/office/drawing/2016/5/9/chartex" xmlns:cx4="http://schemas.microsoft.com/office/drawing/2016/5/10/chartex" xmlns:cx5="http://schemas.microsoft.com/office/drawing/2016/5/11/chartex" xmlns:cx6="http://schemas.microsoft.com/office/drawing/2016/5/12/chartex" xmlns:cx7="http://schemas.microsoft.com/office/drawing/2016/5/13/chartex" xmlns:cx8="http://schemas.microsoft.com/office/drawing/2016/5/14/chartex" xmlns:mc="http://schemas.openxmlformats.org/markup-compatibility/2006" xmlns:aink="http://schemas.microsoft.com/office/drawing/2016/ink" xmlns:am3d="http://schemas.microsoft.com/office/drawing/2017/model3d" xmlns:o="urn:schemas-microsoft-com:office:office" xmlns:oel="http://schemas.microsoft.com/office/2019/extlst" xmlns:r="http://schemas.openxmlformats.org/officeDocument/2006/relationships" xmlns:m="http://schemas.openxmlformats.org/officeDocument/2006/math" xmlns:v="urn:schemas-microsoft-com:vml" xmlns:wp14="http://schemas.microsoft.com/office/word/2010/wordprocessingDrawing" xmlns:wp="http://schemas.openxmlformats.org/drawingml/2006/wordprocessingDrawing" xmlns:w10="urn:schemas-microsoft-com:office:word" xmlns:w="http://schemas.openxmlformats.org/wordprocessingml/2006/main" xmlns:w14="http://schemas.microsoft.com/office/word/2010/wordml" xmlns:w15="http://schemas.microsoft.com/office/word/2012/wordml" xmlns:w16cei="http://schemas.microsoft.com/office/word/2026/wordml/cei" xmlns:w16cex="http://schemas.microsoft.com/office/word/2018/wordml/cex" xmlns:w16cid="http://schemas.microsoft.com/office/word/2016/wordml/cid" xmlns:w16="http://schemas.microsoft.com/office/word/2018/wordml" xmlns:w16du="http://schemas.microsoft.com/office/word/2023/wordml/word16du" xmlns:w16sdtdh="http://schemas.microsoft.com/office/word/2020/wordml/sdtdatahash" xmlns:w16sdtfl="http://schemas.microsoft.com/office/word/2024/wordml/sdtformatlock" xmlns:w16se="http://schemas.microsoft.com/office/word/2015/wordml/symex" xmlns:wpg="http://schemas.microsoft.com/office/word/2010/wordprocessingGroup" xmlns:wpi="http://schemas.microsoft.com/office/word/2010/wordprocessingInk" xmlns:wne="http://schemas.microsoft.com/office/word/2006/wordml" xmlns:wps="http://schemas.microsoft.com/office/word/2010/wordprocessingShape" mc:Ignorable="w14 w15 w16se w16cid w16 w16cex w16sdtdh w16sdtfl w16du wp14">
+<w:document xmlns:wpc="http://schemas.microsoft.com/office/word/2010/wordprocessingCanvas" xmlns:cx="http://schemas.microsoft.com/office/drawing/2014/chartex" xmlns:cx1="http://schemas.microsoft.com/office/drawing/2015/9/8/chartex" xmlns:cx2="http://schemas.microsoft.com/office/drawing/2015/10/21/chartex" xmlns:cx3="http://schemas.microsoft.com/office/drawing/2016/5/9/chartex" xmlns:cx4="http://schemas.microsoft.com/office/drawing/2016/5/10/chartex" xmlns:cx5="http://schemas.microsoft.com/office/drawing/2016/5/11/chartex" xmlns:cx6="http://schemas.microsoft.com/office/drawing/2016/5/12/chartex" xmlns:cx7="http://schemas.microsoft.com/office/drawing/2016/5/13/chartex" xmlns:cx8="http://schemas.microsoft.com/office/drawing/2016/5/14/chartex" xmlns:mc="http://schemas.openxmlformats.org/markup-compatibility/2006" xmlns:aink="http://schemas.microsoft.com/office/drawing/2016/ink" xmlns:am3d="http://schemas.microsoft.com/office/drawing/2017/model3d" xmlns:o="urn:schemas-microsoft-com:office:office" xmlns:oel="http://schemas.microsoft.com/office/2019/extlst" xmlns:r="http://schemas.openxmlformats.org/officeDocument/2006/relationships" xmlns:m="http://schemas.openxmlformats.org/officeDocument/2006/math" xmlns:v="urn:schemas-microsoft-com:vml" xmlns:wp14="http://schemas.microsoft.com/office/word/2010/wordprocessingDrawing" xmlns:wp="http://schemas.openxmlformats.org/drawingml/2006/wordprocessingDrawing" xmlns:w10="urn:schemas-microsoft-com:office:word" xmlns:w="http://schemas.openxmlformats.org/wordprocessingml/2006/main" xmlns:w14="http://schemas.microsoft.com/office/word/2010/wordml" xmlns:w15="http://schemas.microsoft.com/office/word/2012/wordml" xmlns:w16cex="http://schemas.microsoft.com/office/word/2018/wordml/cex" xmlns:w16cid="http://schemas.microsoft.com/office/word/2016/wordml/cid" xmlns:w16="http://schemas.microsoft.com/office/word/2018/wordml" xmlns:w16du="http://schemas.microsoft.com/office/word/2023/wordml/word16du" xmlns:w16sdtdh="http://schemas.microsoft.com/office/word/2020/wordml/sdtdatahash" xmlns:w16sdtfl="http://schemas.microsoft.com/office/word/2024/wordml/sdtformatlock" xmlns:w16se="http://schemas.microsoft.com/office/word/2015/wordml/symex" xmlns:wpg="http://schemas.microsoft.com/office/word/2010/wordprocessingGroup" xmlns:wpi="http://schemas.microsoft.com/office/word/2010/wordprocessingInk" xmlns:wne="http://schemas.microsoft.com/office/word/2006/wordml" xmlns:wps="http://schemas.microsoft.com/office/word/2010/wordprocessingShape" mc:Ignorable="w14 w15 w16se w16cid w16 w16cex w16sdtdh w16sdtfl w16du wp14">
   <w:body>
     <w:p>
       <w:pPr>
@@ -762,101 +762,6 @@
         <w:rPr>
           <w:rFonts w:ascii="Arial"/>
           <w:b/>
-          <w:noProof/>
-          <w:sz w:val="24"/>
-        </w:rPr>
-        <mc:AlternateContent>
-          <mc:Choice Requires="wps">
-            <w:drawing>
-              <wp:anchor distT="0" distB="0" distL="0" distR="0" simplePos="0" relativeHeight="251660800" behindDoc="1" locked="0" layoutInCell="1" allowOverlap="1" wp14:anchorId="2AE606CC" wp14:editId="1F41D56B">
-                <wp:simplePos x="0" y="0"/>
-                <wp:positionH relativeFrom="page">
-                  <wp:posOffset>3721261</wp:posOffset>
-                </wp:positionH>
-                <wp:positionV relativeFrom="paragraph">
-                  <wp:posOffset>160293</wp:posOffset>
-                </wp:positionV>
-                <wp:extent cx="2126751" cy="193965"/>
-                <wp:effectExtent l="0" t="0" r="0" b="0"/>
-                <wp:wrapNone/>
-                <wp:docPr id="7" name="Graphic 7"/>
-                <wp:cNvGraphicFramePr>
-                  <a:graphicFrameLocks xmlns:a="http://schemas.openxmlformats.org/drawingml/2006/main"/>
-                </wp:cNvGraphicFramePr>
-                <a:graphic xmlns:a="http://schemas.openxmlformats.org/drawingml/2006/main">
-                  <a:graphicData uri="http://schemas.microsoft.com/office/word/2010/wordprocessingShape">
-                    <wps:wsp>
-                      <wps:cNvSpPr>
-                        <a:spLocks/>
-                      </wps:cNvSpPr>
-                      <wps:spPr>
-                        <a:xfrm>
-                          <a:off x="0" y="0"/>
-                          <a:ext cx="2126751" cy="193965"/>
-                        </a:xfrm>
-                        <a:custGeom>
-                          <a:avLst/>
-                          <a:gdLst/>
-                          <a:ahLst/>
-                          <a:cxnLst/>
-                          <a:rect l="l" t="t" r="r" b="b"/>
-                          <a:pathLst>
-                            <a:path w="1193800" h="209550">
-                              <a:moveTo>
-                                <a:pt x="1193444" y="0"/>
-                              </a:moveTo>
-                              <a:lnTo>
-                                <a:pt x="0" y="0"/>
-                              </a:lnTo>
-                              <a:lnTo>
-                                <a:pt x="0" y="209397"/>
-                              </a:lnTo>
-                              <a:lnTo>
-                                <a:pt x="1193444" y="209397"/>
-                              </a:lnTo>
-                              <a:lnTo>
-                                <a:pt x="1193444" y="0"/>
-                              </a:lnTo>
-                              <a:close/>
-                            </a:path>
-                          </a:pathLst>
-                        </a:custGeom>
-                        <a:solidFill>
-                          <a:srgbClr val="FFFFFF"/>
-                        </a:solidFill>
-                      </wps:spPr>
-                      <wps:bodyPr wrap="square" lIns="0" tIns="0" rIns="0" bIns="0" rtlCol="0">
-                        <a:prstTxWarp prst="textNoShape">
-                          <a:avLst/>
-                        </a:prstTxWarp>
-                        <a:noAutofit/>
-                      </wps:bodyPr>
-                    </wps:wsp>
-                  </a:graphicData>
-                </a:graphic>
-                <wp14:sizeRelH relativeFrom="margin">
-                  <wp14:pctWidth>0</wp14:pctWidth>
-                </wp14:sizeRelH>
-                <wp14:sizeRelV relativeFrom="margin">
-                  <wp14:pctHeight>0</wp14:pctHeight>
-                </wp14:sizeRelV>
-              </wp:anchor>
-            </w:drawing>
-          </mc:Choice>
-          <mc:Fallback>
-            <w:pict>
-              <v:shape w14:anchorId="15701D06" id="Graphic 7" o:spid="_x0000_s1026" style="position:absolute;margin-left:293pt;margin-top:12.6pt;width:167.45pt;height:15.25pt;z-index:-251655680;visibility:visible;mso-wrap-style:square;mso-width-percent:0;mso-height-percent:0;mso-wrap-distance-left:0;mso-wrap-distance-top:0;mso-wrap-distance-right:0;mso-wrap-distance-bottom:0;mso-position-horizontal:absolute;mso-position-horizontal-relative:page;mso-position-vertical:absolute;mso-position-vertical-relative:text;mso-width-percent:0;mso-height-percent:0;mso-width-relative:margin;mso-height-relative:margin;v-text-anchor:top" coordsize="1193800,209550" o:gfxdata="UEsDBBQABgAIAAAAIQC2gziS/gAAAOEBAAATAAAAW0NvbnRlbnRfVHlwZXNdLnhtbJSRQU7DMBBF 90jcwfIWJU67QAgl6YK0S0CoHGBkTxKLZGx5TGhvj5O2G0SRWNoz/78nu9wcxkFMGNg6quQqL6RA 0s5Y6ir5vt9lD1JwBDIwOMJKHpHlpr69KfdHjyxSmriSfYz+USnWPY7AufNIadK6MEJMx9ApD/oD OlTrorhX2lFEilmcO2RdNtjC5xDF9pCuTyYBB5bi6bQ4syoJ3g9WQ0ymaiLzg5KdCXlKLjvcW893 SUOqXwnz5DrgnHtJTxOsQfEKIT7DmDSUCaxw7Rqn8787ZsmRM9e2VmPeBN4uqYvTtW7jvijg9N/y JsXecLq0q+WD6m8AAAD//wMAUEsDBBQABgAIAAAAIQA4/SH/1gAAAJQBAAALAAAAX3JlbHMvLnJl bHOkkMFqwzAMhu+DvYPRfXGawxijTi+j0GvpHsDYimMaW0Yy2fr2M4PBMnrbUb/Q94l/f/hMi1qR JVI2sOt6UJgd+ZiDgffL8ekFlFSbvV0oo4EbChzGx4f9GRdb25HMsYhqlCwG5lrLq9biZkxWOiqY 22YiTra2kYMu1l1tQD30/bPm3wwYN0x18gb45AdQl1tp5j/sFB2T0FQ7R0nTNEV3j6o9feQzro1i OWA14Fm+Q8a1a8+Bvu/d/dMb2JY5uiPbhG/ktn4cqGU/er3pcvwCAAD//wMAUEsDBBQABgAIAAAA IQBK9somMAIAAMUEAAAOAAAAZHJzL2Uyb0RvYy54bWysVMFu2zAMvQ/YPwi6L3bSJG2MOMXQIsOA oivQDDsrshwbk0VNUmLn70fJlmt0pw3zQaasJ/LxkfT2vmskuQhja1A5nc9SSoTiUNTqlNPvh/2n O0qsY6pgEpTI6VVYer/7+GHb6kwsoAJZCEPQibJZq3NaOaezJLG8Eg2zM9BC4WEJpmEOt+aUFIa1 6L2RySJN10kLptAGuLAWvz72h3QX/Jel4O5bWVrhiMwpcnNhNWE9+jXZbVl2MkxXNR9osH9g0bBa YdDR1SNzjJxN/YerpuYGLJRuxqFJoCxrLkIOmM08fZfNa8W0CLmgOFaPMtn/55Y/X171i/HUrX4C /tOiIkmrbTae+I0dMF1pGo9F4qQLKl5HFUXnCMePi/lifbuaU8LxbL652axXXuaEZfE2P1v3RUDw xC5P1vVVKKLFqmjxTkXTYC19FWWooqMEq2gowSoe+ypq5vw9T8+bpMXoGP4uxbpXSCvdrFZpKFID F3GAAHQ+DQ9bLpeUxGSQ6xtGqikWnU1Q8Sy+dfDXYzDgzeZ2SD0C4rsHTgP/JTy0LvKMDrkEK3qZ ffZB71ERxE01tyDrYl9LGcpuTscHaciFobj78AycJ7DQEX0T+HY4QnF9MaTFucmp/XVmRlAivyps TD9k0TDROEbDOPkAYRSD+sa6Q/eDGU00mjl12EPPENueZbE5kL8H9Fh/U8Hns4Oy9p0TuPWMhg3O Ssh/mGs/jNN9QL39fXa/AQAA//8DAFBLAwQUAAYACAAAACEAA3gS1eUAAAAOAQAADwAAAGRycy9k b3ducmV2LnhtbEyPQUvDQBCF74L/YRnBS7EbA6ltmk0RRcTiQWuRHrfZMRvMzsbsJo3/3vGkl4Hh vXnzvmIzuVaM2IfGk4LreQICqfKmoVrB/u3hagkiRE1Gt55QwTcG2JTnZ4XOjT/RK467WAsOoZBr BTbGLpcyVBadDnPfIbH24XunI699LU2vTxzuWpkmyUI63RB/sLrDO4vV525wCkzzfNi+4FAfvux+ nDXb7vF99qTU5cV0v+ZxuwYRcYp/F/DLwP2h5GJHP5AJolWQLRcMFBWkWQqCDas0WYE4spLdgCwL +R+j/AEAAP//AwBQSwECLQAUAAYACAAAACEAtoM4kv4AAADhAQAAEwAAAAAAAAAAAAAAAAAAAAAA W0NvbnRlbnRfVHlwZXNdLnhtbFBLAQItABQABgAIAAAAIQA4/SH/1gAAAJQBAAALAAAAAAAAAAAA AAAAAC8BAABfcmVscy8ucmVsc1BLAQItABQABgAIAAAAIQBK9somMAIAAMUEAAAOAAAAAAAAAAAA AAAAAC4CAABkcnMvZTJvRG9jLnhtbFBLAQItABQABgAIAAAAIQADeBLV5QAAAA4BAAAPAAAAAAAA AAAAAAAAAIoEAABkcnMvZG93bnJldi54bWxQSwUGAAAAAAQABADzAAAAnAUAAAAA " path="m1193444,l,,,209397r1193444,l1193444,xe" stroked="f">
-                <v:path arrowok="t"/>
-                <w10:wrap anchorx="page"/>
-              </v:shape>
-            </w:pict>
-          </mc:Fallback>
-        </mc:AlternateContent>
-      </w:r>
-      <w:r>
-        <w:rPr>
-          <w:rFonts w:ascii="Arial"/>
-          <w:b/>
           <w:sz w:val="24"/>
         </w:rPr>
         <w:t>SURAT</w:t>
@@ -884,20 +789,13 @@
       <w:pPr>
         <w:pStyle w:val="BodyText"/>
         <w:spacing w:line="291" w:lineRule="exact"/>
-        <w:ind w:left="4517"/>
+        <w:jc w:val="center"/>
       </w:pPr>
       <w:r>
         <w:rPr>
           <w:position w:val="-2"/>
         </w:rPr>
         <w:t>NOMOR : ${nomor_surat}</w:t>
-      </w:r>
-      <w:r>
-        <w:rPr>
-          <w:spacing w:val="-13"/>
-          <w:position w:val="-2"/>
-        </w:rPr>
-        <w:t xml:space="preserve"> </w:t>
       </w:r>
     </w:p>
     <w:tbl>
@@ -1284,7 +1182,7 @@
               <w:jc w:val="both"/>
             </w:pPr>
             <w:r>
-              <w:t>${pemisah_kepada}</w:t>
+              <w:t>:</w:t>
             </w:r>
           </w:p>
         </w:tc>
@@ -1354,16 +1252,6 @@
             <w:r>
               <w:t>Jabatan</w:t>
             </w:r>
-          </w:p>
-          <w:p/>
-          <w:p/>
-          <w:p>
-            <w:pPr>
-              <w:rPr>
-                <w:sz w:val="24"/>
-                <w:szCs w:val="24"/>
-              </w:rPr>
-            </w:pPr>
           </w:p>
           <w:p>
             <w:pPr>
@@ -1792,7 +1680,7 @@
               </wp:anchor>
             </w:drawing>
           </mc:Choice>
-          <mc:Fallback>
+          <mc:Fallback xmlns:w16cei="http://schemas.microsoft.com/office/word/2026/wordml/cei">
             <w:pict>
               <v:shapetype w14:anchorId="7F3245EF" id="_x0000_t202" coordsize="21600,21600" o:spt="202" path="m,l,21600r21600,l21600,xe">
                 <v:stroke joinstyle="miter"/>
@@ -1897,7 +1785,7 @@
               </wp:anchor>
             </w:drawing>
           </mc:Choice>
-          <mc:Fallback>
+          <mc:Fallback xmlns:w16cei="http://schemas.microsoft.com/office/word/2026/wordml/cei">
             <w:pict>
               <v:shape w14:anchorId="08471DCA" id="Graphic 10" o:spid="_x0000_s1026" style="position:absolute;margin-left:412.9pt;margin-top:67.4pt;width:80.4pt;height:16.5pt;z-index:15731200;visibility:visible;mso-wrap-style:square;mso-wrap-distance-left:0;mso-wrap-distance-top:0;mso-wrap-distance-right:0;mso-wrap-distance-bottom:0;mso-position-horizontal:absolute;mso-position-horizontal-relative:page;mso-position-vertical:absolute;mso-position-vertical-relative:text;v-text-anchor:top" coordsize="1021080,209550" o:gfxdata="UEsDBBQABgAIAAAAIQC2gziS/gAAAOEBAAATAAAAW0NvbnRlbnRfVHlwZXNdLnhtbJSRQU7DMBBF 90jcwfIWJU67QAgl6YK0S0CoHGBkTxKLZGx5TGhvj5O2G0SRWNoz/78nu9wcxkFMGNg6quQqL6RA 0s5Y6ir5vt9lD1JwBDIwOMJKHpHlpr69KfdHjyxSmriSfYz+USnWPY7AufNIadK6MEJMx9ApD/oD OlTrorhX2lFEilmcO2RdNtjC5xDF9pCuTyYBB5bi6bQ4syoJ3g9WQ0ymaiLzg5KdCXlKLjvcW893 SUOqXwnz5DrgnHtJTxOsQfEKIT7DmDSUCaxw7Rqn8787ZsmRM9e2VmPeBN4uqYvTtW7jvijg9N/y JsXecLq0q+WD6m8AAAD//wMAUEsDBBQABgAIAAAAIQA4/SH/1gAAAJQBAAALAAAAX3JlbHMvLnJl bHOkkMFqwzAMhu+DvYPRfXGawxijTi+j0GvpHsDYimMaW0Yy2fr2M4PBMnrbUb/Q94l/f/hMi1qR JVI2sOt6UJgd+ZiDgffL8ekFlFSbvV0oo4EbChzGx4f9GRdb25HMsYhqlCwG5lrLq9biZkxWOiqY 22YiTra2kYMu1l1tQD30/bPm3wwYN0x18gb45AdQl1tp5j/sFB2T0FQ7R0nTNEV3j6o9feQzro1i OWA14Fm+Q8a1a8+Bvu/d/dMb2JY5uiPbhG/ktn4cqGU/er3pcvwCAAD//wMAUEsDBBQABgAIAAAA IQBMTUPZJQIAAMUEAAAOAAAAZHJzL2Uyb0RvYy54bWysVMFu2zAMvQ/YPwi6L3ZStGiNOMXQIsOA oivQFDsrshwbk0WNUmLn70fJkWtspw3zQabMJ+rxkfT6fug0Oyl0LZiSLxc5Z8pIqFpzKPnbbvvp ljPnhamEBqNKflaO328+flj3tlAraEBXChkFMa7obckb722RZU42qhNuAVYZctaAnfC0xUNWoegp eqezVZ7fZD1gZRGkco6+Po5Ovonx61pJ/62unfJMl5y4+bhiXPdhzTZrURxQ2KaVFxriH1h0ojV0 6RTqUXjBjtj+EaprJYKD2i8kdBnUdStVzIGyWea/ZfPaCKtiLiSOs5NM7v+Flc+nV/uCgbqzTyB/ OFIk660rJk/YuAtmqLELWCLOhqjieVJRDZ5J+rjMV8v8lsSW5Fvld9fXUeZMFOm0PDr/RUGMJE5P zo9VqJIlmmTJwSQTqZahijpW0XNGVUTOqIr7sYpW+HAu0Asm62dUmolJcHdwUjuIQB/SIMb5zeqK s5QMcX3HaDPHUl4zVPKlt43xRgylfnV3G7hRuARI7xE4v/gv4UnTFFBqcGq8K2QfL50UIQJzzR3o ttq2WgcJHB72DxrZSZC42/hcOM9gsSPGJgjtsIfq/IKsp7kpuft5FKg4018NNWYYsmRgMvbJQK8f II5iVB+d3w3fBVpmySy5px56htT2okjNQfwDYMSGkwY+Hz3UbeicyG1kdNnQrMT8L3MdhnG+j6j3 v8/mFwAAAP//AwBQSwMEFAAGAAgAAAAhAFtRNyjiAAAAEAEAAA8AAABkcnMvZG93bnJldi54bWxM T0tPwzAMviPxHyIjcWMpYwuhazpVPC5IHOg4cEyb0FYkTmmytfx7zAkulu3P/h7FfvGOnewUh4AK rlcZMIttMAN2Ct4OT1cSWEwajXYBrYJvG2Ffnp8VOjdhxld7qlPHiARjrhX0KY0557HtrddxFUaL hH2EyetE49RxM+mZyL3j6ywT3OsBSaHXo73vbftZH70C8YwNVrqq07J1B/n10j2+b2alLi+Whx2V agcs2SX9fcBvBvIPJRlrwhFNZE6BXG/JfyLgZkMNXdxJIYA1tBG3EnhZ8P9Byh8AAAD//wMAUEsB Ai0AFAAGAAgAAAAhALaDOJL+AAAA4QEAABMAAAAAAAAAAAAAAAAAAAAAAFtDb250ZW50X1R5cGVz XS54bWxQSwECLQAUAAYACAAAACEAOP0h/9YAAACUAQAACwAAAAAAAAAAAAAAAAAvAQAAX3JlbHMv LnJlbHNQSwECLQAUAAYACAAAACEATE1D2SUCAADFBAAADgAAAAAAAAAAAAAAAAAuAgAAZHJzL2Uy b0RvYy54bWxQSwECLQAUAAYACAAAACEAW1E3KOIAAAAQAQAADwAAAAAAAAAAAAAAAAB/BAAAZHJz L2Rvd25yZXYueG1sUEsFBgAAAAAEAAQA8wAAAI4FAAAAAA== " path="m1020623,l,,,209398r1020623,l1020623,xe" stroked="f">
                 <v:path arrowok="t"/>
@@ -2063,7 +1951,7 @@
               </wp:anchor>
             </w:drawing>
           </mc:Choice>
-          <mc:Fallback>
+          <mc:Fallback xmlns:w16cei="http://schemas.microsoft.com/office/word/2026/wordml/cei">
             <w:pict>
               <v:shape w14:anchorId="5085EB91" id="Textbox 12" o:spid="_x0000_s1027" type="#_x0000_t202" style="position:absolute;left:0;text-align:left;margin-left:50.2pt;margin-top:10.35pt;width:252.8pt;height:64.45pt;z-index:251653632;visibility:visible;mso-wrap-style:square;mso-wrap-distance-left:0;mso-wrap-distance-top:0;mso-wrap-distance-right:0;mso-wrap-distance-bottom:0;mso-position-horizontal:absolute;mso-position-horizontal-relative:page;mso-position-vertical:absolute;mso-position-vertical-relative:text;v-text-anchor:top" o:gfxdata="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" filled="f" strokeweight="2pt">
                 <v:path arrowok="t"/>
@@ -2271,7 +2159,7 @@
               </wp:anchor>
             </w:drawing>
           </mc:Choice>
-          <mc:Fallback>
+          <mc:Fallback xmlns:w16cei="http://schemas.microsoft.com/office/word/2026/wordml/cei">
             <w:pict>
               <v:shape w14:anchorId="2AA8DF13" id="Textbox 11" o:spid="_x0000_s1028" type="#_x0000_t202" style="position:absolute;margin-left:397.1pt;margin-top:8.7pt;width:76.55pt;height:76.55pt;z-index:251652608;visibility:visible;mso-wrap-style:square;mso-wrap-distance-left:0;mso-wrap-distance-top:0;mso-wrap-distance-right:0;mso-wrap-distance-bottom:0;mso-position-horizontal:absolute;mso-position-horizontal-relative:page;mso-position-vertical:absolute;mso-position-vertical-relative:text;v-text-anchor:top" o:gfxdata="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" filled="f" stroked="f">
                 <v:textbox inset="0,0,0,0">
@@ -2857,7 +2745,7 @@
                     </wp:anchor>
                   </w:drawing>
                 </mc:Choice>
-                <mc:Fallback>
+                <mc:Fallback xmlns:w16cei="http://schemas.microsoft.com/office/word/2026/wordml/cei">
                   <w:pict>
                     <v:group w14:anchorId="026C0BE7" id="Group 14" o:spid="_x0000_s1026" style="position:absolute;margin-left:104.9pt;margin-top:-1.8pt;width:68.35pt;height:14.75pt;z-index:-251653632;mso-wrap-distance-left:0;mso-wrap-distance-right:0" coordsize="8680,1873" o:gfxdata="UEsDBBQABgAIAAAAIQCxgme2CgEAABMCAAATAAAAW0NvbnRlbnRfVHlwZXNdLnhtbJSRwU7DMAyG 70i8Q5QralN2QAit3YGOIyA0HiBK3DaicaI4lO3tSbpNgokh7Rjb3+8vyXK1tSObIJBxWPPbsuIM UDltsK/5++apuOeMokQtR4dQ8x0QXzXXV8vNzgOxRCPVfIjRPwhBagArqXQeMHU6F6yM6Rh64aX6 kD2IRVXdCeUwAsYi5gzeLFvo5OcY2XqbynsTjz1nj/u5vKrmxmY+18WfRICRThDp/WiUjOluYkJ9 4lUcnMpEzjM0GE83SfzMhtz57fRzwYF7SY8ZjAb2KkN8ljaZCx1IwMK1TpX/Z2RJS4XrOqOgbAOt Z+rodC5buy8MMF0a3ibsDaZjupi/tPkGAAD//wMAUEsDBBQABgAIAAAAIQA4/SH/1gAAAJQBAAAL AAAAX3JlbHMvLnJlbHOkkMFqwzAMhu+DvYPRfXGawxijTi+j0GvpHsDYimMaW0Yy2fr2M4PBMnrb Ub/Q94l/f/hMi1qRJVI2sOt6UJgd+ZiDgffL8ekFlFSbvV0oo4EbChzGx4f9GRdb25HMsYhqlCwG 5lrLq9biZkxWOiqY22YiTra2kYMu1l1tQD30/bPm3wwYN0x18gb45AdQl1tp5j/sFB2T0FQ7R0nT NEV3j6o9feQzro1iOWA14Fm+Q8a1a8+Bvu/d/dMb2JY5uiPbhG/ktn4cqGU/er3pcvwCAAD//wMA UEsDBBQABgAIAAAAIQCj2UTiqgMAAKILAAAOAAAAZHJzL2Uyb0RvYy54bWzkVttu3DYQfS/QfxD0 Hkt7XwteB0VcGwaC1Ghc9JlLUSsiFMmS3Iv/vocX7aq7SRunRVGgBqwdisPhmcM5I968PXQi2zFj uZKrfHRV5hmTVNVcblb5L8/3b5Z5Zh2RNRFKslX+wmz+9vb77272umJj1SpRM5MhiLTVXq/y1jld FYWlLeuIvVKaSUw2ynTEYWg2RW3IHtE7UYzLcl7slam1UZRZi7d3cTK/DfGbhlH3U9NY5jKxyoHN hacJz7V/Frc3pNoYoltOEwzyDSg6wiU2PYa6I45kW8MvQnWcGmVV466o6grVNJyykAOyGZVn2TwY tdUhl0213+gjTaD2jKdvDks/7B6M/qifTEQP872inyx4KfZ6Uw3n/Xhzcj40pvOLkER2CIy+HBll B5dRvFzOl+V0mmcUU6PlYjKeRcZpi2O5WEXbH/90XUGquGmAdoSiOa3wn+iBdUHPX5cRVrmtYXkK 0n1VjI6YT1v9BiepieNrLrh7CVWJM/Og5O6JU8+sH4DJJ5PxGkTM8kySDmp47MiGZRiD7t7Hr/Ds XwRYC67vuRCec28nqCjms2L4TLax0O4U3XZMuqgcwwRQK2lbrm2emYp1awZ45rEe4cSgWgeI2nDp 4qFZZ5ijrd+/AY6fIS4PlFTHiQD6hNOnYFNpnVXLcjxDWaAqJotyOonxj0Uzu55N5qlopvPleOnn j4dPKm2se2Cqy7wBwAACxklFdu9tgtS7JCIjigAPoHx3QLuxPYUYXZD4KkV9bIlmgODDDs4ZOcRz fkgNZjT3mSQvL7o0+gJJ88kMPQskBQO+pDpxNB7NrxNHi+k8CmvAEd1Gjoa8oD3VkSFw1fYWPcje 9Ez6TilCp3QoCrCbZ+iU63hEqHO/zgf1ZraHxGcRSYvCjkD8bKd27FkFP+d1Dq9yOg7JhKYLpCcX IYeuMeXeq5/rf3UIF32w3/S6L47eof+NjoN9X+d9vj8VyjIcAYD7zI9GYAMvh3xbJXjdS9Wazfqd MNmOgNj78JfKeeCGhmaTVLy1VvULmsUeZbPK7W9b4juTeJQoU/8R6w3TG+veME68U+FTF6iHPJ4P vxKjk1IcyueD6qv1QjDR16+U6oetUw0PajohQtZ+AOX8WxJaXEho8X+V0Gdq/ksS+seq/o9i+pvK fI2EhPS9ZTRelGVo7QOt4HvzNZKKn4k7YtsovRAhKU/IVMmx8Z4K/L8tuXDtwUUwNJ90afU3zeE4 JHa6Wt/+DgAA//8DAFBLAwQKAAAAAAAAACEA5zRKrxAQAAAQEAAAFAAAAGRycy9tZWRpYS9pbWFn ZTEucG5niVBORw0KGgoAAAANSUhEUgAAALwAAAAgCAYAAACo7RKTAAAABmJLR0QA/wD/AP+gvaeT AAAACXBIWXMAAA7EAAAOxAGVKw4bAAAPsElEQVR4nO2caXdbxw2Gn+EmSrIWO5LteEvStP3/v6Yf epom8e4q1kpxJ28/AC8HvLyUKJly4x7hHB4udxYMBsBgG6aiKFgGKaUEUFzV6B7u4RuCtIyXU0oN YAMogEFRFJOvidg93MNdwALDp5RqQB3YBZ4CI+A/QAeYrKLt/WRIQA0TmOnXOiXuT6X1wZfQUn1v 2/+Gc4lnEzDhCn5rlDo1gS1gBzgAvgfGmKY/Bi5SSt2iKMZXTKwx2o5Ex19jbyNhKKqQuu75FYtO Pnfbv/aB4T3j3xwqaDnAaDldsX8d45kWMEkp9ZbxzJqgBTzy9z7Q8TkXrJKGI5gcwcfAc+AhmWkL 4AFwiWn6tymlk6IoRnEgH6OFnQrPgT1gCPwG9FNKE0wANjFidvx57C8i13y+uTmugRp2Kr3yz2+B zzcc4x4MRMsfsD17j+398KpOMMdLz4DvgC7we0rp4i6Uj8+36bgeAAPgE/AmpXRWZnpp+KYj97O/ TzFGkUlSYAy85W0nKaXT0mAi0o+Y4Ex9cmmFOrCPCUML+MUFR0RoOsJPsdPgt5TS+AZE0sKfOi4n /rqHm0PCFM9jbF/OMeWxKjQwpfk9cAZ8WDeCJSgwUyb5vG3/PnCLZMZDjSAhzzFmHwJvMGZ9hjH+ iQ/01F9nmOT2wqQNTCj2cIbFFnruY+gE+cG/v3YEi4DDC4xIxwRz6wYgk6rur3u4HRTYHnawfRj6 b6vCFOONC+ykvjNzpiiKIqV0CfwLE8pXwCHGax8dj8zwGJNsYTZQ8kZvMIb5jnxEdLxdC2PORkop +YTJx9r2fhcYsx9hkgbZnNl0BGZOjX9uMG/7z2z5qoVe4RSliuZfDFrrijhcO9ZN+n2NuUtzTIFT 4B8YPXuUzJkyTnFczI5+jfHNGLiswn9Z/2XrWdamKIpRSunU593AeFm8OscPYvgNf00wjXyJMW9B Nk16od0pmZEFdZ8Abz8IbRoYo7d8vrojtJVSkunUxrRzdHwH7jDNTBt3jBtkTT5NKUmDrJ3ZgzA3 nd7a+AaZftOU0tDxrHTsfJyIu/pNsBNvIQLma20BNV/jOIyhuSdOw+vm1v7o5Bz7mFN/Vg+4SMP3 MZqOwliz+VNKU29X9zWp7djpNA0v9RceyfGehPVoP2frCXRrXrVmbzvCLA/5iw0qGB6ynV4Lg8aG BSYEv/uzMYsRECGGP4+2+y7ZiZHUvcCY+tTbPMGiQy2y87mDnTjnvkE6RR5iptOGE/gSO4EWJHoN IPwfY3Q4IptvD8hH/jlwklLqEAQU5hh3N/RrYnTqed+zisjCBkaXTbIi2vRxtn3uAWZiHldF0JzB NjH/aR+PvIR5uz7WFkbDI4ymDzDzte6/naSUCp/zwNcxcJwe+Hd8zFMfbxcTmg8ppa4/b/u4Tcx0 HWP7vEvezwvg1GmZ/NnDQO8B7qP5mkUz8TFkflxg+AlZI2/5wH+QTQp1mDhxlh05sW18XsMI/sgR lrly4PMX/puOIWn/Q39+joWZmtiGvcKYoEXWHhNsAydOyHUmyWLEQubftq+lRj6xRhjdXvv7CGbM vuU4v/CxZKqJXj3MBHyfUjovimIcoh1PnTbHGPMogiYNVsP25R05GjLxuesYM73AFM4W+dQusD2/ wJhwC1MuZxgTbmO0lmBe+HvT8XmJCXoP25cHvpbPjtuer/kMY87I8M9LNNz3tYo3xlhU6J2v8bnT LWr5S6f165RSJ/BkVN4abwZiuJ4jtYsx2tCJ2/bJZ0f3NfZilXaVA3PsRJUU/+G/nTliInrdiXPk OMkx3sEiQC98nhNsE6ZOvD1MsLb893VB9C8eOP5Dn+Pc2+xip9cLjE6jlNKJ49bGmO0v3r/r6+5h Qrvn/RWu/TWldE7etLY/b/u8Y4xmQ/9NmluabwD0SsGIH/3zGaZ9Y99n/nmK0VRaMYaQZa7gz1tk 5TXyvl3HuU8WjC3HRye/+rcxwd0gm06ffRxp85dkIVI+R3h/56/C96BPNsUmZGWyyPDudPawuLUi KS+9k+yqx47oZUqpv6TMIJo00iCQ/YL3TsAdbLPfYlIsG35MNlPOMek9cYI1fIHf++c3/rzj82yS mWrhGFsDRPu7jjljb31+MIF7iZ0Cjx1v5RH2yJr9GIte6QSQBn6JMeZzTJB6zOcP5K9ceH+ZAk2f 76+OwyHwyZNuDXIYeBuj9a+O2yT0lSAqrBfXnKimpZhpA4+zkxlWDPfkmv7Kubz3NUl5PAT+5rg9 wQT0N0wBiuGf+5plSn12f0QMPw04RmGb2fDSuIUv4ADbiA3/LO1wBHx0j3gUtL0Wr0RVDw9FuUDJ Vo1S2AW67mzUmJdSOR/SGlsYw7edMO8IZgM59LRDPrbXDXLkTsL8Evw+Rtg97Lh/hAlFHaPfPrZZ bzHTpR9wlGO4g232YWltgiHGHB/IdKlhm7tPPoGkjVs+3g6mNN5hTK+5lYZve5vbhIFVdvIW4w+N u7NCX/GaFN/A+07JNFQ+RabWFFMkTUzBbeMRwzCmTgxZDM2U0kDObQNmTDnEGLqDEfUpprEUXTnE NnQH+DfwhzNyw397jBG8jx+bFebPMkYsKp7pN9mye/75FNN0M4Hz6MKF4//kinm+FPoYM54Toio+ f4ecr3hAdqD3/PM5xrQyjwTa5Cg0Zec7mp29EI2ZeBTr0seQ6QnGFLKRTzC69UPfwh3JP8g28k1h 6ONeyll2U2oV+otm52RekXJUhEfmWy/4JVOyaSdzM9JKDq3MzGMs8tMrimIyk2qfcBS0MZjmOMeY accHeOYTSgNHR3KMaTY5PusAHX+q3JSNOINwinTJpsK6ISZj4ukW55f2VPhWdnSTbHY9ZJ4htD5p 2RaLDK9Nlr1cxktmRBxTghXj6GVGVMi5jwnHTRWFeOU2ez0h7+UyZac2k4pnMRozK3Jzc+4j+cT8 GdP2r1NK3Vg8FjtJykbkzGuLbJsdYqfAxAd9hm3o7MhdY91EObw0pbqwTOUQiivfBShOXRXv1gZB ZlwxfwMj+iHVzCEGHfpL0Z+45mXzLgPlVxT1WIbzbcYW3Lav5l2GV2xXFubrQGbne3K0D+z07zbc fpZGmroDq0k0odLEe2RbWtEQLXrTf1emdF1FW9ERAWeCquwjVDpI64RlTpigFtpEZp2Qi+8GVG9g DFF2mHf8odrsuw5Es9qVra5/vgzEuF/Sd5U13WTdclbl6I/JvuFMEz3GIiAjzJM/q5hQCR5l+zTY kX9/iQnESyyaMypFc4rS+6ogU2KACZXitWWIdTR3BVIOWjswl43d8DbS1KPw3sFOSjl3Vbg3yA77 bRlJoPwK5FOmbF8Lb2XAvzbcha+lIsTn2JpeYw57pyiKQhpJiZHvMaaNcVdBLfw+IW/khQ/4u//2 ELPrmxXISKKrNGVR8VwbJCYA88zFWMCM4TYwR6XF3YAiHzvARql2RNWFu+REUI+ciZyS6dEn3xHo hOd7mOLZ48uFVjRT2HabXOdkCKdZOfcutv8LafhvDQIfHGI+yQnGl7PSZsW/e+QEjlL8sYCrgRHm ANu4LrZRE/f6e7i3To4tN6NfQD7aNW/b22geaXJ8jhY5jjokO8LCYzOlVE/50sk+xjBKna8bIjH3 gVZKqRYyqQeYsI/JiSVFDPpU01ZZ6CdYXPknzGS8TYiwDANydnYbi7o9TCm1vUSjjYX+nmHM8U0z u4P2aJ8lET2VFqjeWfXkQ4xgYp5D5rOwR2TNBPNmB+TiqAjSOso+PiVnymSzKtS0g502dX8+8Dn3 MeZ45e2OHf9tbOP2uVuTRjX9P2C0U63HQ8epjdFR8e4pFvZ7RE4sgUWy+mG8Fz5GF9ugay9arAAq 6/4U5m5idFQZySFZif2/XJSJAYMBpaK8hid+OpitI/vnR4yRNsmJjaZ//oiZML2S0xgdmIWULl4m ijHJAcYg+1ji4TdyvUYPY/ifMUb5FfO4dTypluPv5PoZhfG65PDluu1DOc8jn3+XnDZX6PEEo6My ofia3pKTUArhKoPcdvy7mI3/ifkQ4qrO3dyafV8vMJopuvbEcdA+qSRACiqOUQ7/lee6CqfimjZX jb1qmzh+DFHG7GoMdgDzmdYjMgEekavxFIXpkAt6lJ4uIxBr38safkJm2iE5IyrBGGKbrfKGDf9d 4whHxZVVi6EY9WdMoGTrx2zmOkDJnw/kmg+dgEOMNroD0A9JKa1rgJ1Wh95vkxwyPMUUySfgoiiK iZuDY++jIrqqkKb27DPZWda6ZV6NvL8Kz2rkRNYUUy7bzEfnhuSLONGJVsTpM0bjqvi+EoGf/T2e HiOyeXrJIh/F9Sg8Xh5/RC5RvwhjxBC2LIa5vssyrarLeEVOiR87gssu5EYNv+Dxu8ZR3cURWRPL wZNp9Qum0VuBKEPvPyCXC2+FMXo+jqrsUvi+TpDQqkRYTCvntIfZizOt4ow/SClJIN+Tw8CQ7xr0 CH+H4nvSxbLab3DHvSIUOyTTZIpHI0JJcou8hx/Jzqnq6/fIVafj8PmEfAGki2dDfQ/ekWtnYqVi TP689vnmLoAku530T8ej72uOa4rrKcjmbhw/jjHEFYwriXLV7iLDh41RplUSrWN7VstwRUIpDh4T J5EYE4/zq35EU2tBYzevLsPz2ZzebuCF/hfkY3ji46gQbi1/DVGKxGiNSomr6E3a5Mq/MPGSX51A og/ed1p1ecP7nIfvC+O7IpDAxDYyTw8wpvhAzpsI2pjDqmrJHvlSxcCV4NzcvoeX2B4tw2ns5tQC 3oXdTjqrenbNemKbhTECs0ugF8wZqIgGeGcVd+kyQJ/rS4OVpoZcFdl1jRCZ9krb7brn3mbuFk1F f4B4O+e2EYiC6vh04Zr4RnX3YW0rx9hXEdwlbRSxkPNfx5hehXZNcpZ8A9Poc2bTsrm/AKeV+t90 /LDPukhSx3hxIQtcGf4KmvIt7u1et4CgdQeY1vgBI6r+xOku/5dkGWyQM8M3ZXrZsYrExN+/BdBJ 3cd8op8w80Wmjy777JF9k3PWe3nma4GKG+WY18jRvWqTpgx+LM3syRUmlYP1iVy/rozkQsHXXYMf cbp8objsTaDABPgN4bYX1cVOf0aYYI7d7+SqzceYiVOQw7e6cP+Gxcjbnx5K+6ybcGf4PxaU13Nl guMmi3ct38H/eAkjsFLrX5omvy3Imx9xO4afOZOYE6a8wf9qPStDcDBlxjwi3xmWjdvBghEq8f0W tTvMR44UzdOFkTlY+meqt4U0/zdr4KGrKqfsriHgcptbULK1FVJTaYBuy38TmtA1oP4pINYaKRGo 5MyfXoiXgWeOdRFENUSjqjWtneEdgRlz/RkYoyLasjKEcFosk/gmoYoO3/J6IqzKc/8FeZX3scTf l7AAAAAASUVORK5CYIJQSwMEFAAGAAgAAAAhAA3n4+HlAAAADgEAAA8AAABkcnMvZG93bnJldi54 bWxMj09rg0AQxe+FfodlCr0lq7FKY1xDSP+cQqBJofS20YlK3FlxN2q+faen9jIwvDdvfi9bT6YV A/ausaQgnAcgkApbNlQp+Dy+zZ5BOK+p1K0lVHBDB+v8/i7TaWlH+sDh4CvBIeRSraD2vkuldEWN Rru57ZBYO9veaM9rX8my1yOHm1YugiCRRjfEH2rd4bbG4nK4GgXvox43Ufg67C7n7e37GO+/diEq 9fgwvax4bFYgPE7+7wJ+OzA/5Ax2slcqnWgVLIIl83sFsygBwYboKYlBnFiJlyDzTP6vkf8AAAD/ /wMAUEsDBBQABgAIAAAAIQCqJg6+vAAAACEBAAAZAAAAZHJzL19yZWxzL2Uyb0RvYy54bWwucmVs c4SPQWrDMBBF94XcQcw+lp1FKMWyN6HgbUgOMEhjWcQaCUkt9e0jyCaBQJfzP/89ph///Cp+KWUX WEHXtCCIdTCOrYLr5Xv/CSIXZINrYFKwUYZx2H30Z1qx1FFeXMyiUjgrWEqJX1JmvZDH3IRIXJs5 JI+lnsnKiPqGluShbY8yPTNgeGGKyShIk+lAXLZYzf+zwzw7TaegfzxxeaOQzld3BWKyVBR4Mg4f YddEtiCHXr48NtwBAAD//wMAUEsBAi0AFAAGAAgAAAAhALGCZ7YKAQAAEwIAABMAAAAAAAAAAAAA AAAAAAAAAFtDb250ZW50X1R5cGVzXS54bWxQSwECLQAUAAYACAAAACEAOP0h/9YAAACUAQAACwAA AAAAAAAAAAAAAAA7AQAAX3JlbHMvLnJlbHNQSwECLQAUAAYACAAAACEAo9lE4qoDAACiCwAADgAA AAAAAAAAAAAAAAA6AgAAZHJzL2Uyb0RvYy54bWxQSwECLQAKAAAAAAAAACEA5zRKrxAQAAAQEAAA FAAAAAAAAAAAAAAAAAAQBgAAZHJzL21lZGlhL2ltYWdlMS5wbmdQSwECLQAUAAYACAAAACEADefj 4eUAAAAOAQAADwAAAAAAAAAAAAAAAABSFgAAZHJzL2Rvd25yZXYueG1sUEsBAi0AFAAGAAgAAAAh AKomDr68AAAAIQEAABkAAAAAAAAAAAAAAAAAZBcAAGRycy9fcmVscy9lMm9Eb2MueG1sLnJlbHNQ SwUGAAAAAAYABgB8AQAAVxgAAAAA ">
                       <v:shapetype id="_x0000_t75" coordsize="21600,21600" o:spt="75" o:preferrelative="t" path="m@4@5l@4@11@9@11@9@5xe" filled="f" stroked="f">
@@ -4697,7 +4585,7 @@
                     </wp:anchor>
                   </w:drawing>
                 </mc:Choice>
-                <mc:Fallback>
+                <mc:Fallback xmlns:w16cei="http://schemas.microsoft.com/office/word/2026/wordml/cei">
                   <w:pict>
                     <v:group w14:anchorId="3C74D29C" id="Group 20" o:spid="_x0000_s1026" style="position:absolute;margin-left:92pt;margin-top:11.4pt;width:3.2pt;height:11.8pt;z-index:-15843328;mso-wrap-distance-left:0;mso-wrap-distance-right:0" coordsize="40640,149860" o:gfxdata="UEsDBBQABgAIAAAAIQC2gziS/gAAAOEBAAATAAAAW0NvbnRlbnRfVHlwZXNdLnhtbJSRQU7DMBBF 90jcwfIWJU67QAgl6YK0S0CoHGBkTxKLZGx5TGhvj5O2G0SRWNoz/78nu9wcxkFMGNg6quQqL6RA 0s5Y6ir5vt9lD1JwBDIwOMJKHpHlpr69KfdHjyxSmriSfYz+USnWPY7AufNIadK6MEJMx9ApD/oD OlTrorhX2lFEilmcO2RdNtjC5xDF9pCuTyYBB5bi6bQ4syoJ3g9WQ0ymaiLzg5KdCXlKLjvcW893 SUOqXwnz5DrgnHtJTxOsQfEKIT7DmDSUCaxw7Rqn8787ZsmRM9e2VmPeBN4uqYvTtW7jvijg9N/y JsXecLq0q+WD6m8AAAD//wMAUEsDBBQABgAIAAAAIQA4/SH/1gAAAJQBAAALAAAAX3JlbHMvLnJl bHOkkMFqwzAMhu+DvYPRfXGawxijTi+j0GvpHsDYimMaW0Yy2fr2M4PBMnrbUb/Q94l/f/hMi1qR JVI2sOt6UJgd+ZiDgffL8ekFlFSbvV0oo4EbChzGx4f9GRdb25HMsYhqlCwG5lrLq9biZkxWOiqY 22YiTra2kYMu1l1tQD30/bPm3wwYN0x18gb45AdQl1tp5j/sFB2T0FQ7R0nTNEV3j6o9feQzro1i OWA14Fm+Q8a1a8+Bvu/d/dMb2JY5uiPbhG/ktn4cqGU/er3pcvwCAAD//wMAUEsDBBQABgAIAAAA IQAcTYIQcwIAAO8FAAAOAAAAZHJzL2Uyb0RvYy54bWykVNtq3DAQfS/0H4TeG++m6ZKYeENJmqUQ 0kAS+qyV5QuVNepIu978fUey5TUJFJpikEfW0VzOHM/l1aHTbK/QtWAKvjxZcKaMhLI1dcGfn24/ nXPmvDCl0GBUwV+U41frjx8ue5urU2hAlwoZOTEu723BG+9tnmVONqoT7gSsMnRYAXbC0xbrrETR k/dOZ6eLxSrrAUuLIJVz9PVmOOTr6L+qlPQ/qsopz3TBKTcfV4zrNqzZ+lLkNQrbtHJMQ7wji060 hoJOrm6EF2yH7RtXXSsRHFT+REKXQVW1UsUaqJrl4lU1G4SdjbXUeV/biSai9hVP73Yr7/cbtI/2 AYfsybwD+csRL1lv63x+Hvb1EXyosAuXqAh2iIy+TIyqg2eSPp4tVmdEu6ST5dnF+WokXDbUlTeX ZPPtb9cykQ8hY2JTIr0l5bgjOe7/yHlshFWRcxeKf0DWlgU/XXJmREcC3oxaoS/EUQhOqMDfuHMj le9mZypT5HLn/EZBZFns75wf1FomSzTJkgeTTCTNB7XrqHbPGakdOSO1bwe1W+HDvdC6YLJ+alMz dSkcdrBXTxBhPvSKevn5grPUZMrziNBmjqSOz1DpLL1t9DZggii+XIS8yF0CpPcAPIb9J3BU2syp 1ODUECdUHQNOTBBuzrUD3Za3rdaheIf19loj2wsi9XZFz/mY7wxGknT50PpgbaF8IeX0pJWCu987 gYoz/d2QNsMQSgYmY5sM9Poa4qiKvKPzT4efAi2zZBbc0391D0miIk+ioPwDYMCGmwa+7jxUbVBM zG3IaNzQ7xKtOFUiE+MEDGNrvo+o45xe/wEAAP//AwBQSwMEFAAGAAgAAAAhAJDtrQ7kAAAADgEA AA8AAABkcnMvZG93bnJldi54bWxMj81qwzAQhO+FvoPYQm+NbNcNqWM5hPTnFApNCqU3xdrYJtbK WIrtvH03p/ayMOzs7Hz5arKtGLD3jSMF8SwCgVQ601Cl4Gv/9rAA4YMmo1tHqOCCHlbF7U2uM+NG +sRhFyrBIeQzraAOocuk9GWNVvuZ65B4d3S91YFlX0nT65HDbSuTKJpLqxviD7XucFNjedqdrYL3 UY/rx/h12J6Om8vP/unjexujUvd308uSx3oJIuAU/i7gysD9oeBiB3cm40XLepEyUFCQJMxxNTxH KYiDgnSegixy+R+j+AUAAP//AwBQSwECLQAUAAYACAAAACEAtoM4kv4AAADhAQAAEwAAAAAAAAAA AAAAAAAAAAAAW0NvbnRlbnRfVHlwZXNdLnhtbFBLAQItABQABgAIAAAAIQA4/SH/1gAAAJQBAAAL AAAAAAAAAAAAAAAAAC8BAABfcmVscy8ucmVsc1BLAQItABQABgAIAAAAIQAcTYIQcwIAAO8FAAAO AAAAAAAAAAAAAAAAAC4CAABkcnMvZTJvRG9jLnhtbFBLAQItABQABgAIAAAAIQCQ7a0O5AAAAA4B AAAPAAAAAAAAAAAAAAAAAM0EAABkcnMvZG93bnJldi54bWxQSwUGAAAAAAQABADzAAAA3gUAAAAA ">
                       <v:shape id="Graphic 21" o:spid="_x0000_s1027" style="position:absolute;width:40640;height:149860;visibility:visible;mso-wrap-style:square;v-text-anchor:top" coordsize="40640,149860" o:gfxdata="UEsDBBQABgAIAAAAIQDb4fbL7gAAAIUBAAATAAAAW0NvbnRlbnRfVHlwZXNdLnhtbHyQz07DMAyH 70i8Q+QralM4IITa7kDhCAiNB7ASt43WOlEcyvb2pNu4IODoPz9/n1xv9vOkForiPDdwXVagiI23 jocG3rdPxR0oScgWJ8/UwIEENu3lRb09BBKV0ywNjCmFe63FjDSjlD4Q50nv44wpl3HQAc0OB9I3 VXWrjedEnIq03oC27qjHjympx31un0wiTQLq4bS4shrAECZnMGVTvbD9QSnOhDInjzsyuiBXWQP0 r4R18jfgnHvJr4nOknrFmJ5xzhraRtHWf3Kkpfz/yGo5S+H73hkquyhdjr3R8m2lj09svwAAAP// AwBQSwMEFAAGAAgAAAAhAFr0LFu/AAAAFQEAAAsAAABfcmVscy8ucmVsc2zPwWrDMAwG4Ptg72B0 X5TuUMaI01uh19I+gLGVxCy2jGSy9e1nemrHjpL4P0nD4SetZiPRyNnCruvBUPYcYp4tXC/Htw8w Wl0ObuVMFm6kcBhfX4Yzra62kC6xqGlKVgtLreUTUf1CyWnHhXKbTCzJ1VbKjMX5LzcTvvf9HuXR gPHJNKdgQU5hB+ZyK23zHztFL6w81c5zQp6m6P9TMfB3PtPWFCczVQtB9N4U2rp2HOA44NMz4y8A AAD//wMAUEsDBBQABgAIAAAAIQBOFnq0yAAAAOAAAAAPAAAAZHJzL2Rvd25yZXYueG1sRI9Ba8JA FITvBf/D8oReim7ioa3RVUIl0FuN9gc8ss8kmn2bZtck9dd3hYKXgWGYb5j1djSN6KlztWUF8TwC QVxYXXOp4PuYzd5BOI+ssbFMCn7JwXYzeVpjou3AOfUHX4oAYZeggsr7NpHSFRUZdHPbEofsZDuD PtiulLrDIcBNIxdR9CoN1hwWKmzpo6LicrgaBT+UvmT01ercnd+W5ZDfTvvjTann6bhbBUlXIDyN /tH4R3xqBYsY7ofCGZCbPwAAAP//AwBQSwECLQAUAAYACAAAACEA2+H2y+4AAACFAQAAEwAAAAAA AAAAAAAAAAAAAAAAW0NvbnRlbnRfVHlwZXNdLnhtbFBLAQItABQABgAIAAAAIQBa9CxbvwAAABUB AAALAAAAAAAAAAAAAAAAAB8BAABfcmVscy8ucmVsc1BLAQItABQABgAIAAAAIQBOFnq0yAAAAOAA AAAPAAAAAAAAAAAAAAAAAAcCAABkcnMvZG93bnJldi54bWxQSwUGAAAAAAMAAwC3AAAA/AIAAAAA " path="m40639,l,,,149859r40639,l40639,xe" fillcolor="#f6f6f8" stroked="f">
@@ -5465,7 +5353,7 @@
               </wp:anchor>
             </w:drawing>
           </mc:Choice>
-          <mc:Fallback>
+          <mc:Fallback xmlns:w16cei="http://schemas.microsoft.com/office/word/2026/wordml/cei">
             <w:pict>
               <v:shape w14:anchorId="43C63355" id="Textbox 22" o:spid="_x0000_s1029" type="#_x0000_t202" style="position:absolute;margin-left:413.75pt;margin-top:145pt;width:67.05pt;height:11.2pt;z-index:-15844352;visibility:visible;mso-wrap-style:square;mso-wrap-distance-left:0;mso-wrap-distance-top:0;mso-wrap-distance-right:0;mso-wrap-distance-bottom:0;mso-position-horizontal:absolute;mso-position-horizontal-relative:page;mso-position-vertical:absolute;mso-position-vertical-relative:page;v-text-anchor:top" o:gfxdata="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" filled="f" stroked="f">
                 <v:textbox inset="0,0,0,0">
@@ -5504,7 +5392,7 @@
 </file>
 
 <file path=word/endnotes.xml><?xml version="1.0" encoding="utf-8"?>
-<w:endnotes xmlns:wpc="http://schemas.microsoft.com/office/word/2010/wordprocessingCanvas" xmlns:cx="http://schemas.microsoft.com/office/drawing/2014/chartex" xmlns:cx1="http://schemas.microsoft.com/office/drawing/2015/9/8/chartex" xmlns:cx2="http://schemas.microsoft.com/office/drawing/2015/10/21/chartex" xmlns:cx3="http://schemas.microsoft.com/office/drawing/2016/5/9/chartex" xmlns:cx4="http://schemas.microsoft.com/office/drawing/2016/5/10/chartex" xmlns:cx5="http://schemas.microsoft.com/office/drawing/2016/5/11/chartex" xmlns:cx6="http://schemas.microsoft.com/office/drawing/2016/5/12/chartex" xmlns:cx7="http://schemas.microsoft.com/office/drawing/2016/5/13/chartex" xmlns:cx8="http://schemas.microsoft.com/office/drawing/2016/5/14/chartex" xmlns:mc="http://schemas.openxmlformats.org/markup-compatibility/2006" xmlns:aink="http://schemas.microsoft.com/office/drawing/2016/ink" xmlns:am3d="http://schemas.microsoft.com/office/drawing/2017/model3d" xmlns:o="urn:schemas-microsoft-com:office:office" xmlns:oel="http://schemas.microsoft.com/office/2019/extlst" xmlns:r="http://schemas.openxmlformats.org/officeDocument/2006/relationships" xmlns:m="http://schemas.openxmlformats.org/officeDocument/2006/math" xmlns:v="urn:schemas-microsoft-com:vml" xmlns:wp14="http://schemas.microsoft.com/office/word/2010/wordprocessingDrawing" xmlns:wp="http://schemas.openxmlformats.org/drawingml/2006/wordprocessingDrawing" xmlns:w10="urn:schemas-microsoft-com:office:word" xmlns:w="http://schemas.openxmlformats.org/wordprocessingml/2006/main" xmlns:w14="http://schemas.microsoft.com/office/word/2010/wordml" xmlns:w15="http://schemas.microsoft.com/office/word/2012/wordml" xmlns:w16cei="http://schemas.microsoft.com/office/word/2026/wordml/cei" xmlns:w16cex="http://schemas.microsoft.com/office/word/2018/wordml/cex" xmlns:w16cid="http://schemas.microsoft.com/office/word/2016/wordml/cid" xmlns:w16="http://schemas.microsoft.com/office/word/2018/wordml" xmlns:w16du="http://schemas.microsoft.com/office/word/2023/wordml/word16du" xmlns:w16sdtdh="http://schemas.microsoft.com/office/word/2020/wordml/sdtdatahash" xmlns:w16sdtfl="http://schemas.microsoft.com/office/word/2024/wordml/sdtformatlock" xmlns:w16se="http://schemas.microsoft.com/office/word/2015/wordml/symex" xmlns:wpg="http://schemas.microsoft.com/office/word/2010/wordprocessingGroup" xmlns:wpi="http://schemas.microsoft.com/office/word/2010/wordprocessingInk" xmlns:wne="http://schemas.microsoft.com/office/word/2006/wordml" xmlns:wps="http://schemas.microsoft.com/office/word/2010/wordprocessingShape" mc:Ignorable="w14 w15 w16se w16cid w16 w16cex w16sdtdh w16sdtfl w16du wp14">
+<w:endnotes xmlns:wpc="http://schemas.microsoft.com/office/word/2010/wordprocessingCanvas" xmlns:cx="http://schemas.microsoft.com/office/drawing/2014/chartex" xmlns:cx1="http://schemas.microsoft.com/office/drawing/2015/9/8/chartex" xmlns:cx2="http://schemas.microsoft.com/office/drawing/2015/10/21/chartex" xmlns:cx3="http://schemas.microsoft.com/office/drawing/2016/5/9/chartex" xmlns:cx4="http://schemas.microsoft.com/office/drawing/2016/5/10/chartex" xmlns:cx5="http://schemas.microsoft.com/office/drawing/2016/5/11/chartex" xmlns:cx6="http://schemas.microsoft.com/office/drawing/2016/5/12/chartex" xmlns:cx7="http://schemas.microsoft.com/office/drawing/2016/5/13/chartex" xmlns:cx8="http://schemas.microsoft.com/office/drawing/2016/5/14/chartex" xmlns:mc="http://schemas.openxmlformats.org/markup-compatibility/2006" xmlns:aink="http://schemas.microsoft.com/office/drawing/2016/ink" xmlns:am3d="http://schemas.microsoft.com/office/drawing/2017/model3d" xmlns:o="urn:schemas-microsoft-com:office:office" xmlns:oel="http://schemas.microsoft.com/office/2019/extlst" xmlns:r="http://schemas.openxmlformats.org/officeDocument/2006/relationships" xmlns:m="http://schemas.openxmlformats.org/officeDocument/2006/math" xmlns:v="urn:schemas-microsoft-com:vml" xmlns:wp14="http://schemas.microsoft.com/office/word/2010/wordprocessingDrawing" xmlns:wp="http://schemas.openxmlformats.org/drawingml/2006/wordprocessingDrawing" xmlns:w10="urn:schemas-microsoft-com:office:word" xmlns:w="http://schemas.openxmlformats.org/wordprocessingml/2006/main" xmlns:w14="http://schemas.microsoft.com/office/word/2010/wordml" xmlns:w15="http://schemas.microsoft.com/office/word/2012/wordml" xmlns:w16cex="http://schemas.microsoft.com/office/word/2018/wordml/cex" xmlns:w16cid="http://schemas.microsoft.com/office/word/2016/wordml/cid" xmlns:w16="http://schemas.microsoft.com/office/word/2018/wordml" xmlns:w16du="http://schemas.microsoft.com/office/word/2023/wordml/word16du" xmlns:w16sdtdh="http://schemas.microsoft.com/office/word/2020/wordml/sdtdatahash" xmlns:w16sdtfl="http://schemas.microsoft.com/office/word/2024/wordml/sdtformatlock" xmlns:w16se="http://schemas.microsoft.com/office/word/2015/wordml/symex" xmlns:wpg="http://schemas.microsoft.com/office/word/2010/wordprocessingGroup" xmlns:wpi="http://schemas.microsoft.com/office/word/2010/wordprocessingInk" xmlns:wne="http://schemas.microsoft.com/office/word/2006/wordml" xmlns:wps="http://schemas.microsoft.com/office/word/2010/wordprocessingShape" mc:Ignorable="w14 w15 w16se w16cid w16 w16cex w16sdtdh w16sdtfl w16du wp14">
   <w:endnote w:type="separator" w:id="-1">
     <w:p>
       <w:r>
@@ -5523,7 +5411,7 @@
 </file>
 
 <file path=word/footer1.xml><?xml version="1.0" encoding="utf-8"?>
-<w:ftr xmlns:wpc="http://schemas.microsoft.com/office/word/2010/wordprocessingCanvas" xmlns:cx="http://schemas.microsoft.com/office/drawing/2014/chartex" xmlns:cx1="http://schemas.microsoft.com/office/drawing/2015/9/8/chartex" xmlns:cx2="http://schemas.microsoft.com/office/drawing/2015/10/21/chartex" xmlns:cx3="http://schemas.microsoft.com/office/drawing/2016/5/9/chartex" xmlns:cx4="http://schemas.microsoft.com/office/drawing/2016/5/10/chartex" xmlns:cx5="http://schemas.microsoft.com/office/drawing/2016/5/11/chartex" xmlns:cx6="http://schemas.microsoft.com/office/drawing/2016/5/12/chartex" xmlns:cx7="http://schemas.microsoft.com/office/drawing/2016/5/13/chartex" xmlns:cx8="http://schemas.microsoft.com/office/drawing/2016/5/14/chartex" xmlns:mc="http://schemas.openxmlformats.org/markup-compatibility/2006" xmlns:aink="http://schemas.microsoft.com/office/drawing/2016/ink" xmlns:am3d="http://schemas.microsoft.com/office/drawing/2017/model3d" xmlns:o="urn:schemas-microsoft-com:office:office" xmlns:oel="http://schemas.microsoft.com/office/2019/extlst" xmlns:r="http://schemas.openxmlformats.org/officeDocument/2006/relationships" xmlns:m="http://schemas.openxmlformats.org/officeDocument/2006/math" xmlns:v="urn:schemas-microsoft-com:vml" xmlns:wp14="http://schemas.microsoft.com/office/word/2010/wordprocessingDrawing" xmlns:wp="http://schemas.openxmlformats.org/drawingml/2006/wordprocessingDrawing" xmlns:w10="urn:schemas-microsoft-com:office:word" xmlns:w="http://schemas.openxmlformats.org/wordprocessingml/2006/main" xmlns:w14="http://schemas.microsoft.com/office/word/2010/wordml" xmlns:w15="http://schemas.microsoft.com/office/word/2012/wordml" xmlns:w16cei="http://schemas.microsoft.com/office/word/2026/wordml/cei" xmlns:w16cex="http://schemas.microsoft.com/office/word/2018/wordml/cex" xmlns:w16cid="http://schemas.microsoft.com/office/word/2016/wordml/cid" xmlns:w16="http://schemas.microsoft.com/office/word/2018/wordml" xmlns:w16du="http://schemas.microsoft.com/office/word/2023/wordml/word16du" xmlns:w16sdtdh="http://schemas.microsoft.com/office/word/2020/wordml/sdtdatahash" xmlns:w16sdtfl="http://schemas.microsoft.com/office/word/2024/wordml/sdtformatlock" xmlns:w16se="http://schemas.microsoft.com/office/word/2015/wordml/symex" xmlns:wpg="http://schemas.microsoft.com/office/word/2010/wordprocessingGroup" xmlns:wpi="http://schemas.microsoft.com/office/word/2010/wordprocessingInk" xmlns:wne="http://schemas.microsoft.com/office/word/2006/wordml" xmlns:wps="http://schemas.microsoft.com/office/word/2010/wordprocessingShape" mc:Ignorable="w14 w15 w16se w16cid w16 w16cex w16sdtdh w16sdtfl w16du wp14">
+<w:ftr xmlns:wpc="http://schemas.microsoft.com/office/word/2010/wordprocessingCanvas" xmlns:cx="http://schemas.microsoft.com/office/drawing/2014/chartex" xmlns:cx1="http://schemas.microsoft.com/office/drawing/2015/9/8/chartex" xmlns:cx2="http://schemas.microsoft.com/office/drawing/2015/10/21/chartex" xmlns:cx3="http://schemas.microsoft.com/office/drawing/2016/5/9/chartex" xmlns:cx4="http://schemas.microsoft.com/office/drawing/2016/5/10/chartex" xmlns:cx5="http://schemas.microsoft.com/office/drawing/2016/5/11/chartex" xmlns:cx6="http://schemas.microsoft.com/office/drawing/2016/5/12/chartex" xmlns:cx7="http://schemas.microsoft.com/office/drawing/2016/5/13/chartex" xmlns:cx8="http://schemas.microsoft.com/office/drawing/2016/5/14/chartex" xmlns:mc="http://schemas.openxmlformats.org/markup-compatibility/2006" xmlns:aink="http://schemas.microsoft.com/office/drawing/2016/ink" xmlns:am3d="http://schemas.microsoft.com/office/drawing/2017/model3d" xmlns:o="urn:schemas-microsoft-com:office:office" xmlns:oel="http://schemas.microsoft.com/office/2019/extlst" xmlns:r="http://schemas.openxmlformats.org/officeDocument/2006/relationships" xmlns:m="http://schemas.openxmlformats.org/officeDocument/2006/math" xmlns:v="urn:schemas-microsoft-com:vml" xmlns:wp14="http://schemas.microsoft.com/office/word/2010/wordprocessingDrawing" xmlns:wp="http://schemas.openxmlformats.org/drawingml/2006/wordprocessingDrawing" xmlns:w10="urn:schemas-microsoft-com:office:word" xmlns:w="http://schemas.openxmlformats.org/wordprocessingml/2006/main" xmlns:w14="http://schemas.microsoft.com/office/word/2010/wordml" xmlns:w15="http://schemas.microsoft.com/office/word/2012/wordml" xmlns:w16cex="http://schemas.microsoft.com/office/word/2018/wordml/cex" xmlns:w16cid="http://schemas.microsoft.com/office/word/2016/wordml/cid" xmlns:w16="http://schemas.microsoft.com/office/word/2018/wordml" xmlns:w16du="http://schemas.microsoft.com/office/word/2023/wordml/word16du" xmlns:w16sdtdh="http://schemas.microsoft.com/office/word/2020/wordml/sdtdatahash" xmlns:w16sdtfl="http://schemas.microsoft.com/office/word/2024/wordml/sdtformatlock" xmlns:w16se="http://schemas.microsoft.com/office/word/2015/wordml/symex" xmlns:wpg="http://schemas.microsoft.com/office/word/2010/wordprocessingGroup" xmlns:wpi="http://schemas.microsoft.com/office/word/2010/wordprocessingInk" xmlns:wne="http://schemas.microsoft.com/office/word/2006/wordml" xmlns:wps="http://schemas.microsoft.com/office/word/2010/wordprocessingShape" mc:Ignorable="w14 w15 w16se w16cid w16 w16cex w16sdtdh w16sdtfl w16du wp14">
   <w:p>
     <w:pPr>
       <w:pStyle w:val="BodyText"/>
@@ -5610,7 +5498,7 @@
             </wp:anchor>
           </w:drawing>
         </mc:Choice>
-        <mc:Fallback>
+        <mc:Fallback xmlns:w16cei="http://schemas.microsoft.com/office/word/2026/wordml/cei">
           <w:pict>
             <v:shape w14:anchorId="6C379D08" id="Graphic 1" o:spid="_x0000_s1026" style="position:absolute;margin-left:28.35pt;margin-top:13in;width:555.3pt;height:.1pt;z-index:-15848960;visibility:visible;mso-wrap-style:square;mso-wrap-distance-left:0;mso-wrap-distance-top:0;mso-wrap-distance-right:0;mso-wrap-distance-bottom:0;mso-position-horizontal:absolute;mso-position-horizontal-relative:page;mso-position-vertical:absolute;mso-position-vertical-relative:page;v-text-anchor:top" coordsize="7052309,1270" o:gfxdata="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" path="m,l7052309,em,l7052309,e" filled="f" strokeweight=".85pt">
               <v:path arrowok="t"/>
@@ -5625,7 +5513,7 @@
 </file>
 
 <file path=word/footnotes.xml><?xml version="1.0" encoding="utf-8"?>
-<w:footnotes xmlns:wpc="http://schemas.microsoft.com/office/word/2010/wordprocessingCanvas" xmlns:cx="http://schemas.microsoft.com/office/drawing/2014/chartex" xmlns:cx1="http://schemas.microsoft.com/office/drawing/2015/9/8/chartex" xmlns:cx2="http://schemas.microsoft.com/office/drawing/2015/10/21/chartex" xmlns:cx3="http://schemas.microsoft.com/office/drawing/2016/5/9/chartex" xmlns:cx4="http://schemas.microsoft.com/office/drawing/2016/5/10/chartex" xmlns:cx5="http://schemas.microsoft.com/office/drawing/2016/5/11/chartex" xmlns:cx6="http://schemas.microsoft.com/office/drawing/2016/5/12/chartex" xmlns:cx7="http://schemas.microsoft.com/office/drawing/2016/5/13/chartex" xmlns:cx8="http://schemas.microsoft.com/office/drawing/2016/5/14/chartex" xmlns:mc="http://schemas.openxmlformats.org/markup-compatibility/2006" xmlns:aink="http://schemas.microsoft.com/office/drawing/2016/ink" xmlns:am3d="http://schemas.microsoft.com/office/drawing/2017/model3d" xmlns:o="urn:schemas-microsoft-com:office:office" xmlns:oel="http://schemas.microsoft.com/office/2019/extlst" xmlns:r="http://schemas.openxmlformats.org/officeDocument/2006/relationships" xmlns:m="http://schemas.openxmlformats.org/officeDocument/2006/math" xmlns:v="urn:schemas-microsoft-com:vml" xmlns:wp14="http://schemas.microsoft.com/office/word/2010/wordprocessingDrawing" xmlns:wp="http://schemas.openxmlformats.org/drawingml/2006/wordprocessingDrawing" xmlns:w10="urn:schemas-microsoft-com:office:word" xmlns:w="http://schemas.openxmlformats.org/wordprocessingml/2006/main" xmlns:w14="http://schemas.microsoft.com/office/word/2010/wordml" xmlns:w15="http://schemas.microsoft.com/office/word/2012/wordml" xmlns:w16cei="http://schemas.microsoft.com/office/word/2026/wordml/cei" xmlns:w16cex="http://schemas.microsoft.com/office/word/2018/wordml/cex" xmlns:w16cid="http://schemas.microsoft.com/office/word/2016/wordml/cid" xmlns:w16="http://schemas.microsoft.com/office/word/2018/wordml" xmlns:w16du="http://schemas.microsoft.com/office/word/2023/wordml/word16du" xmlns:w16sdtdh="http://schemas.microsoft.com/office/word/2020/wordml/sdtdatahash" xmlns:w16sdtfl="http://schemas.microsoft.com/office/word/2024/wordml/sdtformatlock" xmlns:w16se="http://schemas.microsoft.com/office/word/2015/wordml/symex" xmlns:wpg="http://schemas.microsoft.com/office/word/2010/wordprocessingGroup" xmlns:wpi="http://schemas.microsoft.com/office/word/2010/wordprocessingInk" xmlns:wne="http://schemas.microsoft.com/office/word/2006/wordml" xmlns:wps="http://schemas.microsoft.com/office/word/2010/wordprocessingShape" mc:Ignorable="w14 w15 w16se w16cid w16 w16cex w16sdtdh w16sdtfl w16du wp14">
+<w:footnotes xmlns:wpc="http://schemas.microsoft.com/office/word/2010/wordprocessingCanvas" xmlns:cx="http://schemas.microsoft.com/office/drawing/2014/chartex" xmlns:cx1="http://schemas.microsoft.com/office/drawing/2015/9/8/chartex" xmlns:cx2="http://schemas.microsoft.com/office/drawing/2015/10/21/chartex" xmlns:cx3="http://schemas.microsoft.com/office/drawing/2016/5/9/chartex" xmlns:cx4="http://schemas.microsoft.com/office/drawing/2016/5/10/chartex" xmlns:cx5="http://schemas.microsoft.com/office/drawing/2016/5/11/chartex" xmlns:cx6="http://schemas.microsoft.com/office/drawing/2016/5/12/chartex" xmlns:cx7="http://schemas.microsoft.com/office/drawing/2016/5/13/chartex" xmlns:cx8="http://schemas.microsoft.com/office/drawing/2016/5/14/chartex" xmlns:mc="http://schemas.openxmlformats.org/markup-compatibility/2006" xmlns:aink="http://schemas.microsoft.com/office/drawing/2016/ink" xmlns:am3d="http://schemas.microsoft.com/office/drawing/2017/model3d" xmlns:o="urn:schemas-microsoft-com:office:office" xmlns:oel="http://schemas.microsoft.com/office/2019/extlst" xmlns:r="http://schemas.openxmlformats.org/officeDocument/2006/relationships" xmlns:m="http://schemas.openxmlformats.org/officeDocument/2006/math" xmlns:v="urn:schemas-microsoft-com:vml" xmlns:wp14="http://schemas.microsoft.com/office/word/2010/wordprocessingDrawing" xmlns:wp="http://schemas.openxmlformats.org/drawingml/2006/wordprocessingDrawing" xmlns:w10="urn:schemas-microsoft-com:office:word" xmlns:w="http://schemas.openxmlformats.org/wordprocessingml/2006/main" xmlns:w14="http://schemas.microsoft.com/office/word/2010/wordml" xmlns:w15="http://schemas.microsoft.com/office/word/2012/wordml" xmlns:w16cex="http://schemas.microsoft.com/office/word/2018/wordml/cex" xmlns:w16cid="http://schemas.microsoft.com/office/word/2016/wordml/cid" xmlns:w16="http://schemas.microsoft.com/office/word/2018/wordml" xmlns:w16du="http://schemas.microsoft.com/office/word/2023/wordml/word16du" xmlns:w16sdtdh="http://schemas.microsoft.com/office/word/2020/wordml/sdtdatahash" xmlns:w16sdtfl="http://schemas.microsoft.com/office/word/2024/wordml/sdtformatlock" xmlns:w16se="http://schemas.microsoft.com/office/word/2015/wordml/symex" xmlns:wpg="http://schemas.microsoft.com/office/word/2010/wordprocessingGroup" xmlns:wpi="http://schemas.microsoft.com/office/word/2010/wordprocessingInk" xmlns:wne="http://schemas.microsoft.com/office/word/2006/wordml" xmlns:wps="http://schemas.microsoft.com/office/word/2010/wordprocessingShape" mc:Ignorable="w14 w15 w16se w16cid w16 w16cex w16sdtdh w16sdtfl w16du wp14">
   <w:footnote w:type="separator" w:id="-1">
     <w:p>
       <w:r>
@@ -5644,7 +5532,7 @@
 </file>
 
 <file path=word/numbering.xml><?xml version="1.0" encoding="utf-8"?>
-<w:numbering xmlns:wpc="http://schemas.microsoft.com/office/word/2010/wordprocessingCanvas" xmlns:cx="http://schemas.microsoft.com/office/drawing/2014/chartex" xmlns:cx1="http://schemas.microsoft.com/office/drawing/2015/9/8/chartex" xmlns:cx2="http://schemas.microsoft.com/office/drawing/2015/10/21/chartex" xmlns:cx3="http://schemas.microsoft.com/office/drawing/2016/5/9/chartex" xmlns:cx4="http://schemas.microsoft.com/office/drawing/2016/5/10/chartex" xmlns:cx5="http://schemas.microsoft.com/office/drawing/2016/5/11/chartex" xmlns:cx6="http://schemas.microsoft.com/office/drawing/2016/5/12/chartex" xmlns:cx7="http://schemas.microsoft.com/office/drawing/2016/5/13/chartex" xmlns:cx8="http://schemas.microsoft.com/office/drawing/2016/5/14/chartex" xmlns:mc="http://schemas.openxmlformats.org/markup-compatibility/2006" xmlns:aink="http://schemas.microsoft.com/office/drawing/2016/ink" xmlns:am3d="http://schemas.microsoft.com/office/drawing/2017/model3d" xmlns:o="urn:schemas-microsoft-com:office:office" xmlns:oel="http://schemas.microsoft.com/office/2019/extlst" xmlns:r="http://schemas.openxmlformats.org/officeDocument/2006/relationships" xmlns:m="http://schemas.openxmlformats.org/officeDocument/2006/math" xmlns:v="urn:schemas-microsoft-com:vml" xmlns:wp14="http://schemas.microsoft.com/office/word/2010/wordprocessingDrawing" xmlns:wp="http://schemas.openxmlformats.org/drawingml/2006/wordprocessingDrawing" xmlns:w10="urn:schemas-microsoft-com:office:word" xmlns:w="http://schemas.openxmlformats.org/wordprocessingml/2006/main" xmlns:w14="http://schemas.microsoft.com/office/word/2010/wordml" xmlns:w15="http://schemas.microsoft.com/office/word/2012/wordml" xmlns:w16cei="http://schemas.microsoft.com/office/word/2026/wordml/cei" xmlns:w16cex="http://schemas.microsoft.com/office/word/2018/wordml/cex" xmlns:w16cid="http://schemas.microsoft.com/office/word/2016/wordml/cid" xmlns:w16="http://schemas.microsoft.com/office/word/2018/wordml" xmlns:w16du="http://schemas.microsoft.com/office/word/2023/wordml/word16du" xmlns:w16sdtdh="http://schemas.microsoft.com/office/word/2020/wordml/sdtdatahash" xmlns:w16sdtfl="http://schemas.microsoft.com/office/word/2024/wordml/sdtformatlock" xmlns:w16se="http://schemas.microsoft.com/office/word/2015/wordml/symex" xmlns:wpg="http://schemas.microsoft.com/office/word/2010/wordprocessingGroup" xmlns:wpi="http://schemas.microsoft.com/office/word/2010/wordprocessingInk" xmlns:wne="http://schemas.microsoft.com/office/word/2006/wordml" xmlns:wps="http://schemas.microsoft.com/office/word/2010/wordprocessingShape" mc:Ignorable="w14 w15 w16se w16cid w16 w16cex w16sdtdh w16sdtfl w16du wp14">
+<w:numbering xmlns:wpc="http://schemas.microsoft.com/office/word/2010/wordprocessingCanvas" xmlns:cx="http://schemas.microsoft.com/office/drawing/2014/chartex" xmlns:cx1="http://schemas.microsoft.com/office/drawing/2015/9/8/chartex" xmlns:cx2="http://schemas.microsoft.com/office/drawing/2015/10/21/chartex" xmlns:cx3="http://schemas.microsoft.com/office/drawing/2016/5/9/chartex" xmlns:cx4="http://schemas.microsoft.com/office/drawing/2016/5/10/chartex" xmlns:cx5="http://schemas.microsoft.com/office/drawing/2016/5/11/chartex" xmlns:cx6="http://schemas.microsoft.com/office/drawing/2016/5/12/chartex" xmlns:cx7="http://schemas.microsoft.com/office/drawing/2016/5/13/chartex" xmlns:cx8="http://schemas.microsoft.com/office/drawing/2016/5/14/chartex" xmlns:mc="http://schemas.openxmlformats.org/markup-compatibility/2006" xmlns:aink="http://schemas.microsoft.com/office/drawing/2016/ink" xmlns:am3d="http://schemas.microsoft.com/office/drawing/2017/model3d" xmlns:o="urn:schemas-microsoft-com:office:office" xmlns:oel="http://schemas.microsoft.com/office/2019/extlst" xmlns:r="http://schemas.openxmlformats.org/officeDocument/2006/relationships" xmlns:m="http://schemas.openxmlformats.org/officeDocument/2006/math" xmlns:v="urn:schemas-microsoft-com:vml" xmlns:wp14="http://schemas.microsoft.com/office/word/2010/wordprocessingDrawing" xmlns:wp="http://schemas.openxmlformats.org/drawingml/2006/wordprocessingDrawing" xmlns:w10="urn:schemas-microsoft-com:office:word" xmlns:w="http://schemas.openxmlformats.org/wordprocessingml/2006/main" xmlns:w14="http://schemas.microsoft.com/office/word/2010/wordml" xmlns:w15="http://schemas.microsoft.com/office/word/2012/wordml" xmlns:w16cex="http://schemas.microsoft.com/office/word/2018/wordml/cex" xmlns:w16cid="http://schemas.microsoft.com/office/word/2016/wordml/cid" xmlns:w16="http://schemas.microsoft.com/office/word/2018/wordml" xmlns:w16du="http://schemas.microsoft.com/office/word/2023/wordml/word16du" xmlns:w16sdtdh="http://schemas.microsoft.com/office/word/2020/wordml/sdtdatahash" xmlns:w16sdtfl="http://schemas.microsoft.com/office/word/2024/wordml/sdtformatlock" xmlns:w16se="http://schemas.microsoft.com/office/word/2015/wordml/symex" xmlns:wpg="http://schemas.microsoft.com/office/word/2010/wordprocessingGroup" xmlns:wpi="http://schemas.microsoft.com/office/word/2010/wordprocessingInk" xmlns:wne="http://schemas.microsoft.com/office/word/2006/wordml" xmlns:wps="http://schemas.microsoft.com/office/word/2010/wordprocessingShape" mc:Ignorable="w14 w15 w16se w16cid w16 w16cex w16sdtdh w16sdtfl w16du wp14">
   <w:abstractNum w:abstractNumId="0" w15:restartNumberingAfterBreak="0">
     <w:nsid w:val="1D77059A"/>
     <w:multiLevelType w:val="hybridMultilevel"/>

--- a/resources/documents/Template_SPT_Perjadin_COLLECTIVE_V5.docx
+++ b/resources/documents/Template_SPT_Perjadin_COLLECTIVE_V5.docx
@@ -1506,779 +1506,240 @@
         <w:spacing w:before="56"/>
       </w:pPr>
     </w:p>
-    <w:p>
-      <w:pPr>
-        <w:pStyle w:val="BodyText"/>
-        <w:ind w:left="648"/>
-      </w:pPr>
-      <w:r>
-        <w:t>Demikian</w:t>
-      </w:r>
-      <w:r>
-        <w:rPr>
-          <w:spacing w:val="-7"/>
-        </w:rPr>
-        <w:t xml:space="preserve"> </w:t>
-      </w:r>
-      <w:r>
-        <w:t>Surat</w:t>
-      </w:r>
-      <w:r>
-        <w:rPr>
-          <w:spacing w:val="-7"/>
-        </w:rPr>
-        <w:t xml:space="preserve"> </w:t>
-      </w:r>
-      <w:r>
-        <w:t>Tugas</w:t>
-      </w:r>
-      <w:r>
-        <w:rPr>
-          <w:spacing w:val="-5"/>
-        </w:rPr>
-        <w:t xml:space="preserve"> </w:t>
-      </w:r>
-      <w:r>
-        <w:t>ini</w:t>
-      </w:r>
-      <w:r>
-        <w:rPr>
-          <w:spacing w:val="-6"/>
-        </w:rPr>
-        <w:t xml:space="preserve"> </w:t>
-      </w:r>
-      <w:r>
-        <w:t>dibuat</w:t>
-      </w:r>
-      <w:r>
-        <w:rPr>
-          <w:spacing w:val="-4"/>
-        </w:rPr>
-        <w:t xml:space="preserve"> </w:t>
-      </w:r>
-      <w:r>
-        <w:t>untuk</w:t>
-      </w:r>
-      <w:r>
-        <w:rPr>
-          <w:spacing w:val="-1"/>
-        </w:rPr>
-        <w:t xml:space="preserve"> </w:t>
-      </w:r>
-      <w:r>
-        <w:t>dilaksanakan</w:t>
-      </w:r>
-      <w:r>
-        <w:rPr>
-          <w:spacing w:val="-6"/>
-        </w:rPr>
-        <w:t xml:space="preserve"> </w:t>
-      </w:r>
-      <w:r>
-        <w:t>dengan</w:t>
-      </w:r>
-      <w:r>
-        <w:rPr>
-          <w:spacing w:val="-5"/>
-        </w:rPr>
-        <w:t xml:space="preserve"> </w:t>
-      </w:r>
-      <w:r>
-        <w:t>penuh</w:t>
-      </w:r>
-      <w:r>
-        <w:rPr>
-          <w:spacing w:val="-7"/>
-        </w:rPr>
-        <w:t xml:space="preserve"> </w:t>
-      </w:r>
-      <w:r>
-        <w:t>tanggung</w:t>
-      </w:r>
-      <w:r>
-        <w:rPr>
-          <w:spacing w:val="-6"/>
-        </w:rPr>
-        <w:t xml:space="preserve"> </w:t>
-      </w:r>
-      <w:r>
-        <w:rPr>
-          <w:spacing w:val="-2"/>
-        </w:rPr>
-        <w:t>jawab</w:t>
-      </w:r>
-    </w:p>
-    <w:p>
-      <w:pPr>
-        <w:pStyle w:val="BodyText"/>
-      </w:pPr>
-    </w:p>
-    <w:p>
-      <w:pPr>
-        <w:pStyle w:val="BodyText"/>
-        <w:ind w:left="7694" w:right="1281" w:hanging="537"/>
-      </w:pPr>
-      <w:r>
-        <w:rPr>
-          <w:noProof/>
-        </w:rPr>
-        <mc:AlternateContent>
-          <mc:Choice Requires="wps">
-            <w:drawing>
-              <wp:anchor distT="0" distB="0" distL="0" distR="0" simplePos="0" relativeHeight="487468032" behindDoc="1" locked="0" layoutInCell="1" allowOverlap="1" wp14:anchorId="7F3245EF" wp14:editId="46B1D30A">
-                <wp:simplePos x="0" y="0"/>
-                <wp:positionH relativeFrom="page">
-                  <wp:posOffset>5244084</wp:posOffset>
-                </wp:positionH>
-                <wp:positionV relativeFrom="paragraph">
-                  <wp:posOffset>881735</wp:posOffset>
-                </wp:positionV>
-                <wp:extent cx="1021080" cy="170815"/>
-                <wp:effectExtent l="0" t="0" r="0" b="0"/>
-                <wp:wrapNone/>
-                <wp:docPr id="9" name="Textbox 9"/>
-                <wp:cNvGraphicFramePr>
-                  <a:graphicFrameLocks xmlns:a="http://schemas.openxmlformats.org/drawingml/2006/main"/>
-                </wp:cNvGraphicFramePr>
-                <a:graphic xmlns:a="http://schemas.openxmlformats.org/drawingml/2006/main">
-                  <a:graphicData uri="http://schemas.microsoft.com/office/word/2010/wordprocessingShape">
-                    <wps:wsp>
-                      <wps:cNvSpPr txBox="1">
-                        <a:spLocks/>
-                      </wps:cNvSpPr>
-                      <wps:spPr>
-                        <a:xfrm>
-                          <a:off x="0" y="0"/>
-                          <a:ext cx="1021080" cy="170815"/>
-                        </a:xfrm>
-                        <a:prstGeom prst="rect">
-                          <a:avLst/>
-                        </a:prstGeom>
-                      </wps:spPr>
-                      <wps:txbx>
-                        <w:txbxContent>
-                          <w:p>
-                            <w:pPr>
-                              <w:pStyle w:val="BodyText"/>
-                              <w:spacing w:line="268" w:lineRule="exact"/>
-                            </w:pPr>
-                            <w:r>
-                              <w:rPr>
-                                <w:spacing w:val="-2"/>
-                              </w:rPr>
-                              <w:t>${ttd_pengirim}</w:t>
-                            </w:r>
-                          </w:p>
-                        </w:txbxContent>
-                      </wps:txbx>
-                      <wps:bodyPr wrap="square" lIns="0" tIns="0" rIns="0" bIns="0" rtlCol="0">
-                        <a:noAutofit/>
-                      </wps:bodyPr>
-                    </wps:wsp>
-                  </a:graphicData>
-                </a:graphic>
-              </wp:anchor>
-            </w:drawing>
-          </mc:Choice>
-          <mc:Fallback xmlns:w16cei="http://schemas.microsoft.com/office/word/2026/wordml/cei">
-            <w:pict>
-              <v:shapetype w14:anchorId="7F3245EF" id="_x0000_t202" coordsize="21600,21600" o:spt="202" path="m,l,21600r21600,l21600,xe">
-                <v:stroke joinstyle="miter"/>
-                <v:path gradientshapeok="t" o:connecttype="rect"/>
-              </v:shapetype>
-              <v:shape id="Textbox 9" o:spid="_x0000_s1026" type="#_x0000_t202" style="position:absolute;left:0;text-align:left;margin-left:412.9pt;margin-top:69.45pt;width:80.4pt;height:13.45pt;z-index:-15848448;visibility:visible;mso-wrap-style:square;mso-wrap-distance-left:0;mso-wrap-distance-top:0;mso-wrap-distance-right:0;mso-wrap-distance-bottom:0;mso-position-horizontal:absolute;mso-position-horizontal-relative:page;mso-position-vertical:absolute;mso-position-vertical-relative:text;v-text-anchor:top" o:gfxdata="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" filled="f" stroked="f">
-                <v:textbox inset="0,0,0,0">
-                  <w:txbxContent>
-                    <w:p>
-                      <w:pPr>
-                        <w:pStyle w:val="BodyText"/>
-                        <w:spacing w:line="268" w:lineRule="exact"/>
-                      </w:pPr>
-                      <w:r>
-                        <w:rPr>
-                          <w:spacing w:val="-2"/>
-                        </w:rPr>
-                        <w:t>${ttd_pengirim}</w:t>
-                      </w:r>
-                    </w:p>
-                  </w:txbxContent>
-                </v:textbox>
-                <w10:wrap anchorx="page"/>
-              </v:shape>
-            </w:pict>
-          </mc:Fallback>
-        </mc:AlternateContent>
-      </w:r>
-      <w:r>
-        <w:rPr>
-          <w:noProof/>
-        </w:rPr>
-        <mc:AlternateContent>
-          <mc:Choice Requires="wps">
-            <w:drawing>
-              <wp:anchor distT="0" distB="0" distL="0" distR="0" simplePos="0" relativeHeight="15731200" behindDoc="0" locked="0" layoutInCell="1" allowOverlap="1" wp14:anchorId="2EFA1228" wp14:editId="4A97551C">
-                <wp:simplePos x="0" y="0"/>
-                <wp:positionH relativeFrom="page">
-                  <wp:posOffset>5244084</wp:posOffset>
-                </wp:positionH>
-                <wp:positionV relativeFrom="paragraph">
-                  <wp:posOffset>855868</wp:posOffset>
-                </wp:positionV>
-                <wp:extent cx="1021080" cy="209550"/>
-                <wp:effectExtent l="0" t="0" r="0" b="0"/>
-                <wp:wrapNone/>
-                <wp:docPr id="10" name="Graphic 10"/>
-                <wp:cNvGraphicFramePr>
-                  <a:graphicFrameLocks xmlns:a="http://schemas.openxmlformats.org/drawingml/2006/main"/>
-                </wp:cNvGraphicFramePr>
-                <a:graphic xmlns:a="http://schemas.openxmlformats.org/drawingml/2006/main">
-                  <a:graphicData uri="http://schemas.microsoft.com/office/word/2010/wordprocessingShape">
-                    <wps:wsp>
-                      <wps:cNvSpPr>
-                        <a:spLocks/>
-                      </wps:cNvSpPr>
-                      <wps:spPr>
-                        <a:xfrm>
-                          <a:off x="0" y="0"/>
-                          <a:ext cx="1021080" cy="209550"/>
-                        </a:xfrm>
-                        <a:custGeom>
-                          <a:avLst/>
-                          <a:gdLst/>
-                          <a:ahLst/>
-                          <a:cxnLst/>
-                          <a:rect l="l" t="t" r="r" b="b"/>
-                          <a:pathLst>
-                            <a:path w="1021080" h="209550">
-                              <a:moveTo>
-                                <a:pt x="1020623" y="0"/>
-                              </a:moveTo>
-                              <a:lnTo>
-                                <a:pt x="0" y="0"/>
-                              </a:lnTo>
-                              <a:lnTo>
-                                <a:pt x="0" y="209398"/>
-                              </a:lnTo>
-                              <a:lnTo>
-                                <a:pt x="1020623" y="209398"/>
-                              </a:lnTo>
-                              <a:lnTo>
-                                <a:pt x="1020623" y="0"/>
-                              </a:lnTo>
-                              <a:close/>
-                            </a:path>
-                          </a:pathLst>
-                        </a:custGeom>
-                        <a:solidFill>
-                          <a:srgbClr val="FFFFFF"/>
-                        </a:solidFill>
-                      </wps:spPr>
-                      <wps:bodyPr wrap="square" lIns="0" tIns="0" rIns="0" bIns="0" rtlCol="0">
-                        <a:prstTxWarp prst="textNoShape">
-                          <a:avLst/>
-                        </a:prstTxWarp>
-                        <a:noAutofit/>
-                      </wps:bodyPr>
-                    </wps:wsp>
-                  </a:graphicData>
-                </a:graphic>
-              </wp:anchor>
-            </w:drawing>
-          </mc:Choice>
-          <mc:Fallback xmlns:w16cei="http://schemas.microsoft.com/office/word/2026/wordml/cei">
-            <w:pict>
-              <v:shape w14:anchorId="08471DCA" id="Graphic 10" o:spid="_x0000_s1026" style="position:absolute;margin-left:412.9pt;margin-top:67.4pt;width:80.4pt;height:16.5pt;z-index:15731200;visibility:visible;mso-wrap-style:square;mso-wrap-distance-left:0;mso-wrap-distance-top:0;mso-wrap-distance-right:0;mso-wrap-distance-bottom:0;mso-position-horizontal:absolute;mso-position-horizontal-relative:page;mso-position-vertical:absolute;mso-position-vertical-relative:text;v-text-anchor:top" coordsize="1021080,209550" o:gfxdata="UEsDBBQABgAIAAAAIQC2gziS/gAAAOEBAAATAAAAW0NvbnRlbnRfVHlwZXNdLnhtbJSRQU7DMBBF 90jcwfIWJU67QAgl6YK0S0CoHGBkTxKLZGx5TGhvj5O2G0SRWNoz/78nu9wcxkFMGNg6quQqL6RA 0s5Y6ir5vt9lD1JwBDIwOMJKHpHlpr69KfdHjyxSmriSfYz+USnWPY7AufNIadK6MEJMx9ApD/oD OlTrorhX2lFEilmcO2RdNtjC5xDF9pCuTyYBB5bi6bQ4syoJ3g9WQ0ymaiLzg5KdCXlKLjvcW893 SUOqXwnz5DrgnHtJTxOsQfEKIT7DmDSUCaxw7Rqn8787ZsmRM9e2VmPeBN4uqYvTtW7jvijg9N/y JsXecLq0q+WD6m8AAAD//wMAUEsDBBQABgAIAAAAIQA4/SH/1gAAAJQBAAALAAAAX3JlbHMvLnJl bHOkkMFqwzAMhu+DvYPRfXGawxijTi+j0GvpHsDYimMaW0Yy2fr2M4PBMnrbUb/Q94l/f/hMi1qR JVI2sOt6UJgd+ZiDgffL8ekFlFSbvV0oo4EbChzGx4f9GRdb25HMsYhqlCwG5lrLq9biZkxWOiqY 22YiTra2kYMu1l1tQD30/bPm3wwYN0x18gb45AdQl1tp5j/sFB2T0FQ7R0nTNEV3j6o9feQzro1i OWA14Fm+Q8a1a8+Bvu/d/dMb2JY5uiPbhG/ktn4cqGU/er3pcvwCAAD//wMAUEsDBBQABgAIAAAA IQBMTUPZJQIAAMUEAAAOAAAAZHJzL2Uyb0RvYy54bWysVMFu2zAMvQ/YPwi6L3ZStGiNOMXQIsOA oivQFDsrshwbk0WNUmLn70fJkWtspw3zQabMJ+rxkfT6fug0Oyl0LZiSLxc5Z8pIqFpzKPnbbvvp ljPnhamEBqNKflaO328+flj3tlAraEBXChkFMa7obckb722RZU42qhNuAVYZctaAnfC0xUNWoegp eqezVZ7fZD1gZRGkco6+Po5Ovonx61pJ/62unfJMl5y4+bhiXPdhzTZrURxQ2KaVFxriH1h0ojV0 6RTqUXjBjtj+EaprJYKD2i8kdBnUdStVzIGyWea/ZfPaCKtiLiSOs5NM7v+Flc+nV/uCgbqzTyB/ OFIk660rJk/YuAtmqLELWCLOhqjieVJRDZ5J+rjMV8v8lsSW5Fvld9fXUeZMFOm0PDr/RUGMJE5P zo9VqJIlmmTJwSQTqZahijpW0XNGVUTOqIr7sYpW+HAu0Asm62dUmolJcHdwUjuIQB/SIMb5zeqK s5QMcX3HaDPHUl4zVPKlt43xRgylfnV3G7hRuARI7xE4v/gv4UnTFFBqcGq8K2QfL50UIQJzzR3o ttq2WgcJHB72DxrZSZC42/hcOM9gsSPGJgjtsIfq/IKsp7kpuft5FKg4018NNWYYsmRgMvbJQK8f II5iVB+d3w3fBVpmySy5px56htT2okjNQfwDYMSGkwY+Hz3UbeicyG1kdNnQrMT8L3MdhnG+j6j3 v8/mFwAAAP//AwBQSwMEFAAGAAgAAAAhAFtRNyjiAAAAEAEAAA8AAABkcnMvZG93bnJldi54bWxM T0tPwzAMviPxHyIjcWMpYwuhazpVPC5IHOg4cEyb0FYkTmmytfx7zAkulu3P/h7FfvGOnewUh4AK rlcZMIttMAN2Ct4OT1cSWEwajXYBrYJvG2Ffnp8VOjdhxld7qlPHiARjrhX0KY0557HtrddxFUaL hH2EyetE49RxM+mZyL3j6ywT3OsBSaHXo73vbftZH70C8YwNVrqq07J1B/n10j2+b2alLi+Whx2V agcs2SX9fcBvBvIPJRlrwhFNZE6BXG/JfyLgZkMNXdxJIYA1tBG3EnhZ8P9Byh8AAAD//wMAUEsB Ai0AFAAGAAgAAAAhALaDOJL+AAAA4QEAABMAAAAAAAAAAAAAAAAAAAAAAFtDb250ZW50X1R5cGVz XS54bWxQSwECLQAUAAYACAAAACEAOP0h/9YAAACUAQAACwAAAAAAAAAAAAAAAAAvAQAAX3JlbHMv LnJlbHNQSwECLQAUAAYACAAAACEATE1D2SUCAADFBAAADgAAAAAAAAAAAAAAAAAuAgAAZHJzL2Uy b0RvYy54bWxQSwECLQAUAAYACAAAACEAW1E3KOIAAAAQAQAADwAAAAAAAAAAAAAAAAB/BAAAZHJz L2Rvd25yZXYueG1sUEsFBgAAAAAEAAQA8wAAAI4FAAAAAA== " path="m1020623,l,,,209398r1020623,l1020623,xe" stroked="f">
-                <v:path arrowok="t"/>
-                <w10:wrap anchorx="page"/>
-              </v:shape>
-            </w:pict>
-          </mc:Fallback>
-        </mc:AlternateContent>
-      </w:r>
-      <w:r>
-        <w:rPr>
-          <w:noProof/>
-        </w:rPr>
-        <mc:AlternateContent>
-          <mc:Choice Requires="wps">
-            <w:drawing>
-              <wp:anchor distT="0" distB="0" distL="0" distR="0" simplePos="0" relativeHeight="251653632" behindDoc="0" locked="0" layoutInCell="1" allowOverlap="1" wp14:anchorId="5085EB91" wp14:editId="4E5F72A5">
-                <wp:simplePos x="0" y="0"/>
-                <wp:positionH relativeFrom="page">
-                  <wp:posOffset>637540</wp:posOffset>
-                </wp:positionH>
-                <wp:positionV relativeFrom="paragraph">
-                  <wp:posOffset>131460</wp:posOffset>
-                </wp:positionV>
-                <wp:extent cx="3210560" cy="818515"/>
-                <wp:effectExtent l="0" t="0" r="0" b="0"/>
-                <wp:wrapNone/>
-                <wp:docPr id="12" name="Textbox 12"/>
-                <wp:cNvGraphicFramePr>
-                  <a:graphicFrameLocks xmlns:a="http://schemas.openxmlformats.org/drawingml/2006/main"/>
-                </wp:cNvGraphicFramePr>
-                <a:graphic xmlns:a="http://schemas.openxmlformats.org/drawingml/2006/main">
-                  <a:graphicData uri="http://schemas.microsoft.com/office/word/2010/wordprocessingShape">
-                    <wps:wsp>
-                      <wps:cNvSpPr txBox="1">
-                        <a:spLocks/>
-                      </wps:cNvSpPr>
-                      <wps:spPr>
-                        <a:xfrm>
-                          <a:off x="0" y="0"/>
-                          <a:ext cx="3210560" cy="818515"/>
-                        </a:xfrm>
-                        <a:prstGeom prst="rect">
-                          <a:avLst/>
-                        </a:prstGeom>
-                        <a:ln w="25400">
-                          <a:solidFill>
-                            <a:srgbClr val="000000"/>
-                          </a:solidFill>
-                          <a:prstDash val="solid"/>
-                        </a:ln>
-                      </wps:spPr>
-                      <wps:txbx>
-                        <w:txbxContent>
-                          <w:p>
-                            <w:pPr>
-                              <w:spacing w:before="65"/>
-                              <w:ind w:left="144" w:right="142"/>
-                              <w:jc w:val="both"/>
-                              <w:rPr>
-                                <w:rFonts w:ascii="Arial"/>
-                                <w:b/>
-                                <w:sz w:val="24"/>
-                              </w:rPr>
-                            </w:pPr>
-                            <w:r>
-                              <w:rPr>
-                                <w:rFonts w:ascii="Arial"/>
-                                <w:b/>
-                                <w:sz w:val="24"/>
-                              </w:rPr>
-                              <w:t xml:space="preserve">Pelaksana yang ditugaskan oleh BPVP </w:t>
-                            </w:r>
-                            <w:r>
-                              <w:rPr>
-                                <w:rFonts w:ascii="Arial"/>
-                                <w:b/>
-                                <w:spacing w:val="-2"/>
-                                <w:sz w:val="24"/>
-                              </w:rPr>
-                              <w:t>Pangkep</w:t>
-                            </w:r>
-                            <w:r>
-                              <w:rPr>
-                                <w:rFonts w:ascii="Arial"/>
-                                <w:b/>
-                                <w:spacing w:val="-7"/>
-                                <w:sz w:val="24"/>
-                              </w:rPr>
-                              <w:t xml:space="preserve"> </w:t>
-                            </w:r>
-                            <w:r>
-                              <w:rPr>
-                                <w:rFonts w:ascii="Arial"/>
-                                <w:b/>
-                                <w:spacing w:val="-2"/>
-                                <w:sz w:val="24"/>
-                              </w:rPr>
-                              <w:t>tidak</w:t>
-                            </w:r>
-                            <w:r>
-                              <w:rPr>
-                                <w:rFonts w:ascii="Arial"/>
-                                <w:b/>
-                                <w:spacing w:val="-10"/>
-                                <w:sz w:val="24"/>
-                              </w:rPr>
-                              <w:t xml:space="preserve"> </w:t>
-                            </w:r>
-                            <w:r>
-                              <w:rPr>
-                                <w:rFonts w:ascii="Arial"/>
-                                <w:b/>
-                                <w:spacing w:val="-2"/>
-                                <w:sz w:val="24"/>
-                              </w:rPr>
-                              <w:t>menerima</w:t>
-                            </w:r>
-                            <w:r>
-                              <w:rPr>
-                                <w:rFonts w:ascii="Arial"/>
-                                <w:b/>
-                                <w:spacing w:val="-10"/>
-                                <w:sz w:val="24"/>
-                              </w:rPr>
-                              <w:t xml:space="preserve"> </w:t>
-                            </w:r>
-                            <w:r>
-                              <w:rPr>
-                                <w:rFonts w:ascii="Arial"/>
-                                <w:b/>
-                                <w:spacing w:val="-2"/>
-                                <w:sz w:val="24"/>
-                              </w:rPr>
-                              <w:t xml:space="preserve">gratifikasi dalam </w:t>
-                            </w:r>
-                            <w:r>
-                              <w:rPr>
-                                <w:rFonts w:ascii="Arial"/>
-                                <w:b/>
-                                <w:sz w:val="24"/>
-                              </w:rPr>
-                              <w:t xml:space="preserve">bentuk apapun sesuai ketentuan yang </w:t>
-                            </w:r>
-                            <w:r>
-                              <w:rPr>
-                                <w:rFonts w:ascii="Arial"/>
-                                <w:b/>
-                                <w:spacing w:val="-2"/>
-                                <w:sz w:val="24"/>
-                              </w:rPr>
-                              <w:t>berlaku</w:t>
-                            </w:r>
-                          </w:p>
-                        </w:txbxContent>
-                      </wps:txbx>
-                      <wps:bodyPr wrap="square" lIns="0" tIns="0" rIns="0" bIns="0" rtlCol="0">
-                        <a:noAutofit/>
-                      </wps:bodyPr>
-                    </wps:wsp>
-                  </a:graphicData>
-                </a:graphic>
-              </wp:anchor>
-            </w:drawing>
-          </mc:Choice>
-          <mc:Fallback xmlns:w16cei="http://schemas.microsoft.com/office/word/2026/wordml/cei">
-            <w:pict>
-              <v:shape w14:anchorId="5085EB91" id="Textbox 12" o:spid="_x0000_s1027" type="#_x0000_t202" style="position:absolute;left:0;text-align:left;margin-left:50.2pt;margin-top:10.35pt;width:252.8pt;height:64.45pt;z-index:251653632;visibility:visible;mso-wrap-style:square;mso-wrap-distance-left:0;mso-wrap-distance-top:0;mso-wrap-distance-right:0;mso-wrap-distance-bottom:0;mso-position-horizontal:absolute;mso-position-horizontal-relative:page;mso-position-vertical:absolute;mso-position-vertical-relative:text;v-text-anchor:top" o:gfxdata="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" filled="f" strokeweight="2pt">
-                <v:path arrowok="t"/>
-                <v:textbox inset="0,0,0,0">
-                  <w:txbxContent>
-                    <w:p>
-                      <w:pPr>
-                        <w:spacing w:before="65"/>
-                        <w:ind w:left="144" w:right="142"/>
-                        <w:jc w:val="both"/>
-                        <w:rPr>
-                          <w:rFonts w:ascii="Arial"/>
-                          <w:b/>
-                          <w:sz w:val="24"/>
-                        </w:rPr>
-                      </w:pPr>
-                      <w:r>
-                        <w:rPr>
-                          <w:rFonts w:ascii="Arial"/>
-                          <w:b/>
-                          <w:sz w:val="24"/>
-                        </w:rPr>
-                        <w:t xml:space="preserve">Pelaksana yang ditugaskan oleh BPVP </w:t>
-                      </w:r>
-                      <w:r>
-                        <w:rPr>
-                          <w:rFonts w:ascii="Arial"/>
-                          <w:b/>
-                          <w:spacing w:val="-2"/>
-                          <w:sz w:val="24"/>
-                        </w:rPr>
-                        <w:t>Pangkep</w:t>
-                      </w:r>
-                      <w:r>
-                        <w:rPr>
-                          <w:rFonts w:ascii="Arial"/>
-                          <w:b/>
-                          <w:spacing w:val="-7"/>
-                          <w:sz w:val="24"/>
-                        </w:rPr>
-                        <w:t xml:space="preserve"> </w:t>
-                      </w:r>
-                      <w:r>
-                        <w:rPr>
-                          <w:rFonts w:ascii="Arial"/>
-                          <w:b/>
-                          <w:spacing w:val="-2"/>
-                          <w:sz w:val="24"/>
-                        </w:rPr>
-                        <w:t>tidak</w:t>
-                      </w:r>
-                      <w:r>
-                        <w:rPr>
-                          <w:rFonts w:ascii="Arial"/>
-                          <w:b/>
-                          <w:spacing w:val="-10"/>
-                          <w:sz w:val="24"/>
-                        </w:rPr>
-                        <w:t xml:space="preserve"> </w:t>
-                      </w:r>
-                      <w:r>
-                        <w:rPr>
-                          <w:rFonts w:ascii="Arial"/>
-                          <w:b/>
-                          <w:spacing w:val="-2"/>
-                          <w:sz w:val="24"/>
-                        </w:rPr>
-                        <w:t>menerima</w:t>
-                      </w:r>
-                      <w:r>
-                        <w:rPr>
-                          <w:rFonts w:ascii="Arial"/>
-                          <w:b/>
-                          <w:spacing w:val="-10"/>
-                          <w:sz w:val="24"/>
-                        </w:rPr>
-                        <w:t xml:space="preserve"> </w:t>
-                      </w:r>
-                      <w:r>
-                        <w:rPr>
-                          <w:rFonts w:ascii="Arial"/>
-                          <w:b/>
-                          <w:spacing w:val="-2"/>
-                          <w:sz w:val="24"/>
-                        </w:rPr>
-                        <w:t xml:space="preserve">gratifikasi dalam </w:t>
-                      </w:r>
-                      <w:r>
-                        <w:rPr>
-                          <w:rFonts w:ascii="Arial"/>
-                          <w:b/>
-                          <w:sz w:val="24"/>
-                        </w:rPr>
-                        <w:t xml:space="preserve">bentuk apapun sesuai ketentuan yang </w:t>
-                      </w:r>
-                      <w:r>
-                        <w:rPr>
-                          <w:rFonts w:ascii="Arial"/>
-                          <w:b/>
-                          <w:spacing w:val="-2"/>
-                          <w:sz w:val="24"/>
-                        </w:rPr>
-                        <w:t>berlaku</w:t>
-                      </w:r>
-                    </w:p>
-                  </w:txbxContent>
-                </v:textbox>
-                <w10:wrap anchorx="page"/>
-              </v:shape>
-            </w:pict>
-          </mc:Fallback>
-        </mc:AlternateContent>
-      </w:r>
-      <w:r>
-        <w:t>Pangkep,</w:t>
-      </w:r>
-      <w:r>
-        <w:rPr>
-          <w:spacing w:val="-15"/>
-        </w:rPr>
-        <w:t xml:space="preserve"> </w:t>
-      </w:r>
-      <w:r>
-        <w:t>${tanggal_surat}</w:t>
-      </w:r>
-      <w:r>
-        <w:br/>
-        <w:t>Kepala Balai,</w:t>
-      </w:r>
-    </w:p>
-    <w:p>
-      <w:pPr>
-        <w:pStyle w:val="BodyText"/>
-      </w:pPr>
-      <w:r>
-        <w:rPr>
-          <w:noProof/>
-        </w:rPr>
-        <mc:AlternateContent>
-          <mc:Choice Requires="wps">
-            <w:drawing>
-              <wp:anchor distT="0" distB="0" distL="0" distR="0" simplePos="0" relativeHeight="251652608" behindDoc="0" locked="0" layoutInCell="1" allowOverlap="1" wp14:anchorId="2AA8DF13" wp14:editId="04881DB1">
-                <wp:simplePos x="0" y="0"/>
-                <wp:positionH relativeFrom="page">
-                  <wp:posOffset>5042881</wp:posOffset>
-                </wp:positionH>
-                <wp:positionV relativeFrom="paragraph">
-                  <wp:posOffset>110490</wp:posOffset>
-                </wp:positionV>
-                <wp:extent cx="972185" cy="972185"/>
-                <wp:effectExtent l="0" t="0" r="0" b="0"/>
-                <wp:wrapNone/>
-                <wp:docPr id="11" name="Textbox 11"/>
-                <wp:cNvGraphicFramePr>
-                  <a:graphicFrameLocks xmlns:a="http://schemas.openxmlformats.org/drawingml/2006/main"/>
-                </wp:cNvGraphicFramePr>
-                <a:graphic xmlns:a="http://schemas.openxmlformats.org/drawingml/2006/main">
-                  <a:graphicData uri="http://schemas.microsoft.com/office/word/2010/wordprocessingShape">
-                    <wps:wsp>
-                      <wps:cNvSpPr txBox="1">
-                        <a:spLocks/>
-                      </wps:cNvSpPr>
-                      <wps:spPr>
-                        <a:xfrm>
-                          <a:off x="0" y="0"/>
-                          <a:ext cx="972185" cy="972185"/>
-                        </a:xfrm>
-                        <a:prstGeom prst="rect">
-                          <a:avLst/>
-                        </a:prstGeom>
-                      </wps:spPr>
-                      <wps:txbx>
-                        <w:txbxContent>
-                          <w:p>
-                            <w:pPr>
-                              <w:pStyle w:val="BodyText"/>
-                            </w:pPr>
-                          </w:p>
-                          <w:p>
-                            <w:pPr>
-                              <w:pStyle w:val="BodyText"/>
-                              <w:spacing w:before="68"/>
-                            </w:pPr>
-                          </w:p>
-                          <w:p>
-                            <w:pPr>
-                              <w:pStyle w:val="BodyText"/>
-                              <w:ind w:left="485"/>
-                            </w:pPr>
-                            <w:r>
-                              <w:rPr>
-                                <w:spacing w:val="-2"/>
-                              </w:rPr>
-                              <w:t>${ttd}</w:t>
-                            </w:r>
-                          </w:p>
-                        </w:txbxContent>
-                      </wps:txbx>
-                      <wps:bodyPr wrap="square" lIns="0" tIns="0" rIns="0" bIns="0" rtlCol="0">
-                        <a:noAutofit/>
-                      </wps:bodyPr>
-                    </wps:wsp>
-                  </a:graphicData>
-                </a:graphic>
-              </wp:anchor>
-            </w:drawing>
-          </mc:Choice>
-          <mc:Fallback xmlns:w16cei="http://schemas.microsoft.com/office/word/2026/wordml/cei">
-            <w:pict>
-              <v:shape w14:anchorId="2AA8DF13" id="Textbox 11" o:spid="_x0000_s1028" type="#_x0000_t202" style="position:absolute;margin-left:397.1pt;margin-top:8.7pt;width:76.55pt;height:76.55pt;z-index:251652608;visibility:visible;mso-wrap-style:square;mso-wrap-distance-left:0;mso-wrap-distance-top:0;mso-wrap-distance-right:0;mso-wrap-distance-bottom:0;mso-position-horizontal:absolute;mso-position-horizontal-relative:page;mso-position-vertical:absolute;mso-position-vertical-relative:text;v-text-anchor:top" o:gfxdata="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" filled="f" stroked="f">
-                <v:textbox inset="0,0,0,0">
-                  <w:txbxContent>
-                    <w:p>
-                      <w:pPr>
-                        <w:pStyle w:val="BodyText"/>
-                      </w:pPr>
-                    </w:p>
-                    <w:p>
-                      <w:pPr>
-                        <w:pStyle w:val="BodyText"/>
-                        <w:spacing w:before="68"/>
-                      </w:pPr>
-                    </w:p>
-                    <w:p>
-                      <w:pPr>
-                        <w:pStyle w:val="BodyText"/>
-                        <w:ind w:left="485"/>
-                      </w:pPr>
-                      <w:r>
-                        <w:rPr>
-                          <w:spacing w:val="-2"/>
-                        </w:rPr>
-                        <w:t>${ttd}</w:t>
-                      </w:r>
-                    </w:p>
-                  </w:txbxContent>
-                </v:textbox>
-                <w10:wrap anchorx="page"/>
-              </v:shape>
-            </w:pict>
-          </mc:Fallback>
-        </mc:AlternateContent>
-      </w:r>
-    </w:p>
-    <w:p>
-      <w:pPr>
-        <w:pStyle w:val="BodyText"/>
-      </w:pPr>
-    </w:p>
-    <w:p>
-      <w:pPr>
-        <w:pStyle w:val="BodyText"/>
-      </w:pPr>
-    </w:p>
-    <w:p>
-      <w:pPr>
-        <w:pStyle w:val="BodyText"/>
-      </w:pPr>
-    </w:p>
-    <w:p>
-      <w:pPr>
-        <w:pStyle w:val="BodyText"/>
-      </w:pPr>
-    </w:p>
-    <w:p>
-      <w:pPr>
-        <w:pStyle w:val="BodyText"/>
-      </w:pPr>
-    </w:p>
-    <w:p>
-      <w:pPr>
-        <w:pStyle w:val="BodyText"/>
-        <w:spacing w:before="1"/>
-      </w:pPr>
-    </w:p>
-    <w:p>
-      <w:pPr>
-        <w:pStyle w:val="BodyText"/>
-        <w:ind w:left="7158"/>
-      </w:pPr>
-      <w:r>
-        <w:t>Ashari</w:t>
-      </w:r>
-      <w:r>
-        <w:rPr>
-          <w:spacing w:val="-5"/>
-        </w:rPr>
-        <w:t xml:space="preserve"> </w:t>
-      </w:r>
-      <w:r>
-        <w:t>Arifuddin,</w:t>
-      </w:r>
-      <w:r>
-        <w:rPr>
-          <w:spacing w:val="-3"/>
-        </w:rPr>
-        <w:t xml:space="preserve"> </w:t>
-      </w:r>
-      <w:r>
-        <w:t>S.T.,</w:t>
-      </w:r>
-      <w:r>
-        <w:rPr>
-          <w:spacing w:val="-3"/>
-        </w:rPr>
-        <w:t xml:space="preserve"> </w:t>
-      </w:r>
-      <w:r>
-        <w:rPr>
-          <w:spacing w:val="-5"/>
-        </w:rPr>
-        <w:t>M.M</w:t>
-      </w:r>
-    </w:p>
-    <w:p>
-      <w:pPr>
-        <w:pStyle w:val="BodyText"/>
-        <w:sectPr>
-          <w:footerReference w:type="default" r:id="rId14"/>
-          <w:type w:val="continuous"/>
-          <w:pgSz w:w="12240" w:h="18720"/>
-          <w:pgMar w:top="380" w:right="360" w:bottom="820" w:left="360" w:header="0" w:footer="639" w:gutter="0"/>
-          <w:pgNumType w:start="1"/>
-          <w:cols w:space="720"/>
-        </w:sectPr>
-      </w:pPr>
-    </w:p>
+    <w:tbl>
+      <w:tblPr>
+        <w:tblW w:type="dxa" w:w="10224"/>
+        <w:jc w:val="left"/>
+        <w:tblLayout w:type="fixed"/>
+        <w:tblLook w:firstColumn="1" w:firstRow="1" w:lastColumn="0" w:lastRow="0" w:noHBand="0" w:noVBand="1" w:val="04A0"/>
+        <w:tblInd w:type="dxa" w:w="648"/>
+        <w:tblBorders>
+          <w:top w:val="nil" w:sz="0" w:space="0" w:color="000000"/>
+          <w:left w:val="nil" w:sz="0" w:space="0" w:color="000000"/>
+          <w:bottom w:val="nil" w:sz="0" w:space="0" w:color="000000"/>
+          <w:right w:val="nil" w:sz="0" w:space="0" w:color="000000"/>
+          <w:insideH w:val="nil" w:sz="0" w:space="0" w:color="000000"/>
+          <w:insideV w:val="nil" w:sz="0" w:space="0" w:color="000000"/>
+        </w:tblBorders>
+      </w:tblPr>
+      <w:tblGrid>
+        <w:gridCol w:w="5472"/>
+        <w:gridCol w:w="4752"/>
+      </w:tblGrid>
+      <w:tr>
+        <w:trPr>
+          <w:cantSplit/>
+        </w:trPr>
+        <w:tc>
+          <w:tcPr>
+            <w:tcW w:type="dxa" w:w="10224"/>
+            <w:gridSpan w:val="2"/>
+            <w:tcMar>
+              <w:top w:w="0" w:type="dxa"/>
+              <w:start w:w="0" w:type="dxa"/>
+              <w:bottom w:w="180" w:type="dxa"/>
+              <w:end w:w="0" w:type="dxa"/>
+            </w:tcMar>
+            <w:tcBorders>
+              <w:top w:val="nil" w:sz="0" w:space="0" w:color="000000"/>
+              <w:start w:val="nil" w:sz="0" w:space="0" w:color="000000"/>
+              <w:bottom w:val="nil" w:sz="0" w:space="0" w:color="000000"/>
+              <w:end w:val="nil" w:sz="0" w:space="0" w:color="000000"/>
+              <w:insideH w:val="nil" w:sz="0" w:space="0" w:color="000000"/>
+              <w:insideV w:val="nil" w:sz="0" w:space="0" w:color="000000"/>
+            </w:tcBorders>
+            <w:vAlign w:val="top"/>
+          </w:tcPr>
+          <w:p>
+            <w:pPr>
+              <w:pStyle w:val="BodyText"/>
+              <w:keepNext/>
+              <w:keepLines/>
+              <w:spacing w:before="0" w:after="0" w:line="240" w:lineRule="auto"/>
+              <w:jc w:val="left"/>
+            </w:pPr>
+            <w:r>
+              <w:rPr>
+                <w:rFonts w:ascii="Arial MT" w:hAnsi="Arial MT"/>
+                <w:b w:val="0"/>
+                <w:sz w:val="24"/>
+              </w:rPr>
+              <w:t>Demikian Surat Tugas ini dibuat untuk dilaksanakan dengan penuh tanggung jawab</w:t>
+            </w:r>
+          </w:p>
+        </w:tc>
+      </w:tr>
+      <w:tr>
+        <w:trPr>
+          <w:cantSplit/>
+        </w:trPr>
+        <w:tc>
+          <w:tcPr>
+            <w:tcW w:type="dxa" w:w="5472"/>
+            <w:tcMar>
+              <w:top w:w="0" w:type="dxa"/>
+              <w:start w:w="0" w:type="dxa"/>
+              <w:bottom w:w="0" w:type="dxa"/>
+              <w:end w:w="216" w:type="dxa"/>
+            </w:tcMar>
+            <w:tcBorders>
+              <w:top w:val="nil" w:sz="0" w:space="0" w:color="000000"/>
+              <w:start w:val="nil" w:sz="0" w:space="0" w:color="000000"/>
+              <w:bottom w:val="nil" w:sz="0" w:space="0" w:color="000000"/>
+              <w:end w:val="nil" w:sz="0" w:space="0" w:color="000000"/>
+              <w:insideH w:val="nil" w:sz="0" w:space="0" w:color="000000"/>
+              <w:insideV w:val="nil" w:sz="0" w:space="0" w:color="000000"/>
+            </w:tcBorders>
+            <w:vAlign w:val="top"/>
+          </w:tcPr>
+          <w:p>
+            <w:pPr>
+              <w:spacing w:before="0" w:after="0" w:line="20" w:lineRule="exact"/>
+            </w:pPr>
+            <w:r>
+              <w:rPr>
+                <w:sz w:val="2"/>
+              </w:rPr>
+            </w:r>
+          </w:p>
+          <w:tbl>
+            <w:tblPr>
+              <w:tblW w:type="dxa" w:w="5000"/>
+              <w:jc w:val="left"/>
+              <w:tblLayout w:type="fixed"/>
+              <w:tblLook w:firstColumn="1" w:firstRow="1" w:lastColumn="0" w:lastRow="0" w:noHBand="0" w:noVBand="1" w:val="04A0"/>
+              <w:tblInd w:type="dxa" w:w="0"/>
+              <w:tblBorders>
+                <w:top w:val="single" w:sz="16" w:space="0" w:color="000000"/>
+                <w:left w:val="single" w:sz="16" w:space="0" w:color="000000"/>
+                <w:bottom w:val="single" w:sz="16" w:space="0" w:color="000000"/>
+                <w:right w:val="single" w:sz="16" w:space="0" w:color="000000"/>
+                <w:insideH w:val="single" w:sz="16" w:space="0" w:color="000000"/>
+                <w:insideV w:val="single" w:sz="16" w:space="0" w:color="000000"/>
+              </w:tblBorders>
+            </w:tblPr>
+            <w:tblGrid>
+              <w:gridCol w:w="5472"/>
+            </w:tblGrid>
+            <w:tr>
+              <w:trPr>
+                <w:cantSplit/>
+              </w:trPr>
+              <w:tc>
+                <w:tcPr>
+                  <w:tcW w:type="dxa" w:w="5000"/>
+                  <w:tcMar>
+                    <w:top w:w="90" w:type="dxa"/>
+                    <w:start w:w="120" w:type="dxa"/>
+                    <w:bottom w:w="90" w:type="dxa"/>
+                    <w:end w:w="120" w:type="dxa"/>
+                  </w:tcMar>
+                  <w:tcBorders>
+                    <w:top w:val="single" w:sz="16" w:space="0" w:color="000000"/>
+                    <w:start w:val="single" w:sz="16" w:space="0" w:color="000000"/>
+                    <w:bottom w:val="single" w:sz="16" w:space="0" w:color="000000"/>
+                    <w:end w:val="single" w:sz="16" w:space="0" w:color="000000"/>
+                    <w:insideH w:val="single" w:sz="16" w:space="0" w:color="000000"/>
+                    <w:insideV w:val="single" w:sz="16" w:space="0" w:color="000000"/>
+                  </w:tcBorders>
+                </w:tcPr>
+                <w:p>
+                  <w:pPr>
+                    <w:pStyle w:val="BodyText"/>
+                    <w:keepNext/>
+                    <w:keepLines/>
+                    <w:spacing w:before="0" w:after="0" w:line="240" w:lineRule="auto"/>
+                    <w:jc w:val="left"/>
+                  </w:pPr>
+                  <w:r>
+                    <w:rPr>
+                      <w:rFonts w:ascii="Arial MT" w:hAnsi="Arial MT"/>
+                      <w:b/>
+                      <w:sz w:val="22"/>
+                    </w:rPr>
+                    <w:t>Pelaksana yang ditugaskan oleh BPVP Pangkep tidak menerima gratifikasi dalam bentuk apapun sesuai ketentuan yang berlaku</w:t>
+                  </w:r>
+                </w:p>
+              </w:tc>
+            </w:tr>
+          </w:tbl>
+          <w:p/>
+        </w:tc>
+        <w:tc>
+          <w:tcPr>
+            <w:tcW w:type="dxa" w:w="4752"/>
+            <w:tcMar>
+              <w:top w:w="0" w:type="dxa"/>
+              <w:start w:w="0" w:type="dxa"/>
+              <w:bottom w:w="120" w:type="dxa"/>
+              <w:end w:w="0" w:type="dxa"/>
+            </w:tcMar>
+            <w:tcBorders>
+              <w:top w:val="nil" w:sz="0" w:space="0" w:color="000000"/>
+              <w:start w:val="nil" w:sz="0" w:space="0" w:color="000000"/>
+              <w:bottom w:val="nil" w:sz="0" w:space="0" w:color="000000"/>
+              <w:end w:val="nil" w:sz="0" w:space="0" w:color="000000"/>
+              <w:insideH w:val="nil" w:sz="0" w:space="0" w:color="000000"/>
+              <w:insideV w:val="nil" w:sz="0" w:space="0" w:color="000000"/>
+            </w:tcBorders>
+            <w:vAlign w:val="top"/>
+          </w:tcPr>
+          <w:p>
+            <w:pPr>
+              <w:pStyle w:val="BodyText"/>
+              <w:keepNext/>
+              <w:keepLines/>
+              <w:spacing w:before="0" w:after="0" w:line="240" w:lineRule="auto"/>
+              <w:jc w:val="center"/>
+            </w:pPr>
+            <w:r>
+              <w:rPr>
+                <w:rFonts w:ascii="Arial MT" w:hAnsi="Arial MT"/>
+                <w:b w:val="0"/>
+                <w:sz w:val="24"/>
+              </w:rPr>
+              <w:t>Pangkep, ${tanggal_surat}</w:t>
+              <w:br/>
+              <w:t>Kepala Balai,</w:t>
+            </w:r>
+          </w:p>
+          <w:p>
+            <w:pPr>
+              <w:pStyle w:val="BodyText"/>
+              <w:keepNext/>
+              <w:keepLines/>
+              <w:spacing w:before="600" w:after="840" w:line="240" w:lineRule="auto"/>
+              <w:jc w:val="center"/>
+            </w:pPr>
+            <w:r>
+              <w:rPr>
+                <w:rFonts w:ascii="Arial MT" w:hAnsi="Arial MT"/>
+                <w:b w:val="0"/>
+                <w:sz w:val="24"/>
+              </w:rPr>
+              <w:t>${ttd}</w:t>
+            </w:r>
+          </w:p>
+          <w:p>
+            <w:pPr>
+              <w:pStyle w:val="BodyText"/>
+              <w:keepNext w:val="0"/>
+              <w:keepLines/>
+              <w:spacing w:before="0" w:after="0" w:line="240" w:lineRule="auto"/>
+              <w:jc w:val="center"/>
+            </w:pPr>
+            <w:r>
+              <w:rPr>
+                <w:rFonts w:ascii="Arial MT" w:hAnsi="Arial MT"/>
+                <w:b w:val="0"/>
+                <w:sz w:val="24"/>
+              </w:rPr>
+              <w:t>Ashari Arifuddin, S.T., M.M</w:t>
+            </w:r>
+          </w:p>
+        </w:tc>
+      </w:tr>
+    </w:tbl>
     <w:tbl>
       <w:tblPr>
         <w:tblW w:w="0" w:type="auto"/>

--- a/resources/documents/Template_SPT_Perjadin_COLLECTIVE_V5.docx
+++ b/resources/documents/Template_SPT_Perjadin_COLLECTIVE_V5.docx
@@ -1508,23 +1508,22 @@
     </w:p>
     <w:tbl>
       <w:tblPr>
-        <w:tblW w:type="dxa" w:w="10224"/>
-        <w:jc w:val="left"/>
+        <w:tblW w:w="9600" w:type="dxa"/>
+        <w:tblInd w:w="648" w:type="dxa"/>
+        <w:tblBorders>
+          <w:top w:val="nil"/>
+          <w:left w:val="nil"/>
+          <w:bottom w:val="nil"/>
+          <w:right w:val="nil"/>
+          <w:insideH w:val="nil"/>
+          <w:insideV w:val="nil"/>
+        </w:tblBorders>
         <w:tblLayout w:type="fixed"/>
-        <w:tblLook w:firstColumn="1" w:firstRow="1" w:lastColumn="0" w:lastRow="0" w:noHBand="0" w:noVBand="1" w:val="04A0"/>
-        <w:tblInd w:type="dxa" w:w="648"/>
-        <w:tblBorders>
-          <w:top w:val="nil" w:sz="0" w:space="0" w:color="000000"/>
-          <w:left w:val="nil" w:sz="0" w:space="0" w:color="000000"/>
-          <w:bottom w:val="nil" w:sz="0" w:space="0" w:color="000000"/>
-          <w:right w:val="nil" w:sz="0" w:space="0" w:color="000000"/>
-          <w:insideH w:val="nil" w:sz="0" w:space="0" w:color="000000"/>
-          <w:insideV w:val="nil" w:sz="0" w:space="0" w:color="000000"/>
-        </w:tblBorders>
+        <w:tblLook w:val="04A0" w:firstRow="1" w:lastRow="0" w:firstColumn="1" w:lastColumn="0" w:noHBand="0" w:noVBand="1"/>
       </w:tblPr>
       <w:tblGrid>
-        <w:gridCol w:w="5472"/>
-        <w:gridCol w:w="4752"/>
+        <w:gridCol w:w="5141"/>
+        <w:gridCol w:w="4459"/>
       </w:tblGrid>
       <w:tr>
         <w:trPr>
@@ -1532,38 +1531,28 @@
         </w:trPr>
         <w:tc>
           <w:tcPr>
-            <w:tcW w:type="dxa" w:w="10224"/>
+            <w:tcW w:w="9600" w:type="dxa"/>
             <w:gridSpan w:val="2"/>
+            <w:tcBorders>
+              <w:top w:val="nil"/>
+              <w:left w:val="nil"/>
+              <w:bottom w:val="nil"/>
+              <w:right w:val="nil"/>
+            </w:tcBorders>
             <w:tcMar>
               <w:top w:w="0" w:type="dxa"/>
-              <w:start w:w="0" w:type="dxa"/>
+              <w:left w:w="0" w:type="dxa"/>
               <w:bottom w:w="180" w:type="dxa"/>
-              <w:end w:w="0" w:type="dxa"/>
+              <w:right w:w="0" w:type="dxa"/>
             </w:tcMar>
-            <w:tcBorders>
-              <w:top w:val="nil" w:sz="0" w:space="0" w:color="000000"/>
-              <w:start w:val="nil" w:sz="0" w:space="0" w:color="000000"/>
-              <w:bottom w:val="nil" w:sz="0" w:space="0" w:color="000000"/>
-              <w:end w:val="nil" w:sz="0" w:space="0" w:color="000000"/>
-              <w:insideH w:val="nil" w:sz="0" w:space="0" w:color="000000"/>
-              <w:insideV w:val="nil" w:sz="0" w:space="0" w:color="000000"/>
-            </w:tcBorders>
-            <w:vAlign w:val="top"/>
           </w:tcPr>
           <w:p>
             <w:pPr>
               <w:pStyle w:val="BodyText"/>
               <w:keepNext/>
               <w:keepLines/>
-              <w:spacing w:before="0" w:after="0" w:line="240" w:lineRule="auto"/>
-              <w:jc w:val="left"/>
-            </w:pPr>
-            <w:r>
-              <w:rPr>
-                <w:rFonts w:ascii="Arial MT" w:hAnsi="Arial MT"/>
-                <w:b w:val="0"/>
-                <w:sz w:val="24"/>
-              </w:rPr>
+            </w:pPr>
+            <w:r>
               <w:t>Demikian Surat Tugas ini dibuat untuk dilaksanakan dengan penuh tanggung jawab</w:t>
             </w:r>
           </w:p>
@@ -1575,40 +1564,28 @@
         </w:trPr>
         <w:tc>
           <w:tcPr>
-            <w:tcW w:type="dxa" w:w="5472"/>
+            <w:tcW w:w="5141" w:type="dxa"/>
+            <w:tcBorders>
+              <w:top w:val="nil"/>
+              <w:left w:val="nil"/>
+              <w:bottom w:val="nil"/>
+              <w:right w:val="nil"/>
+            </w:tcBorders>
             <w:tcMar>
               <w:top w:w="0" w:type="dxa"/>
-              <w:start w:w="0" w:type="dxa"/>
+              <w:left w:w="0" w:type="dxa"/>
               <w:bottom w:w="0" w:type="dxa"/>
-              <w:end w:w="216" w:type="dxa"/>
+              <w:right w:w="216" w:type="dxa"/>
             </w:tcMar>
-            <w:tcBorders>
-              <w:top w:val="nil" w:sz="0" w:space="0" w:color="000000"/>
-              <w:start w:val="nil" w:sz="0" w:space="0" w:color="000000"/>
-              <w:bottom w:val="nil" w:sz="0" w:space="0" w:color="000000"/>
-              <w:end w:val="nil" w:sz="0" w:space="0" w:color="000000"/>
-              <w:insideH w:val="nil" w:sz="0" w:space="0" w:color="000000"/>
-              <w:insideV w:val="nil" w:sz="0" w:space="0" w:color="000000"/>
-            </w:tcBorders>
-            <w:vAlign w:val="top"/>
           </w:tcPr>
           <w:p>
             <w:pPr>
-              <w:spacing w:before="0" w:after="0" w:line="20" w:lineRule="exact"/>
-            </w:pPr>
-            <w:r>
-              <w:rPr>
-                <w:sz w:val="2"/>
-              </w:rPr>
-            </w:r>
+              <w:spacing w:line="20" w:lineRule="exact"/>
+            </w:pPr>
           </w:p>
           <w:tbl>
             <w:tblPr>
-              <w:tblW w:type="dxa" w:w="5000"/>
-              <w:jc w:val="left"/>
-              <w:tblLayout w:type="fixed"/>
-              <w:tblLook w:firstColumn="1" w:firstRow="1" w:lastColumn="0" w:lastRow="0" w:noHBand="0" w:noVBand="1" w:val="04A0"/>
-              <w:tblInd w:type="dxa" w:w="0"/>
+              <w:tblW w:w="5000" w:type="dxa"/>
               <w:tblBorders>
                 <w:top w:val="single" w:sz="16" w:space="0" w:color="000000"/>
                 <w:left w:val="single" w:sz="16" w:space="0" w:color="000000"/>
@@ -1617,9 +1594,11 @@
                 <w:insideH w:val="single" w:sz="16" w:space="0" w:color="000000"/>
                 <w:insideV w:val="single" w:sz="16" w:space="0" w:color="000000"/>
               </w:tblBorders>
+              <w:tblLayout w:type="fixed"/>
+              <w:tblLook w:val="04A0" w:firstRow="1" w:lastRow="0" w:firstColumn="1" w:lastColumn="0" w:noHBand="0" w:noVBand="1"/>
             </w:tblPr>
             <w:tblGrid>
-              <w:gridCol w:w="5472"/>
+              <w:gridCol w:w="5000"/>
             </w:tblGrid>
             <w:tr>
               <w:trPr>
@@ -1627,33 +1606,28 @@
               </w:trPr>
               <w:tc>
                 <w:tcPr>
-                  <w:tcW w:type="dxa" w:w="5000"/>
+                  <w:tcW w:w="5000" w:type="dxa"/>
+                  <w:tcBorders>
+                    <w:top w:val="single" w:sz="16" w:space="0" w:color="000000"/>
+                    <w:left w:val="single" w:sz="16" w:space="0" w:color="000000"/>
+                    <w:bottom w:val="single" w:sz="16" w:space="0" w:color="000000"/>
+                    <w:right w:val="single" w:sz="16" w:space="0" w:color="000000"/>
+                  </w:tcBorders>
                   <w:tcMar>
                     <w:top w:w="90" w:type="dxa"/>
-                    <w:start w:w="120" w:type="dxa"/>
+                    <w:left w:w="120" w:type="dxa"/>
                     <w:bottom w:w="90" w:type="dxa"/>
-                    <w:end w:w="120" w:type="dxa"/>
+                    <w:right w:w="120" w:type="dxa"/>
                   </w:tcMar>
-                  <w:tcBorders>
-                    <w:top w:val="single" w:sz="16" w:space="0" w:color="000000"/>
-                    <w:start w:val="single" w:sz="16" w:space="0" w:color="000000"/>
-                    <w:bottom w:val="single" w:sz="16" w:space="0" w:color="000000"/>
-                    <w:end w:val="single" w:sz="16" w:space="0" w:color="000000"/>
-                    <w:insideH w:val="single" w:sz="16" w:space="0" w:color="000000"/>
-                    <w:insideV w:val="single" w:sz="16" w:space="0" w:color="000000"/>
-                  </w:tcBorders>
                 </w:tcPr>
                 <w:p>
                   <w:pPr>
                     <w:pStyle w:val="BodyText"/>
                     <w:keepNext/>
                     <w:keepLines/>
-                    <w:spacing w:before="0" w:after="0" w:line="240" w:lineRule="auto"/>
-                    <w:jc w:val="left"/>
                   </w:pPr>
                   <w:r>
                     <w:rPr>
-                      <w:rFonts w:ascii="Arial MT" w:hAnsi="Arial MT"/>
                       <w:b/>
                       <w:sz w:val="22"/>
                     </w:rPr>
@@ -1667,38 +1641,31 @@
         </w:tc>
         <w:tc>
           <w:tcPr>
-            <w:tcW w:type="dxa" w:w="4752"/>
+            <w:tcW w:w="4459" w:type="dxa"/>
+            <w:tcBorders>
+              <w:top w:val="nil"/>
+              <w:left w:val="nil"/>
+              <w:bottom w:val="nil"/>
+              <w:right w:val="nil"/>
+            </w:tcBorders>
             <w:tcMar>
               <w:top w:w="0" w:type="dxa"/>
-              <w:start w:w="0" w:type="dxa"/>
+              <w:left w:w="0" w:type="dxa"/>
               <w:bottom w:w="120" w:type="dxa"/>
-              <w:end w:w="0" w:type="dxa"/>
+              <w:right w:w="0" w:type="dxa"/>
             </w:tcMar>
-            <w:tcBorders>
-              <w:top w:val="nil" w:sz="0" w:space="0" w:color="000000"/>
-              <w:start w:val="nil" w:sz="0" w:space="0" w:color="000000"/>
-              <w:bottom w:val="nil" w:sz="0" w:space="0" w:color="000000"/>
-              <w:end w:val="nil" w:sz="0" w:space="0" w:color="000000"/>
-              <w:insideH w:val="nil" w:sz="0" w:space="0" w:color="000000"/>
-              <w:insideV w:val="nil" w:sz="0" w:space="0" w:color="000000"/>
-            </w:tcBorders>
-            <w:vAlign w:val="top"/>
           </w:tcPr>
           <w:p>
             <w:pPr>
               <w:pStyle w:val="BodyText"/>
               <w:keepNext/>
               <w:keepLines/>
-              <w:spacing w:before="0" w:after="0" w:line="240" w:lineRule="auto"/>
               <w:jc w:val="center"/>
             </w:pPr>
             <w:r>
-              <w:rPr>
-                <w:rFonts w:ascii="Arial MT" w:hAnsi="Arial MT"/>
-                <w:b w:val="0"/>
-                <w:sz w:val="24"/>
-              </w:rPr>
               <w:t>Pangkep, ${tanggal_surat}</w:t>
+            </w:r>
+            <w:r>
               <w:br/>
               <w:t>Kepala Balai,</w:t>
             </w:r>
@@ -1708,42 +1675,47 @@
               <w:pStyle w:val="BodyText"/>
               <w:keepNext/>
               <w:keepLines/>
-              <w:spacing w:before="600" w:after="840" w:line="240" w:lineRule="auto"/>
+              <w:spacing w:before="600" w:after="840"/>
               <w:jc w:val="center"/>
             </w:pPr>
             <w:r>
-              <w:rPr>
-                <w:rFonts w:ascii="Arial MT" w:hAnsi="Arial MT"/>
-                <w:b w:val="0"/>
-                <w:sz w:val="24"/>
-              </w:rPr>
               <w:t>${ttd}</w:t>
             </w:r>
           </w:p>
           <w:p>
             <w:pPr>
               <w:pStyle w:val="BodyText"/>
-              <w:keepNext w:val="0"/>
               <w:keepLines/>
-              <w:spacing w:before="0" w:after="0" w:line="240" w:lineRule="auto"/>
               <w:jc w:val="center"/>
             </w:pPr>
             <w:r>
-              <w:rPr>
-                <w:rFonts w:ascii="Arial MT" w:hAnsi="Arial MT"/>
-                <w:b w:val="0"/>
-                <w:sz w:val="24"/>
-              </w:rPr>
               <w:t>Ashari Arifuddin, S.T., M.M</w:t>
             </w:r>
           </w:p>
         </w:tc>
       </w:tr>
     </w:tbl>
+    <w:p/>
+    <w:p>
+      <w:pPr>
+        <w:pStyle w:val="TableParagraph"/>
+        <w:spacing w:line="229" w:lineRule="exact"/>
+        <w:ind w:left="107"/>
+        <w:rPr>
+          <w:spacing w:val="-5"/>
+          <w:sz w:val="20"/>
+        </w:rPr>
+        <w:sectPr>
+          <w:pgSz w:w="12240" w:h="18720"/>
+          <w:pgMar w:top="600" w:right="360" w:bottom="820" w:left="360" w:header="0" w:footer="639" w:gutter="0"/>
+          <w:cols w:space="720"/>
+        </w:sectPr>
+      </w:pPr>
+    </w:p>
     <w:tbl>
       <w:tblPr>
-        <w:tblW w:w="0" w:type="auto"/>
-        <w:tblInd w:w="502" w:type="dxa"/>
+        <w:tblW w:w="10224" w:type="dxa"/>
+        <w:tblInd w:w="648" w:type="dxa"/>
         <w:tblBorders>
           <w:top w:val="single" w:sz="4" w:space="0" w:color="000000"/>
           <w:left w:val="single" w:sz="4" w:space="0" w:color="000000"/>
@@ -1760,9 +1732,9 @@
         <w:tblLook w:val="01E0" w:firstRow="1" w:lastRow="1" w:firstColumn="1" w:lastColumn="1" w:noHBand="0" w:noVBand="0"/>
       </w:tblPr>
       <w:tblGrid>
-        <w:gridCol w:w="5309"/>
-        <w:gridCol w:w="2008"/>
-        <w:gridCol w:w="3572"/>
+        <w:gridCol w:w="4981"/>
+        <w:gridCol w:w="1888"/>
+        <w:gridCol w:w="3355"/>
       </w:tblGrid>
       <w:tr>
         <w:trPr>
@@ -2090,7 +2062,7 @@
                                 <pic:cNvPicPr/>
                               </pic:nvPicPr>
                               <pic:blipFill>
-                                <a:blip r:embed="rId15" cstate="print"/>
+                                <a:blip r:embed="rId14" cstate="print"/>
                                 <a:stretch>
                                   <a:fillRect/>
                                 </a:stretch>
@@ -4814,9 +4786,13 @@
               </wp:anchor>
             </w:drawing>
           </mc:Choice>
-          <mc:Fallback xmlns:w16cei="http://schemas.microsoft.com/office/word/2026/wordml/cei">
+          <mc:Fallback>
             <w:pict>
-              <v:shape w14:anchorId="43C63355" id="Textbox 22" o:spid="_x0000_s1029" type="#_x0000_t202" style="position:absolute;margin-left:413.75pt;margin-top:145pt;width:67.05pt;height:11.2pt;z-index:-15844352;visibility:visible;mso-wrap-style:square;mso-wrap-distance-left:0;mso-wrap-distance-top:0;mso-wrap-distance-right:0;mso-wrap-distance-bottom:0;mso-position-horizontal:absolute;mso-position-horizontal-relative:page;mso-position-vertical:absolute;mso-position-vertical-relative:page;v-text-anchor:top" o:gfxdata="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" filled="f" stroked="f">
+              <v:shapetype w14:anchorId="43C63355" id="_x0000_t202" coordsize="21600,21600" o:spt="202" path="m,l,21600r21600,l21600,xe">
+                <v:stroke joinstyle="miter"/>
+                <v:path gradientshapeok="t" o:connecttype="rect"/>
+              </v:shapetype>
+              <v:shape id="Textbox 22" o:spid="_x0000_s1026" type="#_x0000_t202" style="position:absolute;margin-left:413.75pt;margin-top:145pt;width:67.05pt;height:11.2pt;z-index:-15844352;visibility:visible;mso-wrap-style:square;mso-wrap-distance-left:0;mso-wrap-distance-top:0;mso-wrap-distance-right:0;mso-wrap-distance-bottom:0;mso-position-horizontal:absolute;mso-position-horizontal-relative:page;mso-position-vertical:absolute;mso-position-vertical-relative:page;v-text-anchor:top" o:gfxdata="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" filled="f" stroked="f">
                 <v:textbox inset="0,0,0,0">
                   <w:txbxContent>
                     <w:p>
@@ -4869,108 +4845,6 @@
     </w:p>
   </w:endnote>
 </w:endnotes>
-</file>
-
-<file path=word/footer1.xml><?xml version="1.0" encoding="utf-8"?>
-<w:ftr xmlns:wpc="http://schemas.microsoft.com/office/word/2010/wordprocessingCanvas" xmlns:cx="http://schemas.microsoft.com/office/drawing/2014/chartex" xmlns:cx1="http://schemas.microsoft.com/office/drawing/2015/9/8/chartex" xmlns:cx2="http://schemas.microsoft.com/office/drawing/2015/10/21/chartex" xmlns:cx3="http://schemas.microsoft.com/office/drawing/2016/5/9/chartex" xmlns:cx4="http://schemas.microsoft.com/office/drawing/2016/5/10/chartex" xmlns:cx5="http://schemas.microsoft.com/office/drawing/2016/5/11/chartex" xmlns:cx6="http://schemas.microsoft.com/office/drawing/2016/5/12/chartex" xmlns:cx7="http://schemas.microsoft.com/office/drawing/2016/5/13/chartex" xmlns:cx8="http://schemas.microsoft.com/office/drawing/2016/5/14/chartex" xmlns:mc="http://schemas.openxmlformats.org/markup-compatibility/2006" xmlns:aink="http://schemas.microsoft.com/office/drawing/2016/ink" xmlns:am3d="http://schemas.microsoft.com/office/drawing/2017/model3d" xmlns:o="urn:schemas-microsoft-com:office:office" xmlns:oel="http://schemas.microsoft.com/office/2019/extlst" xmlns:r="http://schemas.openxmlformats.org/officeDocument/2006/relationships" xmlns:m="http://schemas.openxmlformats.org/officeDocument/2006/math" xmlns:v="urn:schemas-microsoft-com:vml" xmlns:wp14="http://schemas.microsoft.com/office/word/2010/wordprocessingDrawing" xmlns:wp="http://schemas.openxmlformats.org/drawingml/2006/wordprocessingDrawing" xmlns:w10="urn:schemas-microsoft-com:office:word" xmlns:w="http://schemas.openxmlformats.org/wordprocessingml/2006/main" xmlns:w14="http://schemas.microsoft.com/office/word/2010/wordml" xmlns:w15="http://schemas.microsoft.com/office/word/2012/wordml" xmlns:w16cex="http://schemas.microsoft.com/office/word/2018/wordml/cex" xmlns:w16cid="http://schemas.microsoft.com/office/word/2016/wordml/cid" xmlns:w16="http://schemas.microsoft.com/office/word/2018/wordml" xmlns:w16du="http://schemas.microsoft.com/office/word/2023/wordml/word16du" xmlns:w16sdtdh="http://schemas.microsoft.com/office/word/2020/wordml/sdtdatahash" xmlns:w16sdtfl="http://schemas.microsoft.com/office/word/2024/wordml/sdtformatlock" xmlns:w16se="http://schemas.microsoft.com/office/word/2015/wordml/symex" xmlns:wpg="http://schemas.microsoft.com/office/word/2010/wordprocessingGroup" xmlns:wpi="http://schemas.microsoft.com/office/word/2010/wordprocessingInk" xmlns:wne="http://schemas.microsoft.com/office/word/2006/wordml" xmlns:wps="http://schemas.microsoft.com/office/word/2010/wordprocessingShape" mc:Ignorable="w14 w15 w16se w16cid w16 w16cex w16sdtdh w16sdtfl w16du wp14">
-  <w:p>
-    <w:pPr>
-      <w:pStyle w:val="BodyText"/>
-      <w:spacing w:line="14" w:lineRule="auto"/>
-      <w:rPr>
-        <w:sz w:val="20"/>
-      </w:rPr>
-    </w:pPr>
-    <w:r>
-      <w:rPr>
-        <w:noProof/>
-        <w:sz w:val="20"/>
-      </w:rPr>
-      <mc:AlternateContent>
-        <mc:Choice Requires="wps">
-          <w:drawing>
-            <wp:anchor distT="0" distB="0" distL="0" distR="0" simplePos="0" relativeHeight="487467520" behindDoc="1" locked="0" layoutInCell="1" allowOverlap="1" wp14:anchorId="71110E98" wp14:editId="3669C5BF">
-              <wp:simplePos x="0" y="0"/>
-              <wp:positionH relativeFrom="page">
-                <wp:posOffset>360045</wp:posOffset>
-              </wp:positionH>
-              <wp:positionV relativeFrom="page">
-                <wp:posOffset>11887200</wp:posOffset>
-              </wp:positionV>
-              <wp:extent cx="7052309" cy="1270"/>
-              <wp:effectExtent l="0" t="0" r="0" b="0"/>
-              <wp:wrapNone/>
-              <wp:docPr id="1" name="Graphic 1"/>
-              <wp:cNvGraphicFramePr>
-                <a:graphicFrameLocks xmlns:a="http://schemas.openxmlformats.org/drawingml/2006/main"/>
-              </wp:cNvGraphicFramePr>
-              <a:graphic xmlns:a="http://schemas.openxmlformats.org/drawingml/2006/main">
-                <a:graphicData uri="http://schemas.microsoft.com/office/word/2010/wordprocessingShape">
-                  <wps:wsp>
-                    <wps:cNvSpPr>
-                      <a:spLocks/>
-                    </wps:cNvSpPr>
-                    <wps:spPr>
-                      <a:xfrm>
-                        <a:off x="0" y="0"/>
-                        <a:ext cx="7052309" cy="1270"/>
-                      </a:xfrm>
-                      <a:custGeom>
-                        <a:avLst/>
-                        <a:gdLst/>
-                        <a:ahLst/>
-                        <a:cxnLst/>
-                        <a:rect l="l" t="t" r="r" b="b"/>
-                        <a:pathLst>
-                          <a:path w="7052309">
-                            <a:moveTo>
-                              <a:pt x="0" y="0"/>
-                            </a:moveTo>
-                            <a:lnTo>
-                              <a:pt x="7052309" y="0"/>
-                            </a:lnTo>
-                          </a:path>
-                          <a:path w="7052309">
-                            <a:moveTo>
-                              <a:pt x="0" y="0"/>
-                            </a:moveTo>
-                            <a:lnTo>
-                              <a:pt x="7052309" y="0"/>
-                            </a:lnTo>
-                          </a:path>
-                        </a:pathLst>
-                      </a:custGeom>
-                      <a:ln w="10795">
-                        <a:solidFill>
-                          <a:srgbClr val="000000"/>
-                        </a:solidFill>
-                        <a:prstDash val="solid"/>
-                      </a:ln>
-                    </wps:spPr>
-                    <wps:bodyPr wrap="square" lIns="0" tIns="0" rIns="0" bIns="0" rtlCol="0">
-                      <a:prstTxWarp prst="textNoShape">
-                        <a:avLst/>
-                      </a:prstTxWarp>
-                      <a:noAutofit/>
-                    </wps:bodyPr>
-                  </wps:wsp>
-                </a:graphicData>
-              </a:graphic>
-            </wp:anchor>
-          </w:drawing>
-        </mc:Choice>
-        <mc:Fallback xmlns:w16cei="http://schemas.microsoft.com/office/word/2026/wordml/cei">
-          <w:pict>
-            <v:shape w14:anchorId="6C379D08" id="Graphic 1" o:spid="_x0000_s1026" style="position:absolute;margin-left:28.35pt;margin-top:13in;width:555.3pt;height:.1pt;z-index:-15848960;visibility:visible;mso-wrap-style:square;mso-wrap-distance-left:0;mso-wrap-distance-top:0;mso-wrap-distance-right:0;mso-wrap-distance-bottom:0;mso-position-horizontal:absolute;mso-position-horizontal-relative:page;mso-position-vertical:absolute;mso-position-vertical-relative:page;v-text-anchor:top" coordsize="7052309,1270" o:gfxdata="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" path="m,l7052309,em,l7052309,e" filled="f" strokeweight=".85pt">
-              <v:path arrowok="t"/>
-              <w10:wrap anchorx="page" anchory="page"/>
-            </v:shape>
-          </w:pict>
-        </mc:Fallback>
-      </mc:AlternateContent>
-    </w:r>
-  </w:p>
-</w:ftr>
 </file>
 
 <file path=word/footnotes.xml><?xml version="1.0" encoding="utf-8"?>

--- a/resources/documents/Template_SPT_Perjadin_COLLECTIVE_V5.docx
+++ b/resources/documents/Template_SPT_Perjadin_COLLECTIVE_V5.docx
@@ -1495,21 +1495,9 @@
         </w:tc>
       </w:tr>
     </w:tbl>
-    <w:p>
-      <w:pPr>
-        <w:pStyle w:val="BodyText"/>
-      </w:pPr>
-    </w:p>
-    <w:p>
-      <w:pPr>
-        <w:pStyle w:val="BodyText"/>
-        <w:spacing w:before="56"/>
-      </w:pPr>
-    </w:p>
     <w:tbl>
       <w:tblPr>
-        <w:tblW w:w="9600" w:type="dxa"/>
-        <w:tblInd w:w="648" w:type="dxa"/>
+        <w:tblW w:w="11199" w:type="dxa"/>
         <w:tblBorders>
           <w:top w:val="nil"/>
           <w:left w:val="nil"/>
@@ -1522,49 +1510,21 @@
         <w:tblLook w:val="04A0" w:firstRow="1" w:lastRow="0" w:firstColumn="1" w:lastColumn="0" w:noHBand="0" w:noVBand="1"/>
       </w:tblPr>
       <w:tblGrid>
-        <w:gridCol w:w="5141"/>
-        <w:gridCol w:w="4459"/>
+        <w:gridCol w:w="4994"/>
+        <w:gridCol w:w="1892"/>
+        <w:gridCol w:w="4029"/>
+        <w:gridCol w:w="284"/>
       </w:tblGrid>
       <w:tr>
         <w:trPr>
+          <w:gridAfter w:val="1"/>
+          <w:wAfter w:w="284" w:type="dxa"/>
           <w:cantSplit/>
         </w:trPr>
         <w:tc>
           <w:tcPr>
-            <w:tcW w:w="9600" w:type="dxa"/>
-            <w:gridSpan w:val="2"/>
-            <w:tcBorders>
-              <w:top w:val="nil"/>
-              <w:left w:val="nil"/>
-              <w:bottom w:val="nil"/>
-              <w:right w:val="nil"/>
-            </w:tcBorders>
-            <w:tcMar>
-              <w:top w:w="0" w:type="dxa"/>
-              <w:left w:w="0" w:type="dxa"/>
-              <w:bottom w:w="180" w:type="dxa"/>
-              <w:right w:w="0" w:type="dxa"/>
-            </w:tcMar>
-          </w:tcPr>
-          <w:p>
-            <w:pPr>
-              <w:pStyle w:val="BodyText"/>
-              <w:keepNext/>
-              <w:keepLines/>
-            </w:pPr>
-            <w:r>
-              <w:t>Demikian Surat Tugas ini dibuat untuk dilaksanakan dengan penuh tanggung jawab</w:t>
-            </w:r>
-          </w:p>
-        </w:tc>
-      </w:tr>
-      <w:tr>
-        <w:trPr>
-          <w:cantSplit/>
-        </w:trPr>
-        <w:tc>
-          <w:tcPr>
-            <w:tcW w:w="5141" w:type="dxa"/>
+            <w:tcW w:w="10915" w:type="dxa"/>
+            <w:gridSpan w:val="3"/>
             <w:tcBorders>
               <w:top w:val="nil"/>
               <w:left w:val="nil"/>
@@ -1575,49 +1535,48 @@
               <w:top w:w="0" w:type="dxa"/>
               <w:left w:w="0" w:type="dxa"/>
               <w:bottom w:w="0" w:type="dxa"/>
-              <w:right w:w="216" w:type="dxa"/>
+              <w:right w:w="0" w:type="dxa"/>
             </w:tcMar>
           </w:tcPr>
-          <w:p>
-            <w:pPr>
-              <w:spacing w:line="20" w:lineRule="exact"/>
-            </w:pPr>
-          </w:p>
           <w:tbl>
             <w:tblPr>
-              <w:tblW w:w="5000" w:type="dxa"/>
+              <w:tblW w:w="10267" w:type="dxa"/>
+              <w:jc w:val="center"/>
               <w:tblBorders>
-                <w:top w:val="single" w:sz="16" w:space="0" w:color="000000"/>
-                <w:left w:val="single" w:sz="16" w:space="0" w:color="000000"/>
-                <w:bottom w:val="single" w:sz="16" w:space="0" w:color="000000"/>
-                <w:right w:val="single" w:sz="16" w:space="0" w:color="000000"/>
-                <w:insideH w:val="single" w:sz="16" w:space="0" w:color="000000"/>
-                <w:insideV w:val="single" w:sz="16" w:space="0" w:color="000000"/>
+                <w:top w:val="nil"/>
+                <w:left w:val="nil"/>
+                <w:bottom w:val="nil"/>
+                <w:right w:val="nil"/>
+                <w:insideH w:val="nil"/>
+                <w:insideV w:val="nil"/>
               </w:tblBorders>
               <w:tblLayout w:type="fixed"/>
               <w:tblLook w:val="04A0" w:firstRow="1" w:lastRow="0" w:firstColumn="1" w:lastColumn="0" w:noHBand="0" w:noVBand="1"/>
             </w:tblPr>
             <w:tblGrid>
-              <w:gridCol w:w="5000"/>
+              <w:gridCol w:w="5141"/>
+              <w:gridCol w:w="5126"/>
             </w:tblGrid>
             <w:tr>
               <w:trPr>
                 <w:cantSplit/>
+                <w:jc w:val="center"/>
               </w:trPr>
               <w:tc>
                 <w:tcPr>
-                  <w:tcW w:w="5000" w:type="dxa"/>
+                  <w:tcW w:w="10267" w:type="dxa"/>
+                  <w:gridSpan w:val="2"/>
                   <w:tcBorders>
-                    <w:top w:val="single" w:sz="16" w:space="0" w:color="000000"/>
-                    <w:left w:val="single" w:sz="16" w:space="0" w:color="000000"/>
-                    <w:bottom w:val="single" w:sz="16" w:space="0" w:color="000000"/>
-                    <w:right w:val="single" w:sz="16" w:space="0" w:color="000000"/>
+                    <w:top w:val="nil"/>
+                    <w:left w:val="nil"/>
+                    <w:bottom w:val="nil"/>
+                    <w:right w:val="nil"/>
                   </w:tcBorders>
                   <w:tcMar>
-                    <w:top w:w="90" w:type="dxa"/>
-                    <w:left w:w="120" w:type="dxa"/>
-                    <w:bottom w:w="90" w:type="dxa"/>
-                    <w:right w:w="120" w:type="dxa"/>
+                    <w:top w:w="0" w:type="dxa"/>
+                    <w:left w:w="0" w:type="dxa"/>
+                    <w:bottom w:w="180" w:type="dxa"/>
+                    <w:right w:w="0" w:type="dxa"/>
                   </w:tcMar>
                 </w:tcPr>
                 <w:p>
@@ -1625,128 +1584,223 @@
                     <w:pStyle w:val="BodyText"/>
                     <w:keepNext/>
                     <w:keepLines/>
+                    <w:tabs>
+                      <w:tab w:val="left" w:pos="0"/>
+                      <w:tab w:val="left" w:pos="273"/>
+                    </w:tabs>
+                    <w:spacing w:before="160"/>
                   </w:pPr>
                   <w:r>
-                    <w:rPr>
-                      <w:b/>
-                      <w:sz w:val="22"/>
-                    </w:rPr>
-                    <w:t>Pelaksana yang ditugaskan oleh BPVP Pangkep tidak menerima gratifikasi dalam bentuk apapun sesuai ketentuan yang berlaku</w:t>
+                    <w:lastRenderedPageBreak/>
+                    <w:t>Demikian Surat Tugas ini dibuat untuk dilaksanakan dengan penuh tanggung jawab</w:t>
+                  </w:r>
+                </w:p>
+              </w:tc>
+            </w:tr>
+            <w:tr>
+              <w:trPr>
+                <w:cantSplit/>
+                <w:jc w:val="center"/>
+              </w:trPr>
+              <w:tc>
+                <w:tcPr>
+                  <w:tcW w:w="5141" w:type="dxa"/>
+                  <w:tcBorders>
+                    <w:top w:val="nil"/>
+                    <w:left w:val="nil"/>
+                    <w:bottom w:val="nil"/>
+                    <w:right w:val="nil"/>
+                  </w:tcBorders>
+                  <w:tcMar>
+                    <w:top w:w="0" w:type="dxa"/>
+                    <w:left w:w="0" w:type="dxa"/>
+                    <w:bottom w:w="0" w:type="dxa"/>
+                    <w:right w:w="216" w:type="dxa"/>
+                  </w:tcMar>
+                </w:tcPr>
+                <w:p>
+                  <w:pPr>
+                    <w:tabs>
+                      <w:tab w:val="left" w:pos="0"/>
+                      <w:tab w:val="left" w:pos="273"/>
+                    </w:tabs>
+                    <w:spacing w:line="20" w:lineRule="exact"/>
+                  </w:pPr>
+                </w:p>
+                <w:tbl>
+                  <w:tblPr>
+                    <w:tblW w:w="5000" w:type="dxa"/>
+                    <w:tblBorders>
+                      <w:top w:val="single" w:sz="16" w:space="0" w:color="000000"/>
+                      <w:left w:val="single" w:sz="16" w:space="0" w:color="000000"/>
+                      <w:bottom w:val="single" w:sz="16" w:space="0" w:color="000000"/>
+                      <w:right w:val="single" w:sz="16" w:space="0" w:color="000000"/>
+                      <w:insideH w:val="single" w:sz="16" w:space="0" w:color="000000"/>
+                      <w:insideV w:val="single" w:sz="16" w:space="0" w:color="000000"/>
+                    </w:tblBorders>
+                    <w:tblLayout w:type="fixed"/>
+                    <w:tblLook w:val="04A0" w:firstRow="1" w:lastRow="0" w:firstColumn="1" w:lastColumn="0" w:noHBand="0" w:noVBand="1"/>
+                  </w:tblPr>
+                  <w:tblGrid>
+                    <w:gridCol w:w="5000"/>
+                  </w:tblGrid>
+                  <w:tr>
+                    <w:trPr>
+                      <w:cantSplit/>
+                    </w:trPr>
+                    <w:tc>
+                      <w:tcPr>
+                        <w:tcW w:w="5000" w:type="dxa"/>
+                        <w:tcBorders>
+                          <w:top w:val="single" w:sz="16" w:space="0" w:color="000000"/>
+                          <w:left w:val="single" w:sz="16" w:space="0" w:color="000000"/>
+                          <w:bottom w:val="single" w:sz="16" w:space="0" w:color="000000"/>
+                          <w:right w:val="single" w:sz="16" w:space="0" w:color="000000"/>
+                        </w:tcBorders>
+                        <w:tcMar>
+                          <w:top w:w="90" w:type="dxa"/>
+                          <w:left w:w="120" w:type="dxa"/>
+                          <w:bottom w:w="90" w:type="dxa"/>
+                          <w:right w:w="120" w:type="dxa"/>
+                        </w:tcMar>
+                      </w:tcPr>
+                      <w:p>
+                        <w:pPr>
+                          <w:pStyle w:val="BodyText"/>
+                          <w:keepNext/>
+                          <w:keepLines/>
+                          <w:tabs>
+                            <w:tab w:val="left" w:pos="0"/>
+                            <w:tab w:val="left" w:pos="273"/>
+                          </w:tabs>
+                        </w:pPr>
+                        <w:r>
+                          <w:rPr>
+                            <w:b/>
+                            <w:sz w:val="22"/>
+                          </w:rPr>
+                          <w:t>Pelaksana yang ditugaskan oleh BPVP Pangkep tidak menerima gratifikasi dalam bentuk apapun sesuai ketentuan yang berlaku</w:t>
+                        </w:r>
+                      </w:p>
+                    </w:tc>
+                  </w:tr>
+                </w:tbl>
+                <w:p>
+                  <w:pPr>
+                    <w:tabs>
+                      <w:tab w:val="left" w:pos="0"/>
+                      <w:tab w:val="left" w:pos="273"/>
+                    </w:tabs>
+                  </w:pPr>
+                </w:p>
+              </w:tc>
+              <w:tc>
+                <w:tcPr>
+                  <w:tcW w:w="5126" w:type="dxa"/>
+                  <w:tcBorders>
+                    <w:top w:val="nil"/>
+                    <w:left w:val="nil"/>
+                    <w:bottom w:val="nil"/>
+                    <w:right w:val="nil"/>
+                  </w:tcBorders>
+                  <w:tcMar>
+                    <w:top w:w="0" w:type="dxa"/>
+                    <w:left w:w="0" w:type="dxa"/>
+                    <w:bottom w:w="120" w:type="dxa"/>
+                    <w:right w:w="0" w:type="dxa"/>
+                  </w:tcMar>
+                </w:tcPr>
+                <w:p>
+                  <w:pPr>
+                    <w:pStyle w:val="BodyText"/>
+                    <w:keepNext/>
+                    <w:keepLines/>
+                    <w:tabs>
+                      <w:tab w:val="left" w:pos="0"/>
+                    </w:tabs>
+                    <w:ind w:left="2160"/>
+                    <w:jc w:val="center"/>
+                  </w:pPr>
+                  <w:r>
+                    <w:t>Pangkep, ${tanggal_surat}</w:t>
+                  </w:r>
+                  <w:r>
+                    <w:br/>
+                    <w:t>Kepala Balai,</w:t>
+                  </w:r>
+                </w:p>
+                <w:p>
+                  <w:pPr>
+                    <w:pStyle w:val="BodyText"/>
+                    <w:keepNext/>
+                    <w:keepLines/>
+                    <w:tabs>
+                      <w:tab w:val="left" w:pos="0"/>
+                      <w:tab w:val="left" w:pos="273"/>
+                    </w:tabs>
+                    <w:spacing w:before="240" w:after="240"/>
+                    <w:ind w:left="2160"/>
+                    <w:jc w:val="center"/>
+                  </w:pPr>
+                  <w:r>
+                    <w:t>${ttd}</w:t>
+                  </w:r>
+                </w:p>
+                <w:p>
+                  <w:pPr>
+                    <w:pStyle w:val="BodyText"/>
+                    <w:keepLines/>
+                    <w:tabs>
+                      <w:tab w:val="left" w:pos="0"/>
+                      <w:tab w:val="left" w:pos="273"/>
+                    </w:tabs>
+                    <w:spacing w:after="160"/>
+                    <w:ind w:left="2160"/>
+                    <w:jc w:val="center"/>
+                  </w:pPr>
+                  <w:r>
+                    <w:t>Ashari Ariuddin, S.T., M.M</w:t>
                   </w:r>
                 </w:p>
               </w:tc>
             </w:tr>
           </w:tbl>
-          <w:p/>
-        </w:tc>
-        <w:tc>
-          <w:tcPr>
-            <w:tcW w:w="4459" w:type="dxa"/>
-            <w:tcBorders>
-              <w:top w:val="nil"/>
-              <w:left w:val="nil"/>
-              <w:bottom w:val="nil"/>
-              <w:right w:val="nil"/>
-            </w:tcBorders>
-            <w:tcMar>
-              <w:top w:w="0" w:type="dxa"/>
-              <w:left w:w="0" w:type="dxa"/>
-              <w:bottom w:w="120" w:type="dxa"/>
-              <w:right w:w="0" w:type="dxa"/>
-            </w:tcMar>
-          </w:tcPr>
-          <w:p>
-            <w:pPr>
-              <w:pStyle w:val="BodyText"/>
-              <w:keepNext/>
-              <w:keepLines/>
-              <w:jc w:val="center"/>
-            </w:pPr>
-            <w:r>
-              <w:t>Pangkep, ${tanggal_surat}</w:t>
-            </w:r>
-            <w:r>
-              <w:br/>
-              <w:t>Kepala Balai,</w:t>
-            </w:r>
-          </w:p>
-          <w:p>
-            <w:pPr>
-              <w:pStyle w:val="BodyText"/>
-              <w:keepNext/>
-              <w:keepLines/>
-              <w:spacing w:before="600" w:after="840"/>
-              <w:jc w:val="center"/>
-            </w:pPr>
-            <w:r>
-              <w:t>${ttd}</w:t>
-            </w:r>
-          </w:p>
-          <w:p>
-            <w:pPr>
-              <w:pStyle w:val="BodyText"/>
-              <w:keepLines/>
-              <w:jc w:val="center"/>
-            </w:pPr>
-            <w:r>
-              <w:t>Ashari Arifuddin, S.T., M.M</w:t>
-            </w:r>
+          <w:p>
+            <w:pPr>
+              <w:spacing w:line="20" w:lineRule="exact"/>
+            </w:pPr>
           </w:p>
         </w:tc>
       </w:tr>
-    </w:tbl>
-    <w:p/>
-    <w:p>
-      <w:pPr>
-        <w:pStyle w:val="TableParagraph"/>
-        <w:spacing w:line="229" w:lineRule="exact"/>
-        <w:ind w:left="107"/>
-        <w:rPr>
-          <w:spacing w:val="-5"/>
-          <w:sz w:val="20"/>
-        </w:rPr>
-        <w:sectPr>
-          <w:pgSz w:w="12240" w:h="18720"/>
-          <w:pgMar w:top="600" w:right="360" w:bottom="820" w:left="360" w:header="0" w:footer="639" w:gutter="0"/>
-          <w:cols w:space="720"/>
-        </w:sectPr>
-      </w:pPr>
-    </w:p>
-    <w:tbl>
-      <w:tblPr>
-        <w:tblW w:w="10224" w:type="dxa"/>
-        <w:tblInd w:w="648" w:type="dxa"/>
-        <w:tblBorders>
-          <w:top w:val="single" w:sz="4" w:space="0" w:color="000000"/>
-          <w:left w:val="single" w:sz="4" w:space="0" w:color="000000"/>
-          <w:bottom w:val="single" w:sz="4" w:space="0" w:color="000000"/>
-          <w:right w:val="single" w:sz="4" w:space="0" w:color="000000"/>
-          <w:insideH w:val="single" w:sz="4" w:space="0" w:color="000000"/>
-          <w:insideV w:val="single" w:sz="4" w:space="0" w:color="000000"/>
-        </w:tblBorders>
-        <w:tblLayout w:type="fixed"/>
-        <w:tblCellMar>
-          <w:left w:w="0" w:type="dxa"/>
-          <w:right w:w="0" w:type="dxa"/>
-        </w:tblCellMar>
-        <w:tblLook w:val="01E0" w:firstRow="1" w:lastRow="1" w:firstColumn="1" w:lastColumn="1" w:noHBand="0" w:noVBand="0"/>
-      </w:tblPr>
-      <w:tblGrid>
-        <w:gridCol w:w="4981"/>
-        <w:gridCol w:w="1888"/>
-        <w:gridCol w:w="3355"/>
-      </w:tblGrid>
       <w:tr>
+        <w:tblPrEx>
+          <w:tblBorders>
+            <w:top w:val="single" w:sz="4" w:space="0" w:color="000000"/>
+            <w:left w:val="single" w:sz="4" w:space="0" w:color="000000"/>
+            <w:bottom w:val="single" w:sz="4" w:space="0" w:color="000000"/>
+            <w:right w:val="single" w:sz="4" w:space="0" w:color="000000"/>
+            <w:insideH w:val="single" w:sz="4" w:space="0" w:color="000000"/>
+            <w:insideV w:val="single" w:sz="4" w:space="0" w:color="000000"/>
+          </w:tblBorders>
+          <w:tblCellMar>
+            <w:left w:w="0" w:type="dxa"/>
+            <w:right w:w="0" w:type="dxa"/>
+          </w:tblCellMar>
+          <w:tblLook w:val="01E0" w:firstRow="1" w:lastRow="1" w:firstColumn="1" w:lastColumn="1" w:noHBand="0" w:noVBand="0"/>
+        </w:tblPrEx>
         <w:trPr>
+          <w:cantSplit/>
           <w:trHeight w:val="3694"/>
         </w:trPr>
         <w:tc>
           <w:tcPr>
-            <w:tcW w:w="5309" w:type="dxa"/>
+            <w:tcW w:w="4994" w:type="dxa"/>
           </w:tcPr>
           <w:p>
             <w:pPr>
               <w:pStyle w:val="TableParagraph"/>
+              <w:keepNext/>
+              <w:keepLines/>
               <w:spacing w:line="229" w:lineRule="exact"/>
               <w:ind w:left="107"/>
               <w:rPr>
@@ -1758,19 +1812,20 @@
                 <w:spacing w:val="-5"/>
                 <w:sz w:val="20"/>
               </w:rPr>
-              <w:lastRenderedPageBreak/>
               <w:t>I.</w:t>
             </w:r>
           </w:p>
         </w:tc>
         <w:tc>
           <w:tcPr>
-            <w:tcW w:w="5580" w:type="dxa"/>
-            <w:gridSpan w:val="2"/>
+            <w:tcW w:w="6205" w:type="dxa"/>
+            <w:gridSpan w:val="3"/>
           </w:tcPr>
           <w:p>
             <w:pPr>
               <w:pStyle w:val="TableParagraph"/>
+              <w:keepNext/>
+              <w:keepLines/>
               <w:tabs>
                 <w:tab w:val="left" w:pos="2264"/>
               </w:tabs>
@@ -1829,6 +1884,8 @@
           <w:p>
             <w:pPr>
               <w:pStyle w:val="TableParagraph"/>
+              <w:keepNext/>
+              <w:keepLines/>
               <w:tabs>
                 <w:tab w:val="left" w:pos="2264"/>
               </w:tabs>
@@ -1875,6 +1932,8 @@
           <w:p>
             <w:pPr>
               <w:pStyle w:val="TableParagraph"/>
+              <w:keepNext/>
+              <w:keepLines/>
               <w:tabs>
                 <w:tab w:val="left" w:pos="2264"/>
               </w:tabs>
@@ -1921,6 +1980,8 @@
           <w:p>
             <w:pPr>
               <w:pStyle w:val="TableParagraph"/>
+              <w:keepNext/>
+              <w:keepLines/>
               <w:tabs>
                 <w:tab w:val="left" w:pos="2264"/>
               </w:tabs>
@@ -1975,30 +2036,38 @@
           <w:p>
             <w:pPr>
               <w:pStyle w:val="TableParagraph"/>
-              <w:rPr>
-                <w:sz w:val="20"/>
-              </w:rPr>
-            </w:pPr>
-          </w:p>
-          <w:p>
-            <w:pPr>
-              <w:pStyle w:val="TableParagraph"/>
-              <w:rPr>
-                <w:sz w:val="20"/>
-              </w:rPr>
-            </w:pPr>
-          </w:p>
-          <w:p>
-            <w:pPr>
-              <w:pStyle w:val="TableParagraph"/>
-              <w:rPr>
-                <w:sz w:val="20"/>
-              </w:rPr>
-            </w:pPr>
-          </w:p>
-          <w:p>
-            <w:pPr>
-              <w:pStyle w:val="TableParagraph"/>
+              <w:keepNext/>
+              <w:keepLines/>
+              <w:rPr>
+                <w:sz w:val="20"/>
+              </w:rPr>
+            </w:pPr>
+          </w:p>
+          <w:p>
+            <w:pPr>
+              <w:pStyle w:val="TableParagraph"/>
+              <w:keepNext/>
+              <w:keepLines/>
+              <w:rPr>
+                <w:sz w:val="20"/>
+              </w:rPr>
+            </w:pPr>
+          </w:p>
+          <w:p>
+            <w:pPr>
+              <w:pStyle w:val="TableParagraph"/>
+              <w:keepNext/>
+              <w:keepLines/>
+              <w:rPr>
+                <w:sz w:val="20"/>
+              </w:rPr>
+            </w:pPr>
+          </w:p>
+          <w:p>
+            <w:pPr>
+              <w:pStyle w:val="TableParagraph"/>
+              <w:keepNext/>
+              <w:keepLines/>
               <w:spacing w:before="13"/>
               <w:rPr>
                 <w:sz w:val="20"/>
@@ -2008,6 +2077,8 @@
           <w:p>
             <w:pPr>
               <w:pStyle w:val="TableParagraph"/>
+              <w:keepNext/>
+              <w:keepLines/>
               <w:tabs>
                 <w:tab w:val="left" w:pos="1459"/>
               </w:tabs>
@@ -2218,22 +2289,28 @@
           <w:p>
             <w:pPr>
               <w:pStyle w:val="TableParagraph"/>
-              <w:rPr>
-                <w:sz w:val="20"/>
-              </w:rPr>
-            </w:pPr>
-          </w:p>
-          <w:p>
-            <w:pPr>
-              <w:pStyle w:val="TableParagraph"/>
-              <w:rPr>
-                <w:sz w:val="20"/>
-              </w:rPr>
-            </w:pPr>
-          </w:p>
-          <w:p>
-            <w:pPr>
-              <w:pStyle w:val="TableParagraph"/>
+              <w:keepNext/>
+              <w:keepLines/>
+              <w:rPr>
+                <w:sz w:val="20"/>
+              </w:rPr>
+            </w:pPr>
+          </w:p>
+          <w:p>
+            <w:pPr>
+              <w:pStyle w:val="TableParagraph"/>
+              <w:keepNext/>
+              <w:keepLines/>
+              <w:rPr>
+                <w:sz w:val="20"/>
+              </w:rPr>
+            </w:pPr>
+          </w:p>
+          <w:p>
+            <w:pPr>
+              <w:pStyle w:val="TableParagraph"/>
+              <w:keepNext/>
+              <w:keepLines/>
               <w:spacing w:before="26"/>
               <w:rPr>
                 <w:sz w:val="20"/>
@@ -2243,6 +2320,8 @@
           <w:p>
             <w:pPr>
               <w:pStyle w:val="TableParagraph"/>
+              <w:keepNext/>
+              <w:keepLines/>
               <w:spacing w:line="228" w:lineRule="exact"/>
               <w:ind w:left="1559" w:right="1228" w:firstLine="4"/>
               <w:rPr>
@@ -2318,16 +2397,34 @@
         </w:tc>
       </w:tr>
       <w:tr>
+        <w:tblPrEx>
+          <w:tblBorders>
+            <w:top w:val="single" w:sz="4" w:space="0" w:color="000000"/>
+            <w:left w:val="single" w:sz="4" w:space="0" w:color="000000"/>
+            <w:bottom w:val="single" w:sz="4" w:space="0" w:color="000000"/>
+            <w:right w:val="single" w:sz="4" w:space="0" w:color="000000"/>
+            <w:insideH w:val="single" w:sz="4" w:space="0" w:color="000000"/>
+            <w:insideV w:val="single" w:sz="4" w:space="0" w:color="000000"/>
+          </w:tblBorders>
+          <w:tblCellMar>
+            <w:left w:w="0" w:type="dxa"/>
+            <w:right w:w="0" w:type="dxa"/>
+          </w:tblCellMar>
+          <w:tblLook w:val="01E0" w:firstRow="1" w:lastRow="1" w:firstColumn="1" w:lastColumn="1" w:noHBand="0" w:noVBand="0"/>
+        </w:tblPrEx>
         <w:trPr>
+          <w:cantSplit/>
           <w:trHeight w:val="2506"/>
         </w:trPr>
         <w:tc>
           <w:tcPr>
-            <w:tcW w:w="5309" w:type="dxa"/>
+            <w:tcW w:w="4994" w:type="dxa"/>
           </w:tcPr>
           <w:p>
             <w:pPr>
               <w:pStyle w:val="TableParagraph"/>
+              <w:keepNext/>
+              <w:keepLines/>
               <w:tabs>
                 <w:tab w:val="left" w:pos="1980"/>
               </w:tabs>
@@ -2388,6 +2485,8 @@
           <w:p>
             <w:pPr>
               <w:pStyle w:val="TableParagraph"/>
+              <w:keepNext/>
+              <w:keepLines/>
               <w:tabs>
                 <w:tab w:val="left" w:pos="1620"/>
               </w:tabs>
@@ -2428,6 +2527,8 @@
           <w:p>
             <w:pPr>
               <w:pStyle w:val="TableParagraph"/>
+              <w:keepNext/>
+              <w:keepLines/>
               <w:tabs>
                 <w:tab w:val="left" w:pos="1628"/>
               </w:tabs>
@@ -2462,38 +2563,48 @@
           <w:p>
             <w:pPr>
               <w:pStyle w:val="TableParagraph"/>
-              <w:rPr>
-                <w:sz w:val="20"/>
-              </w:rPr>
-            </w:pPr>
-          </w:p>
-          <w:p>
-            <w:pPr>
-              <w:pStyle w:val="TableParagraph"/>
-              <w:rPr>
-                <w:sz w:val="20"/>
-              </w:rPr>
-            </w:pPr>
-          </w:p>
-          <w:p>
-            <w:pPr>
-              <w:pStyle w:val="TableParagraph"/>
-              <w:rPr>
-                <w:sz w:val="20"/>
-              </w:rPr>
-            </w:pPr>
-          </w:p>
-          <w:p>
-            <w:pPr>
-              <w:pStyle w:val="TableParagraph"/>
-              <w:rPr>
-                <w:sz w:val="20"/>
-              </w:rPr>
-            </w:pPr>
-          </w:p>
-          <w:p>
-            <w:pPr>
-              <w:pStyle w:val="TableParagraph"/>
+              <w:keepNext/>
+              <w:keepLines/>
+              <w:rPr>
+                <w:sz w:val="20"/>
+              </w:rPr>
+            </w:pPr>
+          </w:p>
+          <w:p>
+            <w:pPr>
+              <w:pStyle w:val="TableParagraph"/>
+              <w:keepNext/>
+              <w:keepLines/>
+              <w:rPr>
+                <w:sz w:val="20"/>
+              </w:rPr>
+            </w:pPr>
+          </w:p>
+          <w:p>
+            <w:pPr>
+              <w:pStyle w:val="TableParagraph"/>
+              <w:keepNext/>
+              <w:keepLines/>
+              <w:rPr>
+                <w:sz w:val="20"/>
+              </w:rPr>
+            </w:pPr>
+          </w:p>
+          <w:p>
+            <w:pPr>
+              <w:pStyle w:val="TableParagraph"/>
+              <w:keepNext/>
+              <w:keepLines/>
+              <w:rPr>
+                <w:sz w:val="20"/>
+              </w:rPr>
+            </w:pPr>
+          </w:p>
+          <w:p>
+            <w:pPr>
+              <w:pStyle w:val="TableParagraph"/>
+              <w:keepNext/>
+              <w:keepLines/>
               <w:spacing w:before="1"/>
               <w:rPr>
                 <w:sz w:val="20"/>
@@ -2503,6 +2614,8 @@
           <w:p>
             <w:pPr>
               <w:pStyle w:val="TableParagraph"/>
+              <w:keepNext/>
+              <w:keepLines/>
               <w:tabs>
                 <w:tab w:val="left" w:pos="4177"/>
               </w:tabs>
@@ -2543,12 +2656,14 @@
         </w:tc>
         <w:tc>
           <w:tcPr>
-            <w:tcW w:w="5580" w:type="dxa"/>
-            <w:gridSpan w:val="2"/>
+            <w:tcW w:w="6205" w:type="dxa"/>
+            <w:gridSpan w:val="3"/>
           </w:tcPr>
           <w:p>
             <w:pPr>
               <w:pStyle w:val="TableParagraph"/>
+              <w:keepNext/>
+              <w:keepLines/>
               <w:tabs>
                 <w:tab w:val="left" w:pos="2264"/>
               </w:tabs>
@@ -2595,6 +2710,8 @@
           <w:p>
             <w:pPr>
               <w:pStyle w:val="TableParagraph"/>
+              <w:keepNext/>
+              <w:keepLines/>
               <w:tabs>
                 <w:tab w:val="left" w:pos="2264"/>
               </w:tabs>
@@ -2642,6 +2759,8 @@
           <w:p>
             <w:pPr>
               <w:pStyle w:val="TableParagraph"/>
+              <w:keepNext/>
+              <w:keepLines/>
               <w:tabs>
                 <w:tab w:val="left" w:pos="2264"/>
               </w:tabs>
@@ -2676,6 +2795,8 @@
           <w:p>
             <w:pPr>
               <w:pStyle w:val="TableParagraph"/>
+              <w:keepNext/>
+              <w:keepLines/>
               <w:tabs>
                 <w:tab w:val="left" w:pos="2288"/>
               </w:tabs>
@@ -2709,22 +2830,28 @@
           <w:p>
             <w:pPr>
               <w:pStyle w:val="TableParagraph"/>
-              <w:rPr>
-                <w:sz w:val="20"/>
-              </w:rPr>
-            </w:pPr>
-          </w:p>
-          <w:p>
-            <w:pPr>
-              <w:pStyle w:val="TableParagraph"/>
-              <w:rPr>
-                <w:sz w:val="20"/>
-              </w:rPr>
-            </w:pPr>
-          </w:p>
-          <w:p>
-            <w:pPr>
-              <w:pStyle w:val="TableParagraph"/>
+              <w:keepNext/>
+              <w:keepLines/>
+              <w:rPr>
+                <w:sz w:val="20"/>
+              </w:rPr>
+            </w:pPr>
+          </w:p>
+          <w:p>
+            <w:pPr>
+              <w:pStyle w:val="TableParagraph"/>
+              <w:keepNext/>
+              <w:keepLines/>
+              <w:rPr>
+                <w:sz w:val="20"/>
+              </w:rPr>
+            </w:pPr>
+          </w:p>
+          <w:p>
+            <w:pPr>
+              <w:pStyle w:val="TableParagraph"/>
+              <w:keepNext/>
+              <w:keepLines/>
               <w:spacing w:before="211"/>
               <w:rPr>
                 <w:sz w:val="20"/>
@@ -2734,6 +2861,8 @@
           <w:p>
             <w:pPr>
               <w:pStyle w:val="TableParagraph"/>
+              <w:keepNext/>
+              <w:keepLines/>
               <w:tabs>
                 <w:tab w:val="left" w:pos="4510"/>
               </w:tabs>
@@ -2782,16 +2911,34 @@
         </w:tc>
       </w:tr>
       <w:tr>
+        <w:tblPrEx>
+          <w:tblBorders>
+            <w:top w:val="single" w:sz="4" w:space="0" w:color="000000"/>
+            <w:left w:val="single" w:sz="4" w:space="0" w:color="000000"/>
+            <w:bottom w:val="single" w:sz="4" w:space="0" w:color="000000"/>
+            <w:right w:val="single" w:sz="4" w:space="0" w:color="000000"/>
+            <w:insideH w:val="single" w:sz="4" w:space="0" w:color="000000"/>
+            <w:insideV w:val="single" w:sz="4" w:space="0" w:color="000000"/>
+          </w:tblBorders>
+          <w:tblCellMar>
+            <w:left w:w="0" w:type="dxa"/>
+            <w:right w:w="0" w:type="dxa"/>
+          </w:tblCellMar>
+          <w:tblLook w:val="01E0" w:firstRow="1" w:lastRow="1" w:firstColumn="1" w:lastColumn="1" w:noHBand="0" w:noVBand="0"/>
+        </w:tblPrEx>
         <w:trPr>
+          <w:cantSplit/>
           <w:trHeight w:val="2670"/>
         </w:trPr>
         <w:tc>
           <w:tcPr>
-            <w:tcW w:w="5309" w:type="dxa"/>
+            <w:tcW w:w="4994" w:type="dxa"/>
           </w:tcPr>
           <w:p>
             <w:pPr>
               <w:pStyle w:val="TableParagraph"/>
+              <w:keepNext/>
+              <w:keepLines/>
               <w:tabs>
                 <w:tab w:val="left" w:pos="2087"/>
               </w:tabs>
@@ -2851,6 +2998,8 @@
           <w:p>
             <w:pPr>
               <w:pStyle w:val="TableParagraph"/>
+              <w:keepNext/>
+              <w:keepLines/>
               <w:tabs>
                 <w:tab w:val="left" w:pos="2087"/>
               </w:tabs>
@@ -2890,6 +3039,8 @@
           <w:p>
             <w:pPr>
               <w:pStyle w:val="TableParagraph"/>
+              <w:keepNext/>
+              <w:keepLines/>
               <w:tabs>
                 <w:tab w:val="left" w:pos="2087"/>
               </w:tabs>
@@ -2923,38 +3074,48 @@
           <w:p>
             <w:pPr>
               <w:pStyle w:val="TableParagraph"/>
-              <w:rPr>
-                <w:sz w:val="20"/>
-              </w:rPr>
-            </w:pPr>
-          </w:p>
-          <w:p>
-            <w:pPr>
-              <w:pStyle w:val="TableParagraph"/>
-              <w:rPr>
-                <w:sz w:val="20"/>
-              </w:rPr>
-            </w:pPr>
-          </w:p>
-          <w:p>
-            <w:pPr>
-              <w:pStyle w:val="TableParagraph"/>
-              <w:rPr>
-                <w:sz w:val="20"/>
-              </w:rPr>
-            </w:pPr>
-          </w:p>
-          <w:p>
-            <w:pPr>
-              <w:pStyle w:val="TableParagraph"/>
-              <w:rPr>
-                <w:sz w:val="20"/>
-              </w:rPr>
-            </w:pPr>
-          </w:p>
-          <w:p>
-            <w:pPr>
-              <w:pStyle w:val="TableParagraph"/>
+              <w:keepNext/>
+              <w:keepLines/>
+              <w:rPr>
+                <w:sz w:val="20"/>
+              </w:rPr>
+            </w:pPr>
+          </w:p>
+          <w:p>
+            <w:pPr>
+              <w:pStyle w:val="TableParagraph"/>
+              <w:keepNext/>
+              <w:keepLines/>
+              <w:rPr>
+                <w:sz w:val="20"/>
+              </w:rPr>
+            </w:pPr>
+          </w:p>
+          <w:p>
+            <w:pPr>
+              <w:pStyle w:val="TableParagraph"/>
+              <w:keepNext/>
+              <w:keepLines/>
+              <w:rPr>
+                <w:sz w:val="20"/>
+              </w:rPr>
+            </w:pPr>
+          </w:p>
+          <w:p>
+            <w:pPr>
+              <w:pStyle w:val="TableParagraph"/>
+              <w:keepNext/>
+              <w:keepLines/>
+              <w:rPr>
+                <w:sz w:val="20"/>
+              </w:rPr>
+            </w:pPr>
+          </w:p>
+          <w:p>
+            <w:pPr>
+              <w:pStyle w:val="TableParagraph"/>
+              <w:keepNext/>
+              <w:keepLines/>
               <w:spacing w:before="171"/>
               <w:rPr>
                 <w:sz w:val="20"/>
@@ -2964,6 +3125,8 @@
           <w:p>
             <w:pPr>
               <w:pStyle w:val="TableParagraph"/>
+              <w:keepNext/>
+              <w:keepLines/>
               <w:tabs>
                 <w:tab w:val="left" w:pos="4341"/>
               </w:tabs>
@@ -3005,12 +3168,14 @@
         </w:tc>
         <w:tc>
           <w:tcPr>
-            <w:tcW w:w="5580" w:type="dxa"/>
-            <w:gridSpan w:val="2"/>
+            <w:tcW w:w="6205" w:type="dxa"/>
+            <w:gridSpan w:val="3"/>
           </w:tcPr>
           <w:p>
             <w:pPr>
               <w:pStyle w:val="TableParagraph"/>
+              <w:keepNext/>
+              <w:keepLines/>
               <w:tabs>
                 <w:tab w:val="left" w:pos="2264"/>
               </w:tabs>
@@ -3057,6 +3222,8 @@
           <w:p>
             <w:pPr>
               <w:pStyle w:val="TableParagraph"/>
+              <w:keepNext/>
+              <w:keepLines/>
               <w:tabs>
                 <w:tab w:val="left" w:pos="2264"/>
               </w:tabs>
@@ -3103,6 +3270,8 @@
           <w:p>
             <w:pPr>
               <w:pStyle w:val="TableParagraph"/>
+              <w:keepNext/>
+              <w:keepLines/>
               <w:tabs>
                 <w:tab w:val="left" w:pos="2264"/>
               </w:tabs>
@@ -3142,6 +3311,8 @@
           <w:p>
             <w:pPr>
               <w:pStyle w:val="TableParagraph"/>
+              <w:keepNext/>
+              <w:keepLines/>
               <w:tabs>
                 <w:tab w:val="left" w:pos="2264"/>
               </w:tabs>
@@ -3175,30 +3346,38 @@
           <w:p>
             <w:pPr>
               <w:pStyle w:val="TableParagraph"/>
-              <w:rPr>
-                <w:sz w:val="20"/>
-              </w:rPr>
-            </w:pPr>
-          </w:p>
-          <w:p>
-            <w:pPr>
-              <w:pStyle w:val="TableParagraph"/>
-              <w:rPr>
-                <w:sz w:val="20"/>
-              </w:rPr>
-            </w:pPr>
-          </w:p>
-          <w:p>
-            <w:pPr>
-              <w:pStyle w:val="TableParagraph"/>
-              <w:rPr>
-                <w:sz w:val="20"/>
-              </w:rPr>
-            </w:pPr>
-          </w:p>
-          <w:p>
-            <w:pPr>
-              <w:pStyle w:val="TableParagraph"/>
+              <w:keepNext/>
+              <w:keepLines/>
+              <w:rPr>
+                <w:sz w:val="20"/>
+              </w:rPr>
+            </w:pPr>
+          </w:p>
+          <w:p>
+            <w:pPr>
+              <w:pStyle w:val="TableParagraph"/>
+              <w:keepNext/>
+              <w:keepLines/>
+              <w:rPr>
+                <w:sz w:val="20"/>
+              </w:rPr>
+            </w:pPr>
+          </w:p>
+          <w:p>
+            <w:pPr>
+              <w:pStyle w:val="TableParagraph"/>
+              <w:keepNext/>
+              <w:keepLines/>
+              <w:rPr>
+                <w:sz w:val="20"/>
+              </w:rPr>
+            </w:pPr>
+          </w:p>
+          <w:p>
+            <w:pPr>
+              <w:pStyle w:val="TableParagraph"/>
+              <w:keepNext/>
+              <w:keepLines/>
               <w:spacing w:before="47"/>
               <w:rPr>
                 <w:sz w:val="20"/>
@@ -3208,6 +3387,8 @@
           <w:p>
             <w:pPr>
               <w:pStyle w:val="TableParagraph"/>
+              <w:keepNext/>
+              <w:keepLines/>
               <w:tabs>
                 <w:tab w:val="left" w:pos="4502"/>
               </w:tabs>
@@ -3255,16 +3436,34 @@
         </w:tc>
       </w:tr>
       <w:tr>
+        <w:tblPrEx>
+          <w:tblBorders>
+            <w:top w:val="single" w:sz="4" w:space="0" w:color="000000"/>
+            <w:left w:val="single" w:sz="4" w:space="0" w:color="000000"/>
+            <w:bottom w:val="single" w:sz="4" w:space="0" w:color="000000"/>
+            <w:right w:val="single" w:sz="4" w:space="0" w:color="000000"/>
+            <w:insideH w:val="single" w:sz="4" w:space="0" w:color="000000"/>
+            <w:insideV w:val="single" w:sz="4" w:space="0" w:color="000000"/>
+          </w:tblBorders>
+          <w:tblCellMar>
+            <w:left w:w="0" w:type="dxa"/>
+            <w:right w:w="0" w:type="dxa"/>
+          </w:tblCellMar>
+          <w:tblLook w:val="01E0" w:firstRow="1" w:lastRow="1" w:firstColumn="1" w:lastColumn="1" w:noHBand="0" w:noVBand="0"/>
+        </w:tblPrEx>
         <w:trPr>
+          <w:cantSplit/>
           <w:trHeight w:val="2574"/>
         </w:trPr>
         <w:tc>
           <w:tcPr>
-            <w:tcW w:w="5309" w:type="dxa"/>
+            <w:tcW w:w="4994" w:type="dxa"/>
           </w:tcPr>
           <w:p>
             <w:pPr>
               <w:pStyle w:val="TableParagraph"/>
+              <w:keepNext/>
+              <w:keepLines/>
               <w:tabs>
                 <w:tab w:val="left" w:pos="1980"/>
               </w:tabs>
@@ -3325,6 +3524,8 @@
           <w:p>
             <w:pPr>
               <w:pStyle w:val="TableParagraph"/>
+              <w:keepNext/>
+              <w:keepLines/>
               <w:tabs>
                 <w:tab w:val="left" w:pos="1620"/>
               </w:tabs>
@@ -3365,6 +3566,8 @@
           <w:p>
             <w:pPr>
               <w:pStyle w:val="TableParagraph"/>
+              <w:keepNext/>
+              <w:keepLines/>
               <w:tabs>
                 <w:tab w:val="left" w:pos="1620"/>
               </w:tabs>
@@ -3399,38 +3602,48 @@
           <w:p>
             <w:pPr>
               <w:pStyle w:val="TableParagraph"/>
-              <w:rPr>
-                <w:sz w:val="20"/>
-              </w:rPr>
-            </w:pPr>
-          </w:p>
-          <w:p>
-            <w:pPr>
-              <w:pStyle w:val="TableParagraph"/>
-              <w:rPr>
-                <w:sz w:val="20"/>
-              </w:rPr>
-            </w:pPr>
-          </w:p>
-          <w:p>
-            <w:pPr>
-              <w:pStyle w:val="TableParagraph"/>
-              <w:rPr>
-                <w:sz w:val="20"/>
-              </w:rPr>
-            </w:pPr>
-          </w:p>
-          <w:p>
-            <w:pPr>
-              <w:pStyle w:val="TableParagraph"/>
-              <w:rPr>
-                <w:sz w:val="20"/>
-              </w:rPr>
-            </w:pPr>
-          </w:p>
-          <w:p>
-            <w:pPr>
-              <w:pStyle w:val="TableParagraph"/>
+              <w:keepNext/>
+              <w:keepLines/>
+              <w:rPr>
+                <w:sz w:val="20"/>
+              </w:rPr>
+            </w:pPr>
+          </w:p>
+          <w:p>
+            <w:pPr>
+              <w:pStyle w:val="TableParagraph"/>
+              <w:keepNext/>
+              <w:keepLines/>
+              <w:rPr>
+                <w:sz w:val="20"/>
+              </w:rPr>
+            </w:pPr>
+          </w:p>
+          <w:p>
+            <w:pPr>
+              <w:pStyle w:val="TableParagraph"/>
+              <w:keepNext/>
+              <w:keepLines/>
+              <w:rPr>
+                <w:sz w:val="20"/>
+              </w:rPr>
+            </w:pPr>
+          </w:p>
+          <w:p>
+            <w:pPr>
+              <w:pStyle w:val="TableParagraph"/>
+              <w:keepNext/>
+              <w:keepLines/>
+              <w:rPr>
+                <w:sz w:val="20"/>
+              </w:rPr>
+            </w:pPr>
+          </w:p>
+          <w:p>
+            <w:pPr>
+              <w:pStyle w:val="TableParagraph"/>
+              <w:keepNext/>
+              <w:keepLines/>
               <w:spacing w:before="47"/>
               <w:rPr>
                 <w:sz w:val="20"/>
@@ -3440,6 +3653,8 @@
           <w:p>
             <w:pPr>
               <w:pStyle w:val="TableParagraph"/>
+              <w:keepNext/>
+              <w:keepLines/>
               <w:tabs>
                 <w:tab w:val="left" w:pos="4229"/>
               </w:tabs>
@@ -3481,12 +3696,14 @@
         </w:tc>
         <w:tc>
           <w:tcPr>
-            <w:tcW w:w="5580" w:type="dxa"/>
-            <w:gridSpan w:val="2"/>
+            <w:tcW w:w="6205" w:type="dxa"/>
+            <w:gridSpan w:val="3"/>
           </w:tcPr>
           <w:p>
             <w:pPr>
               <w:pStyle w:val="TableParagraph"/>
+              <w:keepNext/>
+              <w:keepLines/>
               <w:tabs>
                 <w:tab w:val="left" w:pos="2264"/>
               </w:tabs>
@@ -3533,6 +3750,8 @@
           <w:p>
             <w:pPr>
               <w:pStyle w:val="TableParagraph"/>
+              <w:keepNext/>
+              <w:keepLines/>
               <w:tabs>
                 <w:tab w:val="left" w:pos="2264"/>
               </w:tabs>
@@ -3579,6 +3798,8 @@
           <w:p>
             <w:pPr>
               <w:pStyle w:val="TableParagraph"/>
+              <w:keepNext/>
+              <w:keepLines/>
               <w:tabs>
                 <w:tab w:val="left" w:pos="2264"/>
               </w:tabs>
@@ -3618,6 +3839,8 @@
           <w:p>
             <w:pPr>
               <w:pStyle w:val="TableParagraph"/>
+              <w:keepNext/>
+              <w:keepLines/>
               <w:tabs>
                 <w:tab w:val="left" w:pos="2264"/>
               </w:tabs>
@@ -3651,30 +3874,38 @@
           <w:p>
             <w:pPr>
               <w:pStyle w:val="TableParagraph"/>
-              <w:rPr>
-                <w:sz w:val="20"/>
-              </w:rPr>
-            </w:pPr>
-          </w:p>
-          <w:p>
-            <w:pPr>
-              <w:pStyle w:val="TableParagraph"/>
-              <w:rPr>
-                <w:sz w:val="20"/>
-              </w:rPr>
-            </w:pPr>
-          </w:p>
-          <w:p>
-            <w:pPr>
-              <w:pStyle w:val="TableParagraph"/>
-              <w:rPr>
-                <w:sz w:val="20"/>
-              </w:rPr>
-            </w:pPr>
-          </w:p>
-          <w:p>
-            <w:pPr>
-              <w:pStyle w:val="TableParagraph"/>
+              <w:keepNext/>
+              <w:keepLines/>
+              <w:rPr>
+                <w:sz w:val="20"/>
+              </w:rPr>
+            </w:pPr>
+          </w:p>
+          <w:p>
+            <w:pPr>
+              <w:pStyle w:val="TableParagraph"/>
+              <w:keepNext/>
+              <w:keepLines/>
+              <w:rPr>
+                <w:sz w:val="20"/>
+              </w:rPr>
+            </w:pPr>
+          </w:p>
+          <w:p>
+            <w:pPr>
+              <w:pStyle w:val="TableParagraph"/>
+              <w:keepNext/>
+              <w:keepLines/>
+              <w:rPr>
+                <w:sz w:val="20"/>
+              </w:rPr>
+            </w:pPr>
+          </w:p>
+          <w:p>
+            <w:pPr>
+              <w:pStyle w:val="TableParagraph"/>
+              <w:keepNext/>
+              <w:keepLines/>
               <w:spacing w:before="28"/>
               <w:rPr>
                 <w:sz w:val="20"/>
@@ -3684,6 +3915,8 @@
           <w:p>
             <w:pPr>
               <w:pStyle w:val="TableParagraph"/>
+              <w:keepNext/>
+              <w:keepLines/>
               <w:tabs>
                 <w:tab w:val="left" w:pos="4502"/>
               </w:tabs>
@@ -3732,17 +3965,35 @@
         </w:tc>
       </w:tr>
       <w:tr>
+        <w:tblPrEx>
+          <w:tblBorders>
+            <w:top w:val="single" w:sz="4" w:space="0" w:color="000000"/>
+            <w:left w:val="single" w:sz="4" w:space="0" w:color="000000"/>
+            <w:bottom w:val="single" w:sz="4" w:space="0" w:color="000000"/>
+            <w:right w:val="single" w:sz="4" w:space="0" w:color="000000"/>
+            <w:insideH w:val="single" w:sz="4" w:space="0" w:color="000000"/>
+            <w:insideV w:val="single" w:sz="4" w:space="0" w:color="000000"/>
+          </w:tblBorders>
+          <w:tblCellMar>
+            <w:left w:w="0" w:type="dxa"/>
+            <w:right w:w="0" w:type="dxa"/>
+          </w:tblCellMar>
+          <w:tblLook w:val="01E0" w:firstRow="1" w:lastRow="1" w:firstColumn="1" w:lastColumn="1" w:noHBand="0" w:noVBand="0"/>
+        </w:tblPrEx>
         <w:trPr>
+          <w:cantSplit/>
           <w:trHeight w:val="3070"/>
         </w:trPr>
         <w:tc>
           <w:tcPr>
-            <w:tcW w:w="5309" w:type="dxa"/>
+            <w:tcW w:w="4994" w:type="dxa"/>
             <w:vMerge w:val="restart"/>
           </w:tcPr>
           <w:p>
             <w:pPr>
               <w:pStyle w:val="TableParagraph"/>
+              <w:keepNext/>
+              <w:keepLines/>
               <w:tabs>
                 <w:tab w:val="left" w:pos="2087"/>
               </w:tabs>
@@ -3756,6 +4007,7 @@
               <w:rPr>
                 <w:sz w:val="20"/>
               </w:rPr>
+              <w:lastRenderedPageBreak/>
               <w:t>V.</w:t>
             </w:r>
             <w:r>
@@ -3821,14 +4073,18 @@
           <w:p>
             <w:pPr>
               <w:pStyle w:val="TableParagraph"/>
-              <w:rPr>
-                <w:sz w:val="20"/>
-              </w:rPr>
-            </w:pPr>
-          </w:p>
-          <w:p>
-            <w:pPr>
-              <w:pStyle w:val="TableParagraph"/>
+              <w:keepNext/>
+              <w:keepLines/>
+              <w:rPr>
+                <w:sz w:val="20"/>
+              </w:rPr>
+            </w:pPr>
+          </w:p>
+          <w:p>
+            <w:pPr>
+              <w:pStyle w:val="TableParagraph"/>
+              <w:keepNext/>
+              <w:keepLines/>
               <w:spacing w:before="92"/>
               <w:rPr>
                 <w:sz w:val="20"/>
@@ -3838,6 +4094,8 @@
           <w:p>
             <w:pPr>
               <w:pStyle w:val="TableParagraph"/>
+              <w:keepNext/>
+              <w:keepLines/>
               <w:spacing w:before="1"/>
               <w:ind w:left="5" w:right="11"/>
               <w:jc w:val="center"/>
@@ -3882,38 +4140,48 @@
           <w:p>
             <w:pPr>
               <w:pStyle w:val="TableParagraph"/>
-              <w:rPr>
-                <w:sz w:val="20"/>
-              </w:rPr>
-            </w:pPr>
-          </w:p>
-          <w:p>
-            <w:pPr>
-              <w:pStyle w:val="TableParagraph"/>
-              <w:rPr>
-                <w:sz w:val="20"/>
-              </w:rPr>
-            </w:pPr>
-          </w:p>
-          <w:p>
-            <w:pPr>
-              <w:pStyle w:val="TableParagraph"/>
-              <w:rPr>
-                <w:sz w:val="20"/>
-              </w:rPr>
-            </w:pPr>
-          </w:p>
-          <w:p>
-            <w:pPr>
-              <w:pStyle w:val="TableParagraph"/>
-              <w:rPr>
-                <w:sz w:val="20"/>
-              </w:rPr>
-            </w:pPr>
-          </w:p>
-          <w:p>
-            <w:pPr>
-              <w:pStyle w:val="TableParagraph"/>
+              <w:keepNext/>
+              <w:keepLines/>
+              <w:rPr>
+                <w:sz w:val="20"/>
+              </w:rPr>
+            </w:pPr>
+          </w:p>
+          <w:p>
+            <w:pPr>
+              <w:pStyle w:val="TableParagraph"/>
+              <w:keepNext/>
+              <w:keepLines/>
+              <w:rPr>
+                <w:sz w:val="20"/>
+              </w:rPr>
+            </w:pPr>
+          </w:p>
+          <w:p>
+            <w:pPr>
+              <w:pStyle w:val="TableParagraph"/>
+              <w:keepNext/>
+              <w:keepLines/>
+              <w:rPr>
+                <w:sz w:val="20"/>
+              </w:rPr>
+            </w:pPr>
+          </w:p>
+          <w:p>
+            <w:pPr>
+              <w:pStyle w:val="TableParagraph"/>
+              <w:keepNext/>
+              <w:keepLines/>
+              <w:rPr>
+                <w:sz w:val="20"/>
+              </w:rPr>
+            </w:pPr>
+          </w:p>
+          <w:p>
+            <w:pPr>
+              <w:pStyle w:val="TableParagraph"/>
+              <w:keepNext/>
+              <w:keepLines/>
               <w:spacing w:before="228"/>
               <w:rPr>
                 <w:sz w:val="20"/>
@@ -3923,6 +4191,8 @@
           <w:p>
             <w:pPr>
               <w:pStyle w:val="TableParagraph"/>
+              <w:keepNext/>
+              <w:keepLines/>
               <w:ind w:left="11" w:right="6"/>
               <w:jc w:val="center"/>
               <w:rPr>
@@ -4048,6 +4318,8 @@
           <w:p>
             <w:pPr>
               <w:pStyle w:val="TableParagraph"/>
+              <w:keepNext/>
+              <w:keepLines/>
               <w:spacing w:before="2"/>
               <w:ind w:left="6" w:right="6"/>
               <w:jc w:val="center"/>
@@ -4079,8 +4351,8 @@
         </w:tc>
         <w:tc>
           <w:tcPr>
-            <w:tcW w:w="5580" w:type="dxa"/>
-            <w:gridSpan w:val="2"/>
+            <w:tcW w:w="6205" w:type="dxa"/>
+            <w:gridSpan w:val="3"/>
             <w:tcBorders>
               <w:bottom w:val="nil"/>
             </w:tcBorders>
@@ -4088,6 +4360,8 @@
           <w:p>
             <w:pPr>
               <w:pStyle w:val="TableParagraph"/>
+              <w:keepNext/>
+              <w:keepLines/>
               <w:spacing w:before="91"/>
               <w:ind w:left="103" w:right="103"/>
               <w:jc w:val="both"/>
@@ -4112,6 +4386,8 @@
           <w:p>
             <w:pPr>
               <w:pStyle w:val="TableParagraph"/>
+              <w:keepNext/>
+              <w:keepLines/>
               <w:spacing w:before="229"/>
               <w:ind w:left="114" w:right="117"/>
               <w:jc w:val="center"/>
@@ -4156,46 +4432,58 @@
           <w:p>
             <w:pPr>
               <w:pStyle w:val="TableParagraph"/>
-              <w:rPr>
-                <w:sz w:val="20"/>
-              </w:rPr>
-            </w:pPr>
-          </w:p>
-          <w:p>
-            <w:pPr>
-              <w:pStyle w:val="TableParagraph"/>
-              <w:rPr>
-                <w:sz w:val="20"/>
-              </w:rPr>
-            </w:pPr>
-          </w:p>
-          <w:p>
-            <w:pPr>
-              <w:pStyle w:val="TableParagraph"/>
-              <w:rPr>
-                <w:sz w:val="20"/>
-              </w:rPr>
-            </w:pPr>
-          </w:p>
-          <w:p>
-            <w:pPr>
-              <w:pStyle w:val="TableParagraph"/>
-              <w:rPr>
-                <w:sz w:val="20"/>
-              </w:rPr>
-            </w:pPr>
-          </w:p>
-          <w:p>
-            <w:pPr>
-              <w:pStyle w:val="TableParagraph"/>
-              <w:rPr>
-                <w:sz w:val="20"/>
-              </w:rPr>
-            </w:pPr>
-          </w:p>
-          <w:p>
-            <w:pPr>
-              <w:pStyle w:val="TableParagraph"/>
+              <w:keepNext/>
+              <w:keepLines/>
+              <w:rPr>
+                <w:sz w:val="20"/>
+              </w:rPr>
+            </w:pPr>
+          </w:p>
+          <w:p>
+            <w:pPr>
+              <w:pStyle w:val="TableParagraph"/>
+              <w:keepNext/>
+              <w:keepLines/>
+              <w:rPr>
+                <w:sz w:val="20"/>
+              </w:rPr>
+            </w:pPr>
+          </w:p>
+          <w:p>
+            <w:pPr>
+              <w:pStyle w:val="TableParagraph"/>
+              <w:keepNext/>
+              <w:keepLines/>
+              <w:rPr>
+                <w:sz w:val="20"/>
+              </w:rPr>
+            </w:pPr>
+          </w:p>
+          <w:p>
+            <w:pPr>
+              <w:pStyle w:val="TableParagraph"/>
+              <w:keepNext/>
+              <w:keepLines/>
+              <w:rPr>
+                <w:sz w:val="20"/>
+              </w:rPr>
+            </w:pPr>
+          </w:p>
+          <w:p>
+            <w:pPr>
+              <w:pStyle w:val="TableParagraph"/>
+              <w:keepNext/>
+              <w:keepLines/>
+              <w:rPr>
+                <w:sz w:val="20"/>
+              </w:rPr>
+            </w:pPr>
+          </w:p>
+          <w:p>
+            <w:pPr>
+              <w:pStyle w:val="TableParagraph"/>
+              <w:keepNext/>
+              <w:keepLines/>
               <w:spacing w:before="2"/>
               <w:rPr>
                 <w:sz w:val="20"/>
@@ -4205,6 +4493,8 @@
           <w:p>
             <w:pPr>
               <w:pStyle w:val="TableParagraph"/>
+              <w:keepNext/>
+              <w:keepLines/>
               <w:spacing w:line="199" w:lineRule="exact"/>
               <w:jc w:val="center"/>
               <w:rPr>
@@ -4230,12 +4520,28 @@
         </w:tc>
       </w:tr>
       <w:tr>
+        <w:tblPrEx>
+          <w:tblBorders>
+            <w:top w:val="single" w:sz="4" w:space="0" w:color="000000"/>
+            <w:left w:val="single" w:sz="4" w:space="0" w:color="000000"/>
+            <w:bottom w:val="single" w:sz="4" w:space="0" w:color="000000"/>
+            <w:right w:val="single" w:sz="4" w:space="0" w:color="000000"/>
+            <w:insideH w:val="single" w:sz="4" w:space="0" w:color="000000"/>
+            <w:insideV w:val="single" w:sz="4" w:space="0" w:color="000000"/>
+          </w:tblBorders>
+          <w:tblCellMar>
+            <w:left w:w="0" w:type="dxa"/>
+            <w:right w:w="0" w:type="dxa"/>
+          </w:tblCellMar>
+          <w:tblLook w:val="01E0" w:firstRow="1" w:lastRow="1" w:firstColumn="1" w:lastColumn="1" w:noHBand="0" w:noVBand="0"/>
+        </w:tblPrEx>
         <w:trPr>
+          <w:cantSplit/>
           <w:trHeight w:val="234"/>
         </w:trPr>
         <w:tc>
           <w:tcPr>
-            <w:tcW w:w="5309" w:type="dxa"/>
+            <w:tcW w:w="4994" w:type="dxa"/>
             <w:vMerge/>
             <w:tcBorders>
               <w:top w:val="nil"/>
@@ -4243,6 +4549,8 @@
           </w:tcPr>
           <w:p>
             <w:pPr>
+              <w:keepNext/>
+              <w:keepLines/>
               <w:rPr>
                 <w:sz w:val="2"/>
                 <w:szCs w:val="2"/>
@@ -4252,7 +4560,7 @@
         </w:tc>
         <w:tc>
           <w:tcPr>
-            <w:tcW w:w="2008" w:type="dxa"/>
+            <w:tcW w:w="1892" w:type="dxa"/>
             <w:tcBorders>
               <w:top w:val="nil"/>
               <w:right w:val="single" w:sz="36" w:space="0" w:color="F6F6F8"/>
@@ -4261,6 +4569,8 @@
           <w:p>
             <w:pPr>
               <w:pStyle w:val="TableParagraph"/>
+              <w:keepNext/>
+              <w:keepLines/>
               <w:spacing w:line="214" w:lineRule="exact"/>
               <w:ind w:right="36"/>
               <w:jc w:val="right"/>
@@ -4279,7 +4589,8 @@
         </w:tc>
         <w:tc>
           <w:tcPr>
-            <w:tcW w:w="3572" w:type="dxa"/>
+            <w:tcW w:w="4313" w:type="dxa"/>
+            <w:gridSpan w:val="2"/>
             <w:tcBorders>
               <w:top w:val="nil"/>
               <w:left w:val="single" w:sz="36" w:space="0" w:color="F6F6F8"/>
@@ -4288,6 +4599,8 @@
           <w:p>
             <w:pPr>
               <w:pStyle w:val="TableParagraph"/>
+              <w:keepNext/>
+              <w:keepLines/>
               <w:spacing w:line="214" w:lineRule="exact"/>
               <w:ind w:left="-8"/>
               <w:rPr>
@@ -4305,17 +4618,35 @@
         </w:tc>
       </w:tr>
       <w:tr>
+        <w:tblPrEx>
+          <w:tblBorders>
+            <w:top w:val="single" w:sz="4" w:space="0" w:color="000000"/>
+            <w:left w:val="single" w:sz="4" w:space="0" w:color="000000"/>
+            <w:bottom w:val="single" w:sz="4" w:space="0" w:color="000000"/>
+            <w:right w:val="single" w:sz="4" w:space="0" w:color="000000"/>
+            <w:insideH w:val="single" w:sz="4" w:space="0" w:color="000000"/>
+            <w:insideV w:val="single" w:sz="4" w:space="0" w:color="000000"/>
+          </w:tblBorders>
+          <w:tblCellMar>
+            <w:left w:w="0" w:type="dxa"/>
+            <w:right w:w="0" w:type="dxa"/>
+          </w:tblCellMar>
+          <w:tblLook w:val="01E0" w:firstRow="1" w:lastRow="1" w:firstColumn="1" w:lastColumn="1" w:noHBand="0" w:noVBand="0"/>
+        </w:tblPrEx>
         <w:trPr>
+          <w:cantSplit/>
           <w:trHeight w:val="686"/>
         </w:trPr>
         <w:tc>
           <w:tcPr>
-            <w:tcW w:w="10889" w:type="dxa"/>
-            <w:gridSpan w:val="3"/>
+            <w:tcW w:w="11199" w:type="dxa"/>
+            <w:gridSpan w:val="4"/>
           </w:tcPr>
           <w:p>
             <w:pPr>
               <w:pStyle w:val="TableParagraph"/>
+              <w:keepNext/>
+              <w:keepLines/>
               <w:spacing w:line="225" w:lineRule="exact"/>
               <w:ind w:left="107"/>
               <w:rPr>
@@ -4365,17 +4696,35 @@
         </w:tc>
       </w:tr>
       <w:tr>
+        <w:tblPrEx>
+          <w:tblBorders>
+            <w:top w:val="single" w:sz="4" w:space="0" w:color="000000"/>
+            <w:left w:val="single" w:sz="4" w:space="0" w:color="000000"/>
+            <w:bottom w:val="single" w:sz="4" w:space="0" w:color="000000"/>
+            <w:right w:val="single" w:sz="4" w:space="0" w:color="000000"/>
+            <w:insideH w:val="single" w:sz="4" w:space="0" w:color="000000"/>
+            <w:insideV w:val="single" w:sz="4" w:space="0" w:color="000000"/>
+          </w:tblBorders>
+          <w:tblCellMar>
+            <w:left w:w="0" w:type="dxa"/>
+            <w:right w:w="0" w:type="dxa"/>
+          </w:tblCellMar>
+          <w:tblLook w:val="01E0" w:firstRow="1" w:lastRow="1" w:firstColumn="1" w:lastColumn="1" w:noHBand="0" w:noVBand="0"/>
+        </w:tblPrEx>
         <w:trPr>
+          <w:cantSplit/>
           <w:trHeight w:val="921"/>
         </w:trPr>
         <w:tc>
           <w:tcPr>
-            <w:tcW w:w="10889" w:type="dxa"/>
-            <w:gridSpan w:val="3"/>
+            <w:tcW w:w="11199" w:type="dxa"/>
+            <w:gridSpan w:val="4"/>
           </w:tcPr>
           <w:p>
             <w:pPr>
               <w:pStyle w:val="TableParagraph"/>
+              <w:keepNext/>
+              <w:keepLines/>
               <w:spacing w:line="228" w:lineRule="exact"/>
               <w:ind w:left="107"/>
               <w:rPr>
@@ -4406,6 +4755,8 @@
           <w:p>
             <w:pPr>
               <w:pStyle w:val="TableParagraph"/>
+              <w:keepNext/>
+              <w:keepLines/>
               <w:spacing w:line="229" w:lineRule="exact"/>
               <w:ind w:left="107"/>
               <w:rPr>
@@ -4592,6 +4943,7 @@
           <w:p>
             <w:pPr>
               <w:pStyle w:val="TableParagraph"/>
+              <w:keepLines/>
               <w:spacing w:line="228" w:lineRule="exact"/>
               <w:ind w:left="107"/>
               <w:rPr>
@@ -4820,9 +5172,10 @@
       </w:r>
     </w:p>
     <w:sectPr>
-      <w:pgSz w:w="12240" w:h="18720"/>
+      <w:pgSz w:w="11906" w:h="16838" w:code="9"/>
       <w:pgMar w:top="600" w:right="360" w:bottom="820" w:left="360" w:header="0" w:footer="639" w:gutter="0"/>
       <w:cols w:space="720"/>
+      <w:docGrid w:linePitch="299"/>
     </w:sectPr>
   </w:body>
 </w:document>

--- a/resources/documents/Template_SPT_Perjadin_COLLECTIVE_V5.docx
+++ b/resources/documents/Template_SPT_Perjadin_COLLECTIVE_V5.docx
@@ -1718,6 +1718,7 @@
                     <w:tabs>
                       <w:tab w:val="left" w:pos="0"/>
                     </w:tabs>
+                    <w:spacing w:line="276" w:lineRule="auto"/>
                     <w:ind w:left="2160"/>
                     <w:jc w:val="center"/>
                   </w:pPr>
@@ -1738,7 +1739,7 @@
                       <w:tab w:val="left" w:pos="0"/>
                       <w:tab w:val="left" w:pos="273"/>
                     </w:tabs>
-                    <w:spacing w:before="240" w:after="240"/>
+                    <w:spacing w:before="360" w:after="360"/>
                     <w:ind w:left="2160"/>
                     <w:jc w:val="center"/>
                   </w:pPr>
@@ -1754,7 +1755,7 @@
                       <w:tab w:val="left" w:pos="0"/>
                       <w:tab w:val="left" w:pos="273"/>
                     </w:tabs>
-                    <w:spacing w:after="160"/>
+                    <w:spacing w:before="120" w:after="160"/>
                     <w:ind w:left="2160"/>
                     <w:jc w:val="center"/>
                   </w:pPr>
@@ -2072,7 +2073,16 @@
               <w:rPr>
                 <w:sz w:val="20"/>
               </w:rPr>
-            </w:pPr>
+              <w:jc w:val="center"/>
+            </w:pPr>
+            <w:r>
+              <w:rPr>
+                <w:rFonts w:ascii="Arial" w:hAnsi="Arial"/>
+                <w:sz w:val="20"/>
+                <w:szCs w:val="20"/>
+              </w:rPr>
+              <w:t>${ttd_pengirim}</w:t>
+            </w:r>
           </w:p>
           <w:p>
             <w:pPr>
@@ -4457,6 +4467,7 @@
               <w:rPr>
                 <w:sz w:val="20"/>
               </w:rPr>
+              <w:jc w:val="center"/>
             </w:pPr>
           </w:p>
           <w:p>
@@ -5064,113 +5075,6 @@
         </w:tc>
       </w:tr>
     </w:tbl>
-    <w:p>
-      <w:pPr>
-        <w:rPr>
-          <w:sz w:val="2"/>
-          <w:szCs w:val="2"/>
-        </w:rPr>
-      </w:pPr>
-      <w:r>
-        <w:rPr>
-          <w:noProof/>
-          <w:sz w:val="2"/>
-          <w:szCs w:val="2"/>
-        </w:rPr>
-        <mc:AlternateContent>
-          <mc:Choice Requires="wps">
-            <w:drawing>
-              <wp:anchor distT="0" distB="0" distL="0" distR="0" simplePos="0" relativeHeight="487472128" behindDoc="1" locked="0" layoutInCell="1" allowOverlap="1" wp14:anchorId="43C63355" wp14:editId="25AC19F9">
-                <wp:simplePos x="0" y="0"/>
-                <wp:positionH relativeFrom="page">
-                  <wp:posOffset>5254371</wp:posOffset>
-                </wp:positionH>
-                <wp:positionV relativeFrom="page">
-                  <wp:posOffset>1841211</wp:posOffset>
-                </wp:positionV>
-                <wp:extent cx="851535" cy="142240"/>
-                <wp:effectExtent l="0" t="0" r="0" b="0"/>
-                <wp:wrapNone/>
-                <wp:docPr id="22" name="Textbox 22"/>
-                <wp:cNvGraphicFramePr>
-                  <a:graphicFrameLocks xmlns:a="http://schemas.openxmlformats.org/drawingml/2006/main"/>
-                </wp:cNvGraphicFramePr>
-                <a:graphic xmlns:a="http://schemas.openxmlformats.org/drawingml/2006/main">
-                  <a:graphicData uri="http://schemas.microsoft.com/office/word/2010/wordprocessingShape">
-                    <wps:wsp>
-                      <wps:cNvSpPr txBox="1">
-                        <a:spLocks/>
-                      </wps:cNvSpPr>
-                      <wps:spPr>
-                        <a:xfrm>
-                          <a:off x="0" y="0"/>
-                          <a:ext cx="851535" cy="142240"/>
-                        </a:xfrm>
-                        <a:prstGeom prst="rect">
-                          <a:avLst/>
-                        </a:prstGeom>
-                      </wps:spPr>
-                      <wps:txbx>
-                        <w:txbxContent>
-                          <w:p>
-                            <w:pPr>
-                              <w:spacing w:line="223" w:lineRule="exact"/>
-                              <w:rPr>
-                                <w:sz w:val="20"/>
-                              </w:rPr>
-                            </w:pPr>
-                            <w:r>
-                              <w:rPr>
-                                <w:spacing w:val="-2"/>
-                                <w:sz w:val="20"/>
-                              </w:rPr>
-                              <w:t>${ttd_pengirim}</w:t>
-                            </w:r>
-                          </w:p>
-                        </w:txbxContent>
-                      </wps:txbx>
-                      <wps:bodyPr wrap="square" lIns="0" tIns="0" rIns="0" bIns="0" rtlCol="0">
-                        <a:noAutofit/>
-                      </wps:bodyPr>
-                    </wps:wsp>
-                  </a:graphicData>
-                </a:graphic>
-              </wp:anchor>
-            </w:drawing>
-          </mc:Choice>
-          <mc:Fallback>
-            <w:pict>
-              <v:shapetype w14:anchorId="43C63355" id="_x0000_t202" coordsize="21600,21600" o:spt="202" path="m,l,21600r21600,l21600,xe">
-                <v:stroke joinstyle="miter"/>
-                <v:path gradientshapeok="t" o:connecttype="rect"/>
-              </v:shapetype>
-              <v:shape id="Textbox 22" o:spid="_x0000_s1026" type="#_x0000_t202" style="position:absolute;margin-left:413.75pt;margin-top:145pt;width:67.05pt;height:11.2pt;z-index:-15844352;visibility:visible;mso-wrap-style:square;mso-wrap-distance-left:0;mso-wrap-distance-top:0;mso-wrap-distance-right:0;mso-wrap-distance-bottom:0;mso-position-horizontal:absolute;mso-position-horizontal-relative:page;mso-position-vertical:absolute;mso-position-vertical-relative:page;v-text-anchor:top" o:gfxdata="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" filled="f" stroked="f">
-                <v:textbox inset="0,0,0,0">
-                  <w:txbxContent>
-                    <w:p>
-                      <w:pPr>
-                        <w:spacing w:line="223" w:lineRule="exact"/>
-                        <w:rPr>
-                          <w:sz w:val="20"/>
-                        </w:rPr>
-                      </w:pPr>
-                      <w:r>
-                        <w:rPr>
-                          <w:spacing w:val="-2"/>
-                          <w:sz w:val="20"/>
-                        </w:rPr>
-                        <w:t>${ttd_pengirim}</w:t>
-                      </w:r>
-                    </w:p>
-                  </w:txbxContent>
-                </v:textbox>
-                <w10:wrap anchorx="page" anchory="page"/>
-              </v:shape>
-            </w:pict>
-          </mc:Fallback>
-        </mc:AlternateContent>
-      </w:r>
-    </w:p>
     <w:sectPr>
       <w:pgSz w:w="11906" w:h="16838" w:code="9"/>
       <w:pgMar w:top="600" w:right="360" w:bottom="820" w:left="360" w:header="0" w:footer="639" w:gutter="0"/>

--- a/resources/documents/Template_SPT_Perjadin_COLLECTIVE_V5.docx
+++ b/resources/documents/Template_SPT_Perjadin_COLLECTIVE_V5.docx
@@ -1791,7 +1791,7 @@
         </w:tblPrEx>
         <w:trPr>
           <w:cantSplit/>
-          <w:trHeight w:val="3694"/>
+          <w:trHeight w:val="2550"/>
         </w:trPr>
         <w:tc>
           <w:tcPr>
@@ -2033,26 +2033,6 @@
               </w:rPr>
               <w:t>Pangkep</w:t>
             </w:r>
-          </w:p>
-          <w:p>
-            <w:pPr>
-              <w:pStyle w:val="TableParagraph"/>
-              <w:keepNext/>
-              <w:keepLines/>
-              <w:rPr>
-                <w:sz w:val="20"/>
-              </w:rPr>
-            </w:pPr>
-          </w:p>
-          <w:p>
-            <w:pPr>
-              <w:pStyle w:val="TableParagraph"/>
-              <w:keepNext/>
-              <w:keepLines/>
-              <w:rPr>
-                <w:sz w:val="20"/>
-              </w:rPr>
-            </w:pPr>
           </w:p>
           <w:p>
             <w:pPr>
@@ -2311,27 +2291,6 @@
               <w:pStyle w:val="TableParagraph"/>
               <w:keepNext/>
               <w:keepLines/>
-              <w:rPr>
-                <w:sz w:val="20"/>
-              </w:rPr>
-            </w:pPr>
-          </w:p>
-          <w:p>
-            <w:pPr>
-              <w:pStyle w:val="TableParagraph"/>
-              <w:keepNext/>
-              <w:keepLines/>
-              <w:spacing w:before="26"/>
-              <w:rPr>
-                <w:sz w:val="20"/>
-              </w:rPr>
-            </w:pPr>
-          </w:p>
-          <w:p>
-            <w:pPr>
-              <w:pStyle w:val="TableParagraph"/>
-              <w:keepNext/>
-              <w:keepLines/>
               <w:spacing w:line="228" w:lineRule="exact"/>
               <w:ind w:left="1559" w:right="1228" w:firstLine="4"/>
               <w:rPr>
@@ -2424,7 +2383,7 @@
         </w:tblPrEx>
         <w:trPr>
           <w:cantSplit/>
-          <w:trHeight w:val="2506"/>
+          <w:trHeight w:val="1800"/>
         </w:trPr>
         <w:tc>
           <w:tcPr>
@@ -2862,7 +2821,7 @@
               <w:pStyle w:val="TableParagraph"/>
               <w:keepNext/>
               <w:keepLines/>
-              <w:spacing w:before="211"/>
+              <w:spacing w:before="100"/>
               <w:rPr>
                 <w:sz w:val="20"/>
               </w:rPr>
@@ -2938,7 +2897,7 @@
         </w:tblPrEx>
         <w:trPr>
           <w:cantSplit/>
-          <w:trHeight w:val="2670"/>
+          <w:trHeight w:val="2350"/>
         </w:trPr>
         <w:tc>
           <w:tcPr>
@@ -3126,7 +3085,7 @@
               <w:pStyle w:val="TableParagraph"/>
               <w:keepNext/>
               <w:keepLines/>
-              <w:spacing w:before="171"/>
+              <w:spacing w:before="100"/>
               <w:rPr>
                 <w:sz w:val="20"/>
               </w:rPr>
@@ -3463,7 +3422,7 @@
         </w:tblPrEx>
         <w:trPr>
           <w:cantSplit/>
-          <w:trHeight w:val="2574"/>
+          <w:trHeight w:val="2250"/>
         </w:trPr>
         <w:tc>
           <w:tcPr>
@@ -3992,7 +3951,7 @@
         </w:tblPrEx>
         <w:trPr>
           <w:cantSplit/>
-          <w:trHeight w:val="3070"/>
+          <w:trHeight w:val="2900"/>
         </w:trPr>
         <w:tc>
           <w:tcPr>
@@ -4192,7 +4151,7 @@
               <w:pStyle w:val="TableParagraph"/>
               <w:keepNext/>
               <w:keepLines/>
-              <w:spacing w:before="228"/>
+              <w:spacing w:before="100"/>
               <w:rPr>
                 <w:sz w:val="20"/>
               </w:rPr>
@@ -4398,7 +4357,7 @@
               <w:pStyle w:val="TableParagraph"/>
               <w:keepNext/>
               <w:keepLines/>
-              <w:spacing w:before="229"/>
+              <w:spacing w:before="100"/>
               <w:ind w:left="114" w:right="117"/>
               <w:jc w:val="center"/>
               <w:rPr>
